--- a/downloads/legend_sheet.docx
+++ b/downloads/legend_sheet.docx
@@ -23,12 +23,6 @@
         <w:gridCol w:w="10466"/>
       </w:tblGrid>
       <w:tr>
-        <w:tblPrEx>
-          <w:tblCellMar>
-            <w:top w:w="0" w:type="dxa"/>
-            <w:bottom w:w="0" w:type="dxa"/>
-          </w:tblCellMar>
-        </w:tblPrEx>
         <w:tc>
           <w:tcPr>
             <w:tcW w:w="5000" w:type="pct"/>
@@ -111,31 +105,7 @@
                 <w:sz w:val="28"/>
                 <w:szCs w:val="28"/>
               </w:rPr>
-              <w:t>指南</w:t>
-            </w:r>
-            <w:proofErr w:type="gramStart"/>
-            <w:r>
-              <w:rPr>
-                <w:rFonts w:ascii="Microsoft JhengHei" w:eastAsia="Microsoft JhengHei" w:hAnsi="Microsoft JhengHei" w:cs="Microsoft JhengHei"/>
-                <w:b/>
-                <w:bCs/>
-                <w:color w:val="FFFFFF"/>
-                <w:sz w:val="28"/>
-                <w:szCs w:val="28"/>
-              </w:rPr>
-              <w:t>與圖</w:t>
-            </w:r>
-            <w:proofErr w:type="gramEnd"/>
-            <w:r>
-              <w:rPr>
-                <w:rFonts w:ascii="Microsoft JhengHei" w:eastAsia="Microsoft JhengHei" w:hAnsi="Microsoft JhengHei" w:cs="Microsoft JhengHei"/>
-                <w:b/>
-                <w:bCs/>
-                <w:color w:val="FFFFFF"/>
-                <w:sz w:val="28"/>
-                <w:szCs w:val="28"/>
-              </w:rPr>
-              <w:t>例卡</w:t>
+              <w:t>指南與圖例卡</w:t>
             </w:r>
           </w:p>
         </w:tc>
@@ -144,16 +114,12 @@
     <w:p>
       <w:pPr>
         <w:rPr>
-          <w:rFonts w:ascii="Aptos" w:eastAsia="Microsoft JhengHei" w:hAnsi="Aptos"/>
-        </w:rPr>
-      </w:pPr>
-    </w:p>
-    <w:p>
-      <w:pPr>
-        <w:rPr>
-          <w:rFonts w:ascii="Aptos" w:eastAsia="Microsoft JhengHei" w:hAnsi="Aptos"/>
-          <w:sz w:val="24"/>
-          <w:szCs w:val="24"/>
+          <w:rFonts w:ascii="Aptos" w:eastAsia="DengXian" w:hAnsi="Aptos"/>
+          <w:b/>
+          <w:bCs/>
+          <w:color w:val="2B3990"/>
+          <w:sz w:val="28"/>
+          <w:szCs w:val="28"/>
         </w:rPr>
       </w:pPr>
       <w:r>
@@ -165,9 +131,831 @@
           <w:sz w:val="28"/>
           <w:szCs w:val="28"/>
         </w:rPr>
-        <w:t>步驟</w:t>
+        <w:t>Padlet</w:t>
       </w:r>
       <w:r>
+        <w:rPr>
+          <w:rFonts w:ascii="Aptos" w:eastAsia="DengXian" w:hAnsi="Aptos" w:hint="eastAsia"/>
+          <w:b/>
+          <w:bCs/>
+          <w:color w:val="2B3990"/>
+          <w:sz w:val="28"/>
+          <w:szCs w:val="28"/>
+        </w:rPr>
+        <w:t>社區地圖進入方法</w:t>
+      </w:r>
+      <w:r>
+        <w:rPr>
+          <w:rFonts w:ascii="Aptos" w:eastAsia="DengXian" w:hAnsi="Aptos"/>
+          <w:b/>
+          <w:bCs/>
+          <w:color w:val="2B3990"/>
+          <w:sz w:val="28"/>
+          <w:szCs w:val="28"/>
+        </w:rPr>
+        <w:t xml:space="preserve"> (</w:t>
+      </w:r>
+      <w:r>
+        <w:rPr>
+          <w:rFonts w:ascii="Aptos" w:eastAsia="DengXian" w:hAnsi="Aptos" w:hint="eastAsia"/>
+          <w:b/>
+          <w:bCs/>
+          <w:color w:val="2B3990"/>
+          <w:sz w:val="28"/>
+          <w:szCs w:val="28"/>
+        </w:rPr>
+        <w:t>裝置需連接至網際網路</w:t>
+      </w:r>
+      <w:r>
+        <w:rPr>
+          <w:rFonts w:ascii="Aptos" w:eastAsia="DengXian" w:hAnsi="Aptos" w:hint="eastAsia"/>
+          <w:b/>
+          <w:bCs/>
+          <w:color w:val="2B3990"/>
+          <w:sz w:val="28"/>
+          <w:szCs w:val="28"/>
+        </w:rPr>
+        <w:t>)</w:t>
+      </w:r>
+    </w:p>
+    <w:p>
+      <w:pPr>
+        <w:rPr>
+          <w:rFonts w:ascii="Aptos" w:eastAsia="DengXian" w:hAnsi="Aptos"/>
+        </w:rPr>
+      </w:pPr>
+    </w:p>
+    <w:p>
+      <w:pPr>
+        <w:rPr>
+          <w:rFonts w:ascii="Aptos" w:eastAsia="DengXian" w:hAnsi="Aptos"/>
+        </w:rPr>
+      </w:pPr>
+    </w:p>
+    <w:p>
+      <w:pPr>
+        <w:rPr>
+          <w:rFonts w:ascii="Aptos" w:eastAsia="DengXian" w:hAnsi="Aptos"/>
+        </w:rPr>
+      </w:pPr>
+      <w:r>
+        <w:rPr>
+          <w:noProof/>
+        </w:rPr>
+        <w:drawing>
+          <wp:anchor distT="0" distB="0" distL="114300" distR="114300" simplePos="0" relativeHeight="251658240" behindDoc="0" locked="0" layoutInCell="1" allowOverlap="1" wp14:anchorId="7C4E5F0F" wp14:editId="6E43EC1A">
+            <wp:simplePos x="0" y="0"/>
+            <wp:positionH relativeFrom="margin">
+              <wp:align>right</wp:align>
+            </wp:positionH>
+            <wp:positionV relativeFrom="paragraph">
+              <wp:posOffset>179070</wp:posOffset>
+            </wp:positionV>
+            <wp:extent cx="4525010" cy="890270"/>
+            <wp:effectExtent l="0" t="0" r="8890" b="5080"/>
+            <wp:wrapSquare wrapText="bothSides"/>
+            <wp:docPr id="890769729" name="Picture 1"/>
+            <wp:cNvGraphicFramePr>
+              <a:graphicFrameLocks xmlns:a="http://schemas.openxmlformats.org/drawingml/2006/main" noChangeAspect="1"/>
+            </wp:cNvGraphicFramePr>
+            <a:graphic xmlns:a="http://schemas.openxmlformats.org/drawingml/2006/main">
+              <a:graphicData uri="http://schemas.openxmlformats.org/drawingml/2006/picture">
+                <pic:pic xmlns:pic="http://schemas.openxmlformats.org/drawingml/2006/picture">
+                  <pic:nvPicPr>
+                    <pic:cNvPr id="890769729" name="Picture 1"/>
+                    <pic:cNvPicPr/>
+                  </pic:nvPicPr>
+                  <pic:blipFill rotWithShape="1">
+                    <a:blip r:embed="rId7" cstate="print">
+                      <a:extLst>
+                        <a:ext uri="{28A0092B-C50C-407E-A947-70E740481C1C}">
+                          <a14:useLocalDpi xmlns:a14="http://schemas.microsoft.com/office/drawing/2010/main" val="0"/>
+                        </a:ext>
+                      </a:extLst>
+                    </a:blip>
+                    <a:srcRect r="1942"/>
+                    <a:stretch>
+                      <a:fillRect/>
+                    </a:stretch>
+                  </pic:blipFill>
+                  <pic:spPr bwMode="auto">
+                    <a:xfrm>
+                      <a:off x="0" y="0"/>
+                      <a:ext cx="4525010" cy="890270"/>
+                    </a:xfrm>
+                    <a:prstGeom prst="rect">
+                      <a:avLst/>
+                    </a:prstGeom>
+                    <a:ln>
+                      <a:noFill/>
+                    </a:ln>
+                    <a:extLst>
+                      <a:ext uri="{53640926-AAD7-44D8-BBD7-CCE9431645EC}">
+                        <a14:shadowObscured xmlns:a14="http://schemas.microsoft.com/office/drawing/2010/main"/>
+                      </a:ext>
+                    </a:extLst>
+                  </pic:spPr>
+                </pic:pic>
+              </a:graphicData>
+            </a:graphic>
+            <wp14:sizeRelH relativeFrom="page">
+              <wp14:pctWidth>0</wp14:pctWidth>
+            </wp14:sizeRelH>
+            <wp14:sizeRelV relativeFrom="page">
+              <wp14:pctHeight>0</wp14:pctHeight>
+            </wp14:sizeRelV>
+          </wp:anchor>
+        </w:drawing>
+      </w:r>
+      <w:r>
+        <w:rPr>
+          <w:rFonts w:ascii="Aptos" w:eastAsia="DengXian" w:hAnsi="Aptos" w:hint="eastAsia"/>
+        </w:rPr>
+        <w:t>找到</w:t>
+      </w:r>
+      <w:r>
+        <w:rPr>
+          <w:rFonts w:ascii="Aptos" w:eastAsia="DengXian" w:hAnsi="Aptos" w:hint="eastAsia"/>
+        </w:rPr>
+        <w:t>「</w:t>
+      </w:r>
+      <w:r>
+        <w:rPr>
+          <w:rFonts w:ascii="Aptos" w:eastAsia="DengXian" w:hAnsi="Aptos" w:hint="eastAsia"/>
+        </w:rPr>
+        <w:t>相機</w:t>
+      </w:r>
+      <w:r>
+        <w:rPr>
+          <w:rFonts w:ascii="Aptos" w:eastAsia="DengXian" w:hAnsi="Aptos" w:hint="eastAsia"/>
+        </w:rPr>
+        <w:t>」並</w:t>
+      </w:r>
+      <w:r>
+        <w:rPr>
+          <w:rFonts w:ascii="Aptos" w:eastAsia="DengXian" w:hAnsi="Aptos" w:hint="eastAsia"/>
+        </w:rPr>
+        <w:t>打開</w:t>
+      </w:r>
+      <w:r>
+        <w:rPr>
+          <w:rFonts w:ascii="Aptos" w:eastAsia="DengXian" w:hAnsi="Aptos" w:hint="eastAsia"/>
+        </w:rPr>
+        <w:t>程序</w:t>
+      </w:r>
+    </w:p>
+    <w:p>
+      <w:pPr>
+        <w:ind w:rightChars="440" w:right="968"/>
+        <w:rPr>
+          <w:rFonts w:ascii="Aptos" w:eastAsia="DengXian" w:hAnsi="Aptos"/>
+          <w:sz w:val="24"/>
+          <w:szCs w:val="24"/>
+        </w:rPr>
+      </w:pPr>
+    </w:p>
+    <w:p>
+      <w:pPr>
+        <w:ind w:rightChars="440" w:right="968"/>
+        <w:rPr>
+          <w:rFonts w:ascii="Aptos" w:eastAsia="DengXian" w:hAnsi="Aptos"/>
+          <w:sz w:val="24"/>
+          <w:szCs w:val="24"/>
+        </w:rPr>
+      </w:pPr>
+    </w:p>
+    <w:p>
+      <w:pPr>
+        <w:ind w:rightChars="440" w:right="968"/>
+        <w:rPr>
+          <w:rFonts w:ascii="Aptos" w:eastAsia="DengXian" w:hAnsi="Aptos"/>
+          <w:sz w:val="24"/>
+          <w:szCs w:val="24"/>
+        </w:rPr>
+      </w:pPr>
+    </w:p>
+    <w:p>
+      <w:pPr>
+        <w:ind w:rightChars="440" w:right="968"/>
+        <w:rPr>
+          <w:rFonts w:ascii="Aptos" w:eastAsia="DengXian" w:hAnsi="Aptos"/>
+          <w:sz w:val="24"/>
+          <w:szCs w:val="24"/>
+        </w:rPr>
+      </w:pPr>
+    </w:p>
+    <w:p>
+      <w:pPr>
+        <w:ind w:rightChars="440" w:right="968"/>
+        <w:rPr>
+          <w:rFonts w:ascii="Aptos" w:eastAsia="DengXian" w:hAnsi="Aptos"/>
+          <w:sz w:val="24"/>
+          <w:szCs w:val="24"/>
+        </w:rPr>
+      </w:pPr>
+    </w:p>
+    <w:p>
+      <w:pPr>
+        <w:ind w:rightChars="440" w:right="968"/>
+        <w:rPr>
+          <w:rFonts w:ascii="Aptos" w:eastAsia="DengXian" w:hAnsi="Aptos"/>
+          <w:sz w:val="24"/>
+          <w:szCs w:val="24"/>
+        </w:rPr>
+      </w:pPr>
+    </w:p>
+    <w:p>
+      <w:pPr>
+        <w:ind w:rightChars="440" w:right="968"/>
+        <w:rPr>
+          <w:rFonts w:ascii="Aptos" w:eastAsia="DengXian" w:hAnsi="Aptos"/>
+          <w:sz w:val="24"/>
+          <w:szCs w:val="24"/>
+        </w:rPr>
+      </w:pPr>
+    </w:p>
+    <w:p>
+      <w:pPr>
+        <w:ind w:rightChars="440" w:right="968"/>
+        <w:rPr>
+          <w:rFonts w:ascii="Aptos" w:eastAsia="DengXian" w:hAnsi="Aptos"/>
+          <w:sz w:val="24"/>
+          <w:szCs w:val="24"/>
+        </w:rPr>
+      </w:pPr>
+    </w:p>
+    <w:p>
+      <w:pPr>
+        <w:ind w:rightChars="440" w:right="968"/>
+        <w:rPr>
+          <w:rFonts w:ascii="Aptos" w:eastAsia="DengXian" w:hAnsi="Aptos"/>
+          <w:sz w:val="24"/>
+          <w:szCs w:val="24"/>
+        </w:rPr>
+      </w:pPr>
+      <w:r>
+        <w:rPr>
+          <w:rFonts w:ascii="Aptos" w:eastAsia="Microsoft JhengHei" w:hAnsi="Aptos" w:hint="eastAsia"/>
+          <w:noProof/>
+          <w:sz w:val="24"/>
+          <w:szCs w:val="24"/>
+        </w:rPr>
+        <mc:AlternateContent>
+          <mc:Choice Requires="wpg">
+            <w:drawing>
+              <wp:anchor distT="0" distB="0" distL="114300" distR="114300" simplePos="0" relativeHeight="251675648" behindDoc="0" locked="0" layoutInCell="1" allowOverlap="1" wp14:anchorId="586256ED" wp14:editId="588D4F82">
+                <wp:simplePos x="0" y="0"/>
+                <wp:positionH relativeFrom="column">
+                  <wp:posOffset>4083050</wp:posOffset>
+                </wp:positionH>
+                <wp:positionV relativeFrom="paragraph">
+                  <wp:posOffset>57785</wp:posOffset>
+                </wp:positionV>
+                <wp:extent cx="2496185" cy="2440940"/>
+                <wp:effectExtent l="0" t="0" r="0" b="0"/>
+                <wp:wrapSquare wrapText="bothSides"/>
+                <wp:docPr id="1507067665" name="Group 13"/>
+                <wp:cNvGraphicFramePr/>
+                <a:graphic xmlns:a="http://schemas.openxmlformats.org/drawingml/2006/main">
+                  <a:graphicData uri="http://schemas.microsoft.com/office/word/2010/wordprocessingGroup">
+                    <wpg:wgp>
+                      <wpg:cNvGrpSpPr/>
+                      <wpg:grpSpPr>
+                        <a:xfrm>
+                          <a:off x="0" y="0"/>
+                          <a:ext cx="2496185" cy="2440940"/>
+                          <a:chOff x="0" y="0"/>
+                          <a:chExt cx="2496185" cy="2441050"/>
+                        </a:xfrm>
+                      </wpg:grpSpPr>
+                      <pic:pic xmlns:pic="http://schemas.openxmlformats.org/drawingml/2006/picture">
+                        <pic:nvPicPr>
+                          <pic:cNvPr id="1125842283" name="Picture 3"/>
+                          <pic:cNvPicPr>
+                            <a:picLocks noChangeAspect="1"/>
+                          </pic:cNvPicPr>
+                        </pic:nvPicPr>
+                        <pic:blipFill rotWithShape="1">
+                          <a:blip r:embed="rId8" cstate="print">
+                            <a:extLst>
+                              <a:ext uri="{28A0092B-C50C-407E-A947-70E740481C1C}">
+                                <a14:useLocalDpi xmlns:a14="http://schemas.microsoft.com/office/drawing/2010/main" val="0"/>
+                              </a:ext>
+                            </a:extLst>
+                          </a:blip>
+                          <a:srcRect b="4757"/>
+                          <a:stretch>
+                            <a:fillRect/>
+                          </a:stretch>
+                        </pic:blipFill>
+                        <pic:spPr bwMode="auto">
+                          <a:xfrm>
+                            <a:off x="0" y="63610"/>
+                            <a:ext cx="2496185" cy="2377440"/>
+                          </a:xfrm>
+                          <a:prstGeom prst="rect">
+                            <a:avLst/>
+                          </a:prstGeom>
+                          <a:noFill/>
+                          <a:ln>
+                            <a:noFill/>
+                          </a:ln>
+                          <a:extLst>
+                            <a:ext uri="{53640926-AAD7-44D8-BBD7-CCE9431645EC}">
+                              <a14:shadowObscured xmlns:a14="http://schemas.microsoft.com/office/drawing/2010/main"/>
+                            </a:ext>
+                          </a:extLst>
+                        </pic:spPr>
+                      </pic:pic>
+                      <wps:wsp>
+                        <wps:cNvPr id="1858192461" name="Text Box 7"/>
+                        <wps:cNvSpPr txBox="1"/>
+                        <wps:spPr>
+                          <a:xfrm>
+                            <a:off x="441435" y="0"/>
+                            <a:ext cx="1446450" cy="301625"/>
+                          </a:xfrm>
+                          <a:prstGeom prst="rect">
+                            <a:avLst/>
+                          </a:prstGeom>
+                          <a:noFill/>
+                          <a:ln w="6350">
+                            <a:noFill/>
+                          </a:ln>
+                        </wps:spPr>
+                        <wps:txbx>
+                          <w:txbxContent>
+                            <w:p>
+                              <w:pPr>
+                                <w:ind w:left="200"/>
+                                <w:rPr>
+                                  <w:rFonts w:ascii="Aptos" w:eastAsia="Microsoft JhengHei" w:hAnsi="Aptos"/>
+                                  <w:color w:val="F04E69"/>
+                                </w:rPr>
+                              </w:pPr>
+                              <w:hyperlink r:id="rId9" w:tgtFrame="_blank" w:history="1">
+                                <w:r>
+                                  <w:rPr>
+                                    <w:rStyle w:val="Hyperlink"/>
+                                    <w:rFonts w:ascii="Aptos" w:eastAsia="Microsoft JhengHei" w:hAnsi="Aptos"/>
+                                    <w:color w:val="F04E69"/>
+                                  </w:rPr>
+                                  <w:t>qr.link/fwkPK</w:t>
+                                </w:r>
+                                <w:r>
+                                  <w:rPr>
+                                    <w:rStyle w:val="Hyperlink"/>
+                                    <w:rFonts w:ascii="Aptos" w:eastAsia="Microsoft JhengHei" w:hAnsi="Aptos"/>
+                                    <w:color w:val="F04E69"/>
+                                  </w:rPr>
+                                  <w:t>4</w:t>
+                                </w:r>
+                                <w:r>
+                                  <w:rPr>
+                                    <w:rStyle w:val="Hyperlink"/>
+                                    <w:rFonts w:ascii="Aptos" w:eastAsia="Microsoft JhengHei" w:hAnsi="Aptos"/>
+                                    <w:color w:val="F04E69"/>
+                                  </w:rPr>
+                                  <w:t>4</w:t>
+                                </w:r>
+                              </w:hyperlink>
+                            </w:p>
+                            <w:p>
+                              <w:pPr>
+                                <w:rPr>
+                                  <w:color w:val="F04E69"/>
+                                </w:rPr>
+                              </w:pPr>
+                            </w:p>
+                          </w:txbxContent>
+                        </wps:txbx>
+                        <wps:bodyPr rot="0" spcFirstLastPara="0" vertOverflow="overflow" horzOverflow="overflow" vert="horz" wrap="square" lIns="91440" tIns="45720" rIns="91440" bIns="45720" numCol="1" spcCol="0" rtlCol="0" fromWordArt="0" anchor="t" anchorCtr="0" forceAA="0" compatLnSpc="1">
+                          <a:prstTxWarp prst="textNoShape">
+                            <a:avLst/>
+                          </a:prstTxWarp>
+                          <a:noAutofit/>
+                        </wps:bodyPr>
+                      </wps:wsp>
+                    </wpg:wgp>
+                  </a:graphicData>
+                </a:graphic>
+                <wp14:sizeRelH relativeFrom="margin">
+                  <wp14:pctWidth>0</wp14:pctWidth>
+                </wp14:sizeRelH>
+                <wp14:sizeRelV relativeFrom="margin">
+                  <wp14:pctHeight>0</wp14:pctHeight>
+                </wp14:sizeRelV>
+              </wp:anchor>
+            </w:drawing>
+          </mc:Choice>
+          <mc:Fallback>
+            <w:pict>
+              <v:group w14:anchorId="586256ED" id="Group 13" o:spid="_x0000_s1026" style="position:absolute;margin-left:321.5pt;margin-top:4.55pt;width:196.55pt;height:192.2pt;z-index:251675648;mso-width-relative:margin;mso-height-relative:margin" coordsize="24961,24410" o:gfxdata="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">
+                <v:shapetype id="_x0000_t75" coordsize="21600,21600" o:spt="75" o:preferrelative="t" path="m@4@5l@4@11@9@11@9@5xe" filled="f" stroked="f">
+                  <v:stroke joinstyle="miter"/>
+                  <v:formulas>
+                    <v:f eqn="if lineDrawn pixelLineWidth 0"/>
+                    <v:f eqn="sum @0 1 0"/>
+                    <v:f eqn="sum 0 0 @1"/>
+                    <v:f eqn="prod @2 1 2"/>
+                    <v:f eqn="prod @3 21600 pixelWidth"/>
+                    <v:f eqn="prod @3 21600 pixelHeight"/>
+                    <v:f eqn="sum @0 0 1"/>
+                    <v:f eqn="prod @6 1 2"/>
+                    <v:f eqn="prod @7 21600 pixelWidth"/>
+                    <v:f eqn="sum @8 21600 0"/>
+                    <v:f eqn="prod @7 21600 pixelHeight"/>
+                    <v:f eqn="sum @10 21600 0"/>
+                  </v:formulas>
+                  <v:path o:extrusionok="f" gradientshapeok="t" o:connecttype="rect"/>
+                  <o:lock v:ext="edit" aspectratio="t"/>
+                </v:shapetype>
+                <v:shape id="Picture 3" o:spid="_x0000_s1027" type="#_x0000_t75" style="position:absolute;top:636;width:24961;height:23774;visibility:visible;mso-wrap-style:square" o:gfxdata="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">
+                  <v:imagedata r:id="rId10" o:title="" cropbottom="3118f"/>
+                </v:shape>
+                <v:shapetype id="_x0000_t202" coordsize="21600,21600" o:spt="202" path="m,l,21600r21600,l21600,xe">
+                  <v:stroke joinstyle="miter"/>
+                  <v:path gradientshapeok="t" o:connecttype="rect"/>
+                </v:shapetype>
+                <v:shape id="Text Box 7" o:spid="_x0000_s1028" type="#_x0000_t202" style="position:absolute;left:4414;width:14464;height:3016;visibility:visible;mso-wrap-style:square;v-text-anchor:top" o:gfxdata="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" filled="f" stroked="f" strokeweight=".5pt">
+                  <v:textbox>
+                    <w:txbxContent>
+                      <w:p>
+                        <w:pPr>
+                          <w:ind w:left="200"/>
+                          <w:rPr>
+                            <w:rFonts w:ascii="Aptos" w:eastAsia="Microsoft JhengHei" w:hAnsi="Aptos"/>
+                            <w:color w:val="F04E69"/>
+                          </w:rPr>
+                        </w:pPr>
+                        <w:hyperlink r:id="rId11" w:tgtFrame="_blank" w:history="1">
+                          <w:r>
+                            <w:rPr>
+                              <w:rStyle w:val="Hyperlink"/>
+                              <w:rFonts w:ascii="Aptos" w:eastAsia="Microsoft JhengHei" w:hAnsi="Aptos"/>
+                              <w:color w:val="F04E69"/>
+                            </w:rPr>
+                            <w:t>qr.link/fwkPK</w:t>
+                          </w:r>
+                          <w:r>
+                            <w:rPr>
+                              <w:rStyle w:val="Hyperlink"/>
+                              <w:rFonts w:ascii="Aptos" w:eastAsia="Microsoft JhengHei" w:hAnsi="Aptos"/>
+                              <w:color w:val="F04E69"/>
+                            </w:rPr>
+                            <w:t>4</w:t>
+                          </w:r>
+                          <w:r>
+                            <w:rPr>
+                              <w:rStyle w:val="Hyperlink"/>
+                              <w:rFonts w:ascii="Aptos" w:eastAsia="Microsoft JhengHei" w:hAnsi="Aptos"/>
+                              <w:color w:val="F04E69"/>
+                            </w:rPr>
+                            <w:t>4</w:t>
+                          </w:r>
+                        </w:hyperlink>
+                      </w:p>
+                      <w:p>
+                        <w:pPr>
+                          <w:rPr>
+                            <w:color w:val="F04E69"/>
+                          </w:rPr>
+                        </w:pPr>
+                      </w:p>
+                    </w:txbxContent>
+                  </v:textbox>
+                </v:shape>
+                <w10:wrap type="square"/>
+              </v:group>
+            </w:pict>
+          </mc:Fallback>
+        </mc:AlternateContent>
+      </w:r>
+    </w:p>
+    <w:p>
+      <w:pPr>
+        <w:pStyle w:val="ListParagraph"/>
+        <w:numPr>
+          <w:ilvl w:val="0"/>
+          <w:numId w:val="7"/>
+        </w:numPr>
+        <w:ind w:rightChars="440" w:right="968"/>
+        <w:rPr>
+          <w:rFonts w:ascii="Aptos" w:eastAsia="Microsoft JhengHei" w:hAnsi="Aptos"/>
+          <w:sz w:val="24"/>
+          <w:szCs w:val="24"/>
+        </w:rPr>
+      </w:pPr>
+      <w:r>
+        <w:rPr>
+          <w:rFonts w:ascii="Aptos" w:eastAsia="Microsoft JhengHei" w:hAnsi="Aptos" w:hint="eastAsia"/>
+          <w:sz w:val="24"/>
+          <w:szCs w:val="24"/>
+        </w:rPr>
+        <w:t>掃描二維碼進入「童亮自由玩！」社區地圖</w:t>
+      </w:r>
+      <w:r>
+        <w:rPr>
+          <w:rFonts w:ascii="Aptos" w:eastAsia="Microsoft JhengHei" w:hAnsi="Aptos" w:hint="eastAsia"/>
+          <w:sz w:val="24"/>
+          <w:szCs w:val="24"/>
+        </w:rPr>
+        <w:t>選項</w:t>
+      </w:r>
+    </w:p>
+    <w:p>
+      <w:pPr>
+        <w:pStyle w:val="ListParagraph"/>
+        <w:ind w:left="360" w:rightChars="440" w:right="968"/>
+        <w:rPr>
+          <w:rFonts w:ascii="Aptos" w:eastAsia="Microsoft JhengHei" w:hAnsi="Aptos"/>
+          <w:sz w:val="24"/>
+          <w:szCs w:val="24"/>
+        </w:rPr>
+      </w:pPr>
+      <w:r>
+        <w:rPr>
+          <w:rFonts w:ascii="DengXian" w:eastAsia="DengXian" w:hAnsi="DengXian" w:hint="eastAsia"/>
+          <w:sz w:val="24"/>
+          <w:szCs w:val="24"/>
+        </w:rPr>
+        <w:t>（或使用網址進入）</w:t>
+      </w:r>
+    </w:p>
+    <w:p>
+      <w:pPr>
+        <w:rPr>
+          <w:rFonts w:ascii="Aptos" w:eastAsia="DengXian" w:hAnsi="Aptos"/>
+        </w:rPr>
+      </w:pPr>
+    </w:p>
+    <w:p>
+      <w:pPr>
+        <w:rPr>
+          <w:rFonts w:ascii="Aptos" w:eastAsia="DengXian" w:hAnsi="Aptos"/>
+        </w:rPr>
+      </w:pPr>
+    </w:p>
+    <w:p>
+      <w:pPr>
+        <w:rPr>
+          <w:rFonts w:ascii="Aptos" w:eastAsia="DengXian" w:hAnsi="Aptos"/>
+        </w:rPr>
+      </w:pPr>
+    </w:p>
+    <w:p>
+      <w:pPr>
+        <w:rPr>
+          <w:rFonts w:ascii="Aptos" w:eastAsia="DengXian" w:hAnsi="Aptos"/>
+        </w:rPr>
+      </w:pPr>
+    </w:p>
+    <w:p>
+      <w:pPr>
+        <w:rPr>
+          <w:rFonts w:ascii="Aptos" w:eastAsia="DengXian" w:hAnsi="Aptos"/>
+        </w:rPr>
+      </w:pPr>
+    </w:p>
+    <w:p>
+      <w:pPr>
+        <w:rPr>
+          <w:rFonts w:ascii="Aptos" w:eastAsia="DengXian" w:hAnsi="Aptos"/>
+        </w:rPr>
+      </w:pPr>
+    </w:p>
+    <w:p>
+      <w:pPr>
+        <w:rPr>
+          <w:rFonts w:ascii="Aptos" w:eastAsia="DengXian" w:hAnsi="Aptos"/>
+        </w:rPr>
+      </w:pPr>
+    </w:p>
+    <w:p>
+      <w:pPr>
+        <w:rPr>
+          <w:rFonts w:ascii="Aptos" w:eastAsia="DengXian" w:hAnsi="Aptos"/>
+        </w:rPr>
+      </w:pPr>
+    </w:p>
+    <w:p>
+      <w:pPr>
+        <w:rPr>
+          <w:rFonts w:ascii="Aptos" w:eastAsia="DengXian" w:hAnsi="Aptos"/>
+        </w:rPr>
+      </w:pPr>
+    </w:p>
+    <w:p>
+      <w:pPr>
+        <w:rPr>
+          <w:rFonts w:ascii="Aptos" w:eastAsia="DengXian" w:hAnsi="Aptos"/>
+        </w:rPr>
+      </w:pPr>
+    </w:p>
+    <w:p>
+      <w:pPr>
+        <w:rPr>
+          <w:rFonts w:ascii="Aptos" w:eastAsia="DengXian" w:hAnsi="Aptos"/>
+        </w:rPr>
+      </w:pPr>
+    </w:p>
+    <w:p>
+      <w:pPr>
+        <w:rPr>
+          <w:rFonts w:ascii="Aptos" w:eastAsia="DengXian" w:hAnsi="Aptos"/>
+        </w:rPr>
+      </w:pPr>
+    </w:p>
+    <w:p>
+      <w:pPr>
+        <w:rPr>
+          <w:rFonts w:ascii="Aptos" w:eastAsia="DengXian" w:hAnsi="Aptos"/>
+        </w:rPr>
+      </w:pPr>
+    </w:p>
+    <w:p>
+      <w:pPr>
+        <w:rPr>
+          <w:rFonts w:ascii="Aptos" w:eastAsia="DengXian" w:hAnsi="Aptos"/>
+        </w:rPr>
+      </w:pPr>
+    </w:p>
+    <w:p>
+      <w:pPr>
+        <w:pStyle w:val="ListParagraph"/>
+        <w:numPr>
+          <w:ilvl w:val="0"/>
+          <w:numId w:val="7"/>
+        </w:numPr>
+        <w:rPr>
+          <w:rFonts w:ascii="Aptos" w:eastAsia="Microsoft JhengHei" w:hAnsi="Aptos"/>
+        </w:rPr>
+      </w:pPr>
+      <w:r>
+        <w:rPr>
+          <w:noProof/>
+        </w:rPr>
+        <w:drawing>
+          <wp:anchor distT="0" distB="0" distL="114300" distR="114300" simplePos="0" relativeHeight="251669504" behindDoc="0" locked="0" layoutInCell="1" allowOverlap="1" wp14:anchorId="5D7A44A8" wp14:editId="7C48FC12">
+            <wp:simplePos x="0" y="0"/>
+            <wp:positionH relativeFrom="margin">
+              <wp:posOffset>4015105</wp:posOffset>
+            </wp:positionH>
+            <wp:positionV relativeFrom="paragraph">
+              <wp:posOffset>53340</wp:posOffset>
+            </wp:positionV>
+            <wp:extent cx="2630805" cy="3303905"/>
+            <wp:effectExtent l="0" t="0" r="0" b="0"/>
+            <wp:wrapSquare wrapText="bothSides"/>
+            <wp:docPr id="1982321116" name="Picture 5"/>
+            <wp:cNvGraphicFramePr>
+              <a:graphicFrameLocks xmlns:a="http://schemas.openxmlformats.org/drawingml/2006/main" noChangeAspect="1"/>
+            </wp:cNvGraphicFramePr>
+            <a:graphic xmlns:a="http://schemas.openxmlformats.org/drawingml/2006/main">
+              <a:graphicData uri="http://schemas.openxmlformats.org/drawingml/2006/picture">
+                <pic:pic xmlns:pic="http://schemas.openxmlformats.org/drawingml/2006/picture">
+                  <pic:nvPicPr>
+                    <pic:cNvPr id="0" name="Picture 5"/>
+                    <pic:cNvPicPr>
+                      <a:picLocks noChangeAspect="1" noChangeArrowheads="1"/>
+                    </pic:cNvPicPr>
+                  </pic:nvPicPr>
+                  <pic:blipFill rotWithShape="1">
+                    <a:blip r:embed="rId12" cstate="print">
+                      <a:extLst>
+                        <a:ext uri="{28A0092B-C50C-407E-A947-70E740481C1C}">
+                          <a14:useLocalDpi xmlns:a14="http://schemas.microsoft.com/office/drawing/2010/main" val="0"/>
+                        </a:ext>
+                      </a:extLst>
+                    </a:blip>
+                    <a:srcRect t="6004" b="6819"/>
+                    <a:stretch>
+                      <a:fillRect/>
+                    </a:stretch>
+                  </pic:blipFill>
+                  <pic:spPr bwMode="auto">
+                    <a:xfrm>
+                      <a:off x="0" y="0"/>
+                      <a:ext cx="2630805" cy="3303905"/>
+                    </a:xfrm>
+                    <a:prstGeom prst="rect">
+                      <a:avLst/>
+                    </a:prstGeom>
+                    <a:noFill/>
+                    <a:ln>
+                      <a:noFill/>
+                    </a:ln>
+                    <a:extLst>
+                      <a:ext uri="{53640926-AAD7-44D8-BBD7-CCE9431645EC}">
+                        <a14:shadowObscured xmlns:a14="http://schemas.microsoft.com/office/drawing/2010/main"/>
+                      </a:ext>
+                    </a:extLst>
+                  </pic:spPr>
+                </pic:pic>
+              </a:graphicData>
+            </a:graphic>
+            <wp14:sizeRelH relativeFrom="page">
+              <wp14:pctWidth>0</wp14:pctWidth>
+            </wp14:sizeRelH>
+            <wp14:sizeRelV relativeFrom="page">
+              <wp14:pctHeight>0</wp14:pctHeight>
+            </wp14:sizeRelV>
+          </wp:anchor>
+        </w:drawing>
+      </w:r>
+      <w:r>
+        <w:rPr>
+          <w:noProof/>
+        </w:rPr>
+        <w:drawing>
+          <wp:anchor distT="0" distB="0" distL="114300" distR="114300" simplePos="0" relativeHeight="251670528" behindDoc="0" locked="0" layoutInCell="1" allowOverlap="1" wp14:anchorId="7F7D8AB3" wp14:editId="2C66D457">
+            <wp:simplePos x="0" y="0"/>
+            <wp:positionH relativeFrom="column">
+              <wp:posOffset>1570355</wp:posOffset>
+            </wp:positionH>
+            <wp:positionV relativeFrom="paragraph">
+              <wp:posOffset>42821</wp:posOffset>
+            </wp:positionV>
+            <wp:extent cx="2336165" cy="3308350"/>
+            <wp:effectExtent l="0" t="0" r="6985" b="6350"/>
+            <wp:wrapSquare wrapText="bothSides"/>
+            <wp:docPr id="518960382" name="Picture 1"/>
+            <wp:cNvGraphicFramePr>
+              <a:graphicFrameLocks xmlns:a="http://schemas.openxmlformats.org/drawingml/2006/main" noChangeAspect="1"/>
+            </wp:cNvGraphicFramePr>
+            <a:graphic xmlns:a="http://schemas.openxmlformats.org/drawingml/2006/main">
+              <a:graphicData uri="http://schemas.openxmlformats.org/drawingml/2006/picture">
+                <pic:pic xmlns:pic="http://schemas.openxmlformats.org/drawingml/2006/picture">
+                  <pic:nvPicPr>
+                    <pic:cNvPr id="518960382" name=""/>
+                    <pic:cNvPicPr/>
+                  </pic:nvPicPr>
+                  <pic:blipFill>
+                    <a:blip r:embed="rId13">
+                      <a:extLst>
+                        <a:ext uri="{28A0092B-C50C-407E-A947-70E740481C1C}">
+                          <a14:useLocalDpi xmlns:a14="http://schemas.microsoft.com/office/drawing/2010/main" val="0"/>
+                        </a:ext>
+                      </a:extLst>
+                    </a:blip>
+                    <a:stretch>
+                      <a:fillRect/>
+                    </a:stretch>
+                  </pic:blipFill>
+                  <pic:spPr>
+                    <a:xfrm>
+                      <a:off x="0" y="0"/>
+                      <a:ext cx="2336165" cy="3308350"/>
+                    </a:xfrm>
+                    <a:prstGeom prst="rect">
+                      <a:avLst/>
+                    </a:prstGeom>
+                  </pic:spPr>
+                </pic:pic>
+              </a:graphicData>
+            </a:graphic>
+            <wp14:sizeRelH relativeFrom="page">
+              <wp14:pctWidth>0</wp14:pctWidth>
+            </wp14:sizeRelH>
+            <wp14:sizeRelV relativeFrom="page">
+              <wp14:pctHeight>0</wp14:pctHeight>
+            </wp14:sizeRelV>
+          </wp:anchor>
+        </w:drawing>
+      </w:r>
+      <w:r>
+        <w:rPr>
+          <w:rFonts w:ascii="Aptos" w:eastAsia="Microsoft JhengHei" w:hAnsi="Aptos" w:hint="eastAsia"/>
+          <w:sz w:val="24"/>
+          <w:szCs w:val="24"/>
+        </w:rPr>
+        <w:t>選擇討論組別的所屬地區</w:t>
+      </w:r>
+      <w:r>
+        <w:rPr>
+          <w:rFonts w:ascii="Aptos" w:eastAsia="Microsoft JhengHei" w:hAnsi="Aptos" w:hint="eastAsia"/>
+          <w:sz w:val="24"/>
+          <w:szCs w:val="24"/>
+        </w:rPr>
+        <w:t>進入社區地圖</w:t>
+      </w:r>
+    </w:p>
+    <w:p>
+      <w:pPr>
+        <w:widowControl/>
+        <w:rPr>
+          <w:rFonts w:ascii="Aptos" w:eastAsia="Microsoft JhengHei" w:hAnsi="Aptos"/>
+        </w:rPr>
+      </w:pPr>
+      <w:r>
+        <w:rPr>
+          <w:rFonts w:ascii="Aptos" w:eastAsia="Microsoft JhengHei" w:hAnsi="Aptos"/>
+        </w:rPr>
+        <w:br w:type="page"/>
+      </w:r>
+    </w:p>
+    <w:p>
+      <w:pPr>
         <w:rPr>
           <w:rFonts w:ascii="Aptos" w:eastAsia="Microsoft JhengHei" w:hAnsi="Aptos"/>
           <w:b/>
@@ -176,8 +964,7 @@
           <w:sz w:val="28"/>
           <w:szCs w:val="28"/>
         </w:rPr>
-        <w:t xml:space="preserve"> 1</w:t>
-      </w:r>
+      </w:pPr>
       <w:r>
         <w:rPr>
           <w:rFonts w:ascii="Aptos" w:eastAsia="Microsoft JhengHei" w:hAnsi="Aptos"/>
@@ -187,7 +974,1137 @@
           <w:sz w:val="28"/>
           <w:szCs w:val="28"/>
         </w:rPr>
-        <w:t>：如何在</w:t>
+        <w:lastRenderedPageBreak/>
+        <w:t>Padlet</w:t>
+      </w:r>
+      <w:r>
+        <w:rPr>
+          <w:rFonts w:ascii="Aptos" w:eastAsia="Microsoft JhengHei" w:hAnsi="Aptos" w:hint="eastAsia"/>
+          <w:b/>
+          <w:bCs/>
+          <w:color w:val="2B3990"/>
+          <w:sz w:val="28"/>
+          <w:szCs w:val="28"/>
+        </w:rPr>
+        <w:t>使用指南</w:t>
+      </w:r>
+    </w:p>
+    <w:p>
+      <w:pPr>
+        <w:pStyle w:val="ListParagraph"/>
+        <w:numPr>
+          <w:ilvl w:val="0"/>
+          <w:numId w:val="11"/>
+        </w:numPr>
+        <w:ind w:rightChars="440" w:right="968"/>
+        <w:rPr>
+          <w:rFonts w:ascii="Aptos" w:eastAsia="Microsoft JhengHei" w:hAnsi="Aptos"/>
+          <w:sz w:val="24"/>
+          <w:szCs w:val="24"/>
+        </w:rPr>
+      </w:pPr>
+      <w:r>
+        <w:rPr>
+          <w:rFonts w:ascii="Aptos" w:eastAsia="Microsoft JhengHei" w:hAnsi="Aptos" w:hint="eastAsia"/>
+          <w:sz w:val="24"/>
+          <w:szCs w:val="24"/>
+        </w:rPr>
+        <w:t>點擊「</w:t>
+      </w:r>
+      <w:r>
+        <w:rPr>
+          <w:rFonts w:ascii="Aptos" w:eastAsia="Microsoft JhengHei" w:hAnsi="Aptos" w:hint="eastAsia"/>
+          <w:sz w:val="24"/>
+          <w:szCs w:val="24"/>
+        </w:rPr>
+        <w:t>+</w:t>
+      </w:r>
+      <w:r>
+        <w:rPr>
+          <w:rFonts w:ascii="Aptos" w:eastAsia="Microsoft JhengHei" w:hAnsi="Aptos" w:hint="eastAsia"/>
+          <w:sz w:val="24"/>
+          <w:szCs w:val="24"/>
+        </w:rPr>
+        <w:t>」號新增地點</w:t>
+      </w:r>
+    </w:p>
+    <w:p>
+      <w:pPr>
+        <w:jc w:val="center"/>
+        <w:rPr>
+          <w:rFonts w:ascii="Aptos" w:eastAsia="DengXian" w:hAnsi="Aptos"/>
+          <w:sz w:val="28"/>
+          <w:szCs w:val="28"/>
+          <w:lang w:eastAsia="zh-CN"/>
+        </w:rPr>
+      </w:pPr>
+      <w:r>
+        <w:rPr>
+          <w:noProof/>
+        </w:rPr>
+        <w:drawing>
+          <wp:inline distT="0" distB="0" distL="0" distR="0" wp14:anchorId="7D0DDEA7" wp14:editId="18239CEA">
+            <wp:extent cx="6171429" cy="1466667"/>
+            <wp:effectExtent l="0" t="0" r="1270" b="635"/>
+            <wp:docPr id="1553117117" name="Picture 1"/>
+            <wp:cNvGraphicFramePr>
+              <a:graphicFrameLocks xmlns:a="http://schemas.openxmlformats.org/drawingml/2006/main" noChangeAspect="1"/>
+            </wp:cNvGraphicFramePr>
+            <a:graphic xmlns:a="http://schemas.openxmlformats.org/drawingml/2006/main">
+              <a:graphicData uri="http://schemas.openxmlformats.org/drawingml/2006/picture">
+                <pic:pic xmlns:pic="http://schemas.openxmlformats.org/drawingml/2006/picture">
+                  <pic:nvPicPr>
+                    <pic:cNvPr id="1553117117" name=""/>
+                    <pic:cNvPicPr/>
+                  </pic:nvPicPr>
+                  <pic:blipFill>
+                    <a:blip r:embed="rId14"/>
+                    <a:stretch>
+                      <a:fillRect/>
+                    </a:stretch>
+                  </pic:blipFill>
+                  <pic:spPr>
+                    <a:xfrm>
+                      <a:off x="0" y="0"/>
+                      <a:ext cx="6171429" cy="1466667"/>
+                    </a:xfrm>
+                    <a:prstGeom prst="rect">
+                      <a:avLst/>
+                    </a:prstGeom>
+                  </pic:spPr>
+                </pic:pic>
+              </a:graphicData>
+            </a:graphic>
+          </wp:inline>
+        </w:drawing>
+      </w:r>
+    </w:p>
+    <w:p>
+      <w:pPr>
+        <w:rPr>
+          <w:rFonts w:ascii="Aptos" w:eastAsia="DengXian" w:hAnsi="Aptos"/>
+          <w:sz w:val="28"/>
+          <w:szCs w:val="28"/>
+          <w:lang w:eastAsia="zh-CN"/>
+        </w:rPr>
+      </w:pPr>
+      <w:r>
+        <w:rPr>
+          <w:noProof/>
+        </w:rPr>
+        <w:drawing>
+          <wp:anchor distT="0" distB="0" distL="114300" distR="114300" simplePos="0" relativeHeight="251694080" behindDoc="0" locked="0" layoutInCell="1" allowOverlap="1" wp14:anchorId="0F0D6763" wp14:editId="3FC02DAF">
+            <wp:simplePos x="0" y="0"/>
+            <wp:positionH relativeFrom="column">
+              <wp:posOffset>2335861</wp:posOffset>
+            </wp:positionH>
+            <wp:positionV relativeFrom="paragraph">
+              <wp:posOffset>204470</wp:posOffset>
+            </wp:positionV>
+            <wp:extent cx="1987550" cy="1323340"/>
+            <wp:effectExtent l="19050" t="19050" r="12700" b="10160"/>
+            <wp:wrapSquare wrapText="bothSides"/>
+            <wp:docPr id="2131218049" name="Picture 1"/>
+            <wp:cNvGraphicFramePr>
+              <a:graphicFrameLocks xmlns:a="http://schemas.openxmlformats.org/drawingml/2006/main" noChangeAspect="1"/>
+            </wp:cNvGraphicFramePr>
+            <a:graphic xmlns:a="http://schemas.openxmlformats.org/drawingml/2006/main">
+              <a:graphicData uri="http://schemas.openxmlformats.org/drawingml/2006/picture">
+                <pic:pic xmlns:pic="http://schemas.openxmlformats.org/drawingml/2006/picture">
+                  <pic:nvPicPr>
+                    <pic:cNvPr id="2131218049" name=""/>
+                    <pic:cNvPicPr/>
+                  </pic:nvPicPr>
+                  <pic:blipFill rotWithShape="1">
+                    <a:blip r:embed="rId15">
+                      <a:extLst>
+                        <a:ext uri="{28A0092B-C50C-407E-A947-70E740481C1C}">
+                          <a14:useLocalDpi xmlns:a14="http://schemas.microsoft.com/office/drawing/2010/main" val="0"/>
+                        </a:ext>
+                      </a:extLst>
+                    </a:blip>
+                    <a:srcRect r="67828"/>
+                    <a:stretch>
+                      <a:fillRect/>
+                    </a:stretch>
+                  </pic:blipFill>
+                  <pic:spPr bwMode="auto">
+                    <a:xfrm>
+                      <a:off x="0" y="0"/>
+                      <a:ext cx="1987550" cy="1323340"/>
+                    </a:xfrm>
+                    <a:prstGeom prst="rect">
+                      <a:avLst/>
+                    </a:prstGeom>
+                    <a:ln>
+                      <a:solidFill>
+                        <a:schemeClr val="tx1"/>
+                      </a:solidFill>
+                    </a:ln>
+                    <a:extLst>
+                      <a:ext uri="{53640926-AAD7-44D8-BBD7-CCE9431645EC}">
+                        <a14:shadowObscured xmlns:a14="http://schemas.microsoft.com/office/drawing/2010/main"/>
+                      </a:ext>
+                    </a:extLst>
+                  </pic:spPr>
+                </pic:pic>
+              </a:graphicData>
+            </a:graphic>
+            <wp14:sizeRelH relativeFrom="page">
+              <wp14:pctWidth>0</wp14:pctWidth>
+            </wp14:sizeRelH>
+            <wp14:sizeRelV relativeFrom="page">
+              <wp14:pctHeight>0</wp14:pctHeight>
+            </wp14:sizeRelV>
+          </wp:anchor>
+        </w:drawing>
+      </w:r>
+      <w:r>
+        <w:rPr>
+          <w:noProof/>
+        </w:rPr>
+        <w:drawing>
+          <wp:anchor distT="0" distB="0" distL="114300" distR="114300" simplePos="0" relativeHeight="251695104" behindDoc="0" locked="0" layoutInCell="1" allowOverlap="1" wp14:anchorId="37C12609" wp14:editId="675240BB">
+            <wp:simplePos x="0" y="0"/>
+            <wp:positionH relativeFrom="margin">
+              <wp:posOffset>4455160</wp:posOffset>
+            </wp:positionH>
+            <wp:positionV relativeFrom="paragraph">
+              <wp:posOffset>200660</wp:posOffset>
+            </wp:positionV>
+            <wp:extent cx="2169160" cy="3339465"/>
+            <wp:effectExtent l="19050" t="19050" r="21590" b="13335"/>
+            <wp:wrapSquare wrapText="bothSides"/>
+            <wp:docPr id="624372425" name="Picture 1"/>
+            <wp:cNvGraphicFramePr>
+              <a:graphicFrameLocks xmlns:a="http://schemas.openxmlformats.org/drawingml/2006/main" noChangeAspect="1"/>
+            </wp:cNvGraphicFramePr>
+            <a:graphic xmlns:a="http://schemas.openxmlformats.org/drawingml/2006/main">
+              <a:graphicData uri="http://schemas.openxmlformats.org/drawingml/2006/picture">
+                <pic:pic xmlns:pic="http://schemas.openxmlformats.org/drawingml/2006/picture">
+                  <pic:nvPicPr>
+                    <pic:cNvPr id="624372425" name=""/>
+                    <pic:cNvPicPr/>
+                  </pic:nvPicPr>
+                  <pic:blipFill>
+                    <a:blip r:embed="rId16">
+                      <a:extLst>
+                        <a:ext uri="{28A0092B-C50C-407E-A947-70E740481C1C}">
+                          <a14:useLocalDpi xmlns:a14="http://schemas.microsoft.com/office/drawing/2010/main" val="0"/>
+                        </a:ext>
+                      </a:extLst>
+                    </a:blip>
+                    <a:stretch>
+                      <a:fillRect/>
+                    </a:stretch>
+                  </pic:blipFill>
+                  <pic:spPr>
+                    <a:xfrm>
+                      <a:off x="0" y="0"/>
+                      <a:ext cx="2169160" cy="3339465"/>
+                    </a:xfrm>
+                    <a:prstGeom prst="rect">
+                      <a:avLst/>
+                    </a:prstGeom>
+                    <a:ln>
+                      <a:solidFill>
+                        <a:schemeClr val="tx1"/>
+                      </a:solidFill>
+                    </a:ln>
+                  </pic:spPr>
+                </pic:pic>
+              </a:graphicData>
+            </a:graphic>
+            <wp14:sizeRelH relativeFrom="page">
+              <wp14:pctWidth>0</wp14:pctWidth>
+            </wp14:sizeRelH>
+            <wp14:sizeRelV relativeFrom="page">
+              <wp14:pctHeight>0</wp14:pctHeight>
+            </wp14:sizeRelV>
+          </wp:anchor>
+        </w:drawing>
+      </w:r>
+    </w:p>
+    <w:p>
+      <w:pPr>
+        <w:pStyle w:val="ListParagraph"/>
+        <w:numPr>
+          <w:ilvl w:val="0"/>
+          <w:numId w:val="11"/>
+        </w:numPr>
+        <w:ind w:rightChars="440" w:right="968"/>
+        <w:rPr>
+          <w:rFonts w:ascii="Aptos" w:eastAsia="Microsoft JhengHei" w:hAnsi="Aptos"/>
+          <w:sz w:val="24"/>
+          <w:szCs w:val="24"/>
+        </w:rPr>
+      </w:pPr>
+      <w:r>
+        <w:rPr>
+          <w:rFonts w:ascii="Aptos" w:eastAsia="DengXian" w:hAnsi="Aptos"/>
+          <w:noProof/>
+          <w:sz w:val="28"/>
+          <w:szCs w:val="28"/>
+        </w:rPr>
+        <mc:AlternateContent>
+          <mc:Choice Requires="wps">
+            <w:drawing>
+              <wp:anchor distT="0" distB="0" distL="114300" distR="114300" simplePos="0" relativeHeight="251698176" behindDoc="0" locked="0" layoutInCell="1" allowOverlap="1" wp14:anchorId="26F47BAB" wp14:editId="77231B29">
+                <wp:simplePos x="0" y="0"/>
+                <wp:positionH relativeFrom="column">
+                  <wp:posOffset>5244768</wp:posOffset>
+                </wp:positionH>
+                <wp:positionV relativeFrom="paragraph">
+                  <wp:posOffset>381249</wp:posOffset>
+                </wp:positionV>
+                <wp:extent cx="432000" cy="432000"/>
+                <wp:effectExtent l="0" t="0" r="25400" b="25400"/>
+                <wp:wrapNone/>
+                <wp:docPr id="1403495218" name="Text Box 16"/>
+                <wp:cNvGraphicFramePr/>
+                <a:graphic xmlns:a="http://schemas.openxmlformats.org/drawingml/2006/main">
+                  <a:graphicData uri="http://schemas.microsoft.com/office/word/2010/wordprocessingShape">
+                    <wps:wsp>
+                      <wps:cNvSpPr txBox="1"/>
+                      <wps:spPr>
+                        <a:xfrm>
+                          <a:off x="0" y="0"/>
+                          <a:ext cx="432000" cy="432000"/>
+                        </a:xfrm>
+                        <a:prstGeom prst="ellipse">
+                          <a:avLst/>
+                        </a:prstGeom>
+                        <a:solidFill>
+                          <a:schemeClr val="bg1"/>
+                        </a:solidFill>
+                        <a:ln w="6350">
+                          <a:solidFill>
+                            <a:srgbClr val="EE0000"/>
+                          </a:solidFill>
+                        </a:ln>
+                      </wps:spPr>
+                      <wps:txbx>
+                        <w:txbxContent>
+                          <w:p>
+                            <w:pPr>
+                              <w:jc w:val="center"/>
+                              <w:rPr>
+                                <w:rFonts w:asciiTheme="majorHAnsi" w:hAnsiTheme="majorHAnsi"/>
+                                <w:color w:val="EE0000"/>
+                                <w:sz w:val="28"/>
+                                <w:szCs w:val="28"/>
+                              </w:rPr>
+                            </w:pPr>
+                            <w:r>
+                              <w:rPr>
+                                <w:rFonts w:asciiTheme="majorHAnsi" w:hAnsiTheme="majorHAnsi"/>
+                                <w:color w:val="EE0000"/>
+                                <w:sz w:val="28"/>
+                                <w:szCs w:val="28"/>
+                              </w:rPr>
+                              <w:t>3</w:t>
+                            </w:r>
+                          </w:p>
+                        </w:txbxContent>
+                      </wps:txbx>
+                      <wps:bodyPr rot="0" spcFirstLastPara="0" vertOverflow="overflow" horzOverflow="overflow" vert="horz" wrap="square" lIns="91440" tIns="45720" rIns="91440" bIns="45720" numCol="1" spcCol="0" rtlCol="0" fromWordArt="0" anchor="t" anchorCtr="0" forceAA="0" compatLnSpc="1">
+                        <a:prstTxWarp prst="textNoShape">
+                          <a:avLst/>
+                        </a:prstTxWarp>
+                        <a:noAutofit/>
+                      </wps:bodyPr>
+                    </wps:wsp>
+                  </a:graphicData>
+                </a:graphic>
+                <wp14:sizeRelH relativeFrom="margin">
+                  <wp14:pctWidth>0</wp14:pctWidth>
+                </wp14:sizeRelH>
+                <wp14:sizeRelV relativeFrom="margin">
+                  <wp14:pctHeight>0</wp14:pctHeight>
+                </wp14:sizeRelV>
+              </wp:anchor>
+            </w:drawing>
+          </mc:Choice>
+          <mc:Fallback>
+            <w:pict>
+              <v:oval w14:anchorId="26F47BAB" id="Text Box 16" o:spid="_x0000_s1029" style="position:absolute;left:0;text-align:left;margin-left:412.95pt;margin-top:30pt;width:34pt;height:34pt;z-index:251698176;visibility:visible;mso-wrap-style:square;mso-width-percent:0;mso-height-percent:0;mso-wrap-distance-left:9pt;mso-wrap-distance-top:0;mso-wrap-distance-right:9pt;mso-wrap-distance-bottom:0;mso-position-horizontal:absolute;mso-position-horizontal-relative:text;mso-position-vertical:absolute;mso-position-vertical-relative:text;mso-width-percent:0;mso-height-percent:0;mso-width-relative:margin;mso-height-relative:margin;v-text-anchor:top" o:gfxdata="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" fillcolor="white [3212]" strokecolor="#e00" strokeweight=".5pt">
+                <v:textbox>
+                  <w:txbxContent>
+                    <w:p>
+                      <w:pPr>
+                        <w:jc w:val="center"/>
+                        <w:rPr>
+                          <w:rFonts w:asciiTheme="majorHAnsi" w:hAnsiTheme="majorHAnsi"/>
+                          <w:color w:val="EE0000"/>
+                          <w:sz w:val="28"/>
+                          <w:szCs w:val="28"/>
+                        </w:rPr>
+                      </w:pPr>
+                      <w:r>
+                        <w:rPr>
+                          <w:rFonts w:asciiTheme="majorHAnsi" w:hAnsiTheme="majorHAnsi"/>
+                          <w:color w:val="EE0000"/>
+                          <w:sz w:val="28"/>
+                          <w:szCs w:val="28"/>
+                        </w:rPr>
+                        <w:t>3</w:t>
+                      </w:r>
+                    </w:p>
+                  </w:txbxContent>
+                </v:textbox>
+              </v:oval>
+            </w:pict>
+          </mc:Fallback>
+        </mc:AlternateContent>
+      </w:r>
+      <w:r>
+        <w:rPr>
+          <w:rFonts w:ascii="Aptos" w:eastAsia="DengXian" w:hAnsi="Aptos"/>
+          <w:noProof/>
+          <w:sz w:val="28"/>
+          <w:szCs w:val="28"/>
+        </w:rPr>
+        <mc:AlternateContent>
+          <mc:Choice Requires="wps">
+            <w:drawing>
+              <wp:anchor distT="0" distB="0" distL="114300" distR="114300" simplePos="0" relativeHeight="251696128" behindDoc="0" locked="0" layoutInCell="1" allowOverlap="1" wp14:anchorId="0BB422C9" wp14:editId="76F1D219">
+                <wp:simplePos x="0" y="0"/>
+                <wp:positionH relativeFrom="column">
+                  <wp:posOffset>3144713</wp:posOffset>
+                </wp:positionH>
+                <wp:positionV relativeFrom="paragraph">
+                  <wp:posOffset>252868</wp:posOffset>
+                </wp:positionV>
+                <wp:extent cx="432000" cy="432000"/>
+                <wp:effectExtent l="0" t="0" r="25400" b="25400"/>
+                <wp:wrapNone/>
+                <wp:docPr id="1014585176" name="Text Box 16"/>
+                <wp:cNvGraphicFramePr/>
+                <a:graphic xmlns:a="http://schemas.openxmlformats.org/drawingml/2006/main">
+                  <a:graphicData uri="http://schemas.microsoft.com/office/word/2010/wordprocessingShape">
+                    <wps:wsp>
+                      <wps:cNvSpPr txBox="1"/>
+                      <wps:spPr>
+                        <a:xfrm>
+                          <a:off x="0" y="0"/>
+                          <a:ext cx="432000" cy="432000"/>
+                        </a:xfrm>
+                        <a:prstGeom prst="ellipse">
+                          <a:avLst/>
+                        </a:prstGeom>
+                        <a:solidFill>
+                          <a:schemeClr val="bg1"/>
+                        </a:solidFill>
+                        <a:ln w="6350">
+                          <a:solidFill>
+                            <a:srgbClr val="EE0000"/>
+                          </a:solidFill>
+                        </a:ln>
+                      </wps:spPr>
+                      <wps:txbx>
+                        <w:txbxContent>
+                          <w:p>
+                            <w:pPr>
+                              <w:jc w:val="center"/>
+                              <w:rPr>
+                                <w:rFonts w:asciiTheme="majorHAnsi" w:hAnsiTheme="majorHAnsi"/>
+                                <w:color w:val="EE0000"/>
+                                <w:sz w:val="28"/>
+                                <w:szCs w:val="28"/>
+                              </w:rPr>
+                            </w:pPr>
+                            <w:r>
+                              <w:rPr>
+                                <w:rFonts w:asciiTheme="majorHAnsi" w:hAnsiTheme="majorHAnsi"/>
+                                <w:color w:val="EE0000"/>
+                                <w:sz w:val="28"/>
+                                <w:szCs w:val="28"/>
+                              </w:rPr>
+                              <w:t>2</w:t>
+                            </w:r>
+                          </w:p>
+                        </w:txbxContent>
+                      </wps:txbx>
+                      <wps:bodyPr rot="0" spcFirstLastPara="0" vertOverflow="overflow" horzOverflow="overflow" vert="horz" wrap="square" lIns="91440" tIns="45720" rIns="91440" bIns="45720" numCol="1" spcCol="0" rtlCol="0" fromWordArt="0" anchor="t" anchorCtr="0" forceAA="0" compatLnSpc="1">
+                        <a:prstTxWarp prst="textNoShape">
+                          <a:avLst/>
+                        </a:prstTxWarp>
+                        <a:noAutofit/>
+                      </wps:bodyPr>
+                    </wps:wsp>
+                  </a:graphicData>
+                </a:graphic>
+                <wp14:sizeRelH relativeFrom="margin">
+                  <wp14:pctWidth>0</wp14:pctWidth>
+                </wp14:sizeRelH>
+                <wp14:sizeRelV relativeFrom="margin">
+                  <wp14:pctHeight>0</wp14:pctHeight>
+                </wp14:sizeRelV>
+              </wp:anchor>
+            </w:drawing>
+          </mc:Choice>
+          <mc:Fallback>
+            <w:pict>
+              <v:oval w14:anchorId="0BB422C9" id="_x0000_s1030" style="position:absolute;left:0;text-align:left;margin-left:247.6pt;margin-top:19.9pt;width:34pt;height:34pt;z-index:251696128;visibility:visible;mso-wrap-style:square;mso-width-percent:0;mso-height-percent:0;mso-wrap-distance-left:9pt;mso-wrap-distance-top:0;mso-wrap-distance-right:9pt;mso-wrap-distance-bottom:0;mso-position-horizontal:absolute;mso-position-horizontal-relative:text;mso-position-vertical:absolute;mso-position-vertical-relative:text;mso-width-percent:0;mso-height-percent:0;mso-width-relative:margin;mso-height-relative:margin;v-text-anchor:top" o:gfxdata="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" fillcolor="white [3212]" strokecolor="#e00" strokeweight=".5pt">
+                <v:textbox>
+                  <w:txbxContent>
+                    <w:p>
+                      <w:pPr>
+                        <w:jc w:val="center"/>
+                        <w:rPr>
+                          <w:rFonts w:asciiTheme="majorHAnsi" w:hAnsiTheme="majorHAnsi"/>
+                          <w:color w:val="EE0000"/>
+                          <w:sz w:val="28"/>
+                          <w:szCs w:val="28"/>
+                        </w:rPr>
+                      </w:pPr>
+                      <w:r>
+                        <w:rPr>
+                          <w:rFonts w:asciiTheme="majorHAnsi" w:hAnsiTheme="majorHAnsi"/>
+                          <w:color w:val="EE0000"/>
+                          <w:sz w:val="28"/>
+                          <w:szCs w:val="28"/>
+                        </w:rPr>
+                        <w:t>2</w:t>
+                      </w:r>
+                    </w:p>
+                  </w:txbxContent>
+                </v:textbox>
+              </v:oval>
+            </w:pict>
+          </mc:Fallback>
+        </mc:AlternateContent>
+      </w:r>
+      <w:r>
+        <w:rPr>
+          <w:rFonts w:ascii="Aptos" w:eastAsia="Microsoft JhengHei" w:hAnsi="Aptos" w:hint="eastAsia"/>
+          <w:sz w:val="24"/>
+          <w:szCs w:val="24"/>
+        </w:rPr>
+        <w:t>輸入要新增的地點並點選正確地址</w:t>
+      </w:r>
+    </w:p>
+    <w:p>
+      <w:pPr>
+        <w:pStyle w:val="ListParagraph"/>
+        <w:numPr>
+          <w:ilvl w:val="0"/>
+          <w:numId w:val="11"/>
+        </w:numPr>
+        <w:ind w:rightChars="440" w:right="968"/>
+        <w:rPr>
+          <w:rFonts w:ascii="Aptos" w:eastAsia="Microsoft JhengHei" w:hAnsi="Aptos"/>
+          <w:sz w:val="24"/>
+          <w:szCs w:val="24"/>
+        </w:rPr>
+      </w:pPr>
+      <w:r>
+        <w:rPr>
+          <w:rFonts w:ascii="Aptos" w:eastAsia="DengXian" w:hAnsi="Aptos" w:hint="eastAsia"/>
+          <w:sz w:val="24"/>
+          <w:szCs w:val="24"/>
+        </w:rPr>
+        <w:t>填寫推薦原因（選填）並設定地方類別</w:t>
+      </w:r>
+    </w:p>
+    <w:p>
+      <w:pPr>
+        <w:pStyle w:val="ListParagraph"/>
+        <w:ind w:left="360" w:rightChars="440" w:right="968"/>
+        <w:rPr>
+          <w:rFonts w:ascii="Aptos" w:eastAsia="DengXian" w:hAnsi="Aptos"/>
+          <w:color w:val="F04E69"/>
+          <w:sz w:val="24"/>
+          <w:szCs w:val="24"/>
+        </w:rPr>
+      </w:pPr>
+      <w:r>
+        <w:rPr>
+          <w:rFonts w:ascii="Aptos" w:eastAsia="DengXian" w:hAnsi="Aptos"/>
+          <w:noProof/>
+          <w:sz w:val="28"/>
+          <w:szCs w:val="28"/>
+        </w:rPr>
+        <mc:AlternateContent>
+          <mc:Choice Requires="wps">
+            <w:drawing>
+              <wp:anchor distT="0" distB="0" distL="114300" distR="114300" simplePos="0" relativeHeight="251700224" behindDoc="0" locked="0" layoutInCell="1" allowOverlap="1" wp14:anchorId="2459471E" wp14:editId="114C5168">
+                <wp:simplePos x="0" y="0"/>
+                <wp:positionH relativeFrom="column">
+                  <wp:posOffset>4965065</wp:posOffset>
+                </wp:positionH>
+                <wp:positionV relativeFrom="paragraph">
+                  <wp:posOffset>18774</wp:posOffset>
+                </wp:positionV>
+                <wp:extent cx="432000" cy="432000"/>
+                <wp:effectExtent l="0" t="0" r="25400" b="25400"/>
+                <wp:wrapNone/>
+                <wp:docPr id="1768089513" name="Text Box 16"/>
+                <wp:cNvGraphicFramePr/>
+                <a:graphic xmlns:a="http://schemas.openxmlformats.org/drawingml/2006/main">
+                  <a:graphicData uri="http://schemas.microsoft.com/office/word/2010/wordprocessingShape">
+                    <wps:wsp>
+                      <wps:cNvSpPr txBox="1"/>
+                      <wps:spPr>
+                        <a:xfrm>
+                          <a:off x="0" y="0"/>
+                          <a:ext cx="432000" cy="432000"/>
+                        </a:xfrm>
+                        <a:prstGeom prst="ellipse">
+                          <a:avLst/>
+                        </a:prstGeom>
+                        <a:solidFill>
+                          <a:schemeClr val="bg1"/>
+                        </a:solidFill>
+                        <a:ln w="6350">
+                          <a:solidFill>
+                            <a:srgbClr val="EE0000"/>
+                          </a:solidFill>
+                        </a:ln>
+                      </wps:spPr>
+                      <wps:txbx>
+                        <w:txbxContent>
+                          <w:p>
+                            <w:pPr>
+                              <w:jc w:val="center"/>
+                              <w:rPr>
+                                <w:rFonts w:asciiTheme="majorHAnsi" w:hAnsiTheme="majorHAnsi"/>
+                                <w:color w:val="EE0000"/>
+                                <w:sz w:val="28"/>
+                                <w:szCs w:val="28"/>
+                              </w:rPr>
+                            </w:pPr>
+                            <w:r>
+                              <w:rPr>
+                                <w:rFonts w:asciiTheme="majorHAnsi" w:hAnsiTheme="majorHAnsi"/>
+                                <w:color w:val="EE0000"/>
+                                <w:sz w:val="28"/>
+                                <w:szCs w:val="28"/>
+                              </w:rPr>
+                              <w:t>3</w:t>
+                            </w:r>
+                          </w:p>
+                        </w:txbxContent>
+                      </wps:txbx>
+                      <wps:bodyPr rot="0" spcFirstLastPara="0" vertOverflow="overflow" horzOverflow="overflow" vert="horz" wrap="square" lIns="91440" tIns="45720" rIns="91440" bIns="45720" numCol="1" spcCol="0" rtlCol="0" fromWordArt="0" anchor="t" anchorCtr="0" forceAA="0" compatLnSpc="1">
+                        <a:prstTxWarp prst="textNoShape">
+                          <a:avLst/>
+                        </a:prstTxWarp>
+                        <a:noAutofit/>
+                      </wps:bodyPr>
+                    </wps:wsp>
+                  </a:graphicData>
+                </a:graphic>
+                <wp14:sizeRelH relativeFrom="margin">
+                  <wp14:pctWidth>0</wp14:pctWidth>
+                </wp14:sizeRelH>
+                <wp14:sizeRelV relativeFrom="margin">
+                  <wp14:pctHeight>0</wp14:pctHeight>
+                </wp14:sizeRelV>
+              </wp:anchor>
+            </w:drawing>
+          </mc:Choice>
+          <mc:Fallback>
+            <w:pict>
+              <v:oval w14:anchorId="2459471E" id="_x0000_s1031" style="position:absolute;left:0;text-align:left;margin-left:390.95pt;margin-top:1.5pt;width:34pt;height:34pt;z-index:251700224;visibility:visible;mso-wrap-style:square;mso-width-percent:0;mso-height-percent:0;mso-wrap-distance-left:9pt;mso-wrap-distance-top:0;mso-wrap-distance-right:9pt;mso-wrap-distance-bottom:0;mso-position-horizontal:absolute;mso-position-horizontal-relative:text;mso-position-vertical:absolute;mso-position-vertical-relative:text;mso-width-percent:0;mso-height-percent:0;mso-width-relative:margin;mso-height-relative:margin;v-text-anchor:top" o:gfxdata="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" fillcolor="white [3212]" strokecolor="#e00" strokeweight=".5pt">
+                <v:textbox>
+                  <w:txbxContent>
+                    <w:p>
+                      <w:pPr>
+                        <w:jc w:val="center"/>
+                        <w:rPr>
+                          <w:rFonts w:asciiTheme="majorHAnsi" w:hAnsiTheme="majorHAnsi"/>
+                          <w:color w:val="EE0000"/>
+                          <w:sz w:val="28"/>
+                          <w:szCs w:val="28"/>
+                        </w:rPr>
+                      </w:pPr>
+                      <w:r>
+                        <w:rPr>
+                          <w:rFonts w:asciiTheme="majorHAnsi" w:hAnsiTheme="majorHAnsi"/>
+                          <w:color w:val="EE0000"/>
+                          <w:sz w:val="28"/>
+                          <w:szCs w:val="28"/>
+                        </w:rPr>
+                        <w:t>3</w:t>
+                      </w:r>
+                    </w:p>
+                  </w:txbxContent>
+                </v:textbox>
+              </v:oval>
+            </w:pict>
+          </mc:Fallback>
+        </mc:AlternateContent>
+      </w:r>
+      <w:r>
+        <w:rPr>
+          <w:rFonts w:ascii="Aptos" w:eastAsia="DengXian" w:hAnsi="Aptos"/>
+          <w:color w:val="F04E69"/>
+          <w:sz w:val="24"/>
+          <w:szCs w:val="24"/>
+        </w:rPr>
+        <w:t>(</w:t>
+      </w:r>
+      <w:r>
+        <w:rPr>
+          <w:rFonts w:ascii="Aptos" w:eastAsia="DengXian" w:hAnsi="Aptos" w:hint="eastAsia"/>
+          <w:color w:val="F04E69"/>
+          <w:sz w:val="24"/>
+          <w:szCs w:val="24"/>
+        </w:rPr>
+        <w:t>注意：請先勿發佈！</w:t>
+      </w:r>
+      <w:r>
+        <w:rPr>
+          <w:rFonts w:ascii="Aptos" w:eastAsia="DengXian" w:hAnsi="Aptos" w:hint="eastAsia"/>
+          <w:color w:val="F04E69"/>
+          <w:sz w:val="24"/>
+          <w:szCs w:val="24"/>
+        </w:rPr>
+        <w:t>)</w:t>
+      </w:r>
+    </w:p>
+    <w:p>
+      <w:pPr>
+        <w:pStyle w:val="ListParagraph"/>
+        <w:ind w:left="360" w:rightChars="440" w:right="968"/>
+        <w:rPr>
+          <w:rFonts w:ascii="Aptos" w:eastAsia="DengXian" w:hAnsi="Aptos"/>
+          <w:color w:val="F04E69"/>
+          <w:sz w:val="24"/>
+          <w:szCs w:val="24"/>
+        </w:rPr>
+      </w:pPr>
+    </w:p>
+    <w:p>
+      <w:pPr>
+        <w:pStyle w:val="ListParagraph"/>
+        <w:ind w:left="360" w:rightChars="440" w:right="968"/>
+        <w:rPr>
+          <w:rFonts w:ascii="Aptos" w:eastAsia="DengXian" w:hAnsi="Aptos"/>
+          <w:color w:val="F04E69"/>
+          <w:sz w:val="24"/>
+          <w:szCs w:val="24"/>
+        </w:rPr>
+      </w:pPr>
+    </w:p>
+    <w:p>
+      <w:pPr>
+        <w:pStyle w:val="ListParagraph"/>
+        <w:ind w:left="360" w:rightChars="440" w:right="968"/>
+        <w:rPr>
+          <w:rFonts w:ascii="Aptos" w:eastAsia="Microsoft JhengHei" w:hAnsi="Aptos"/>
+          <w:color w:val="F04E69"/>
+          <w:sz w:val="24"/>
+          <w:szCs w:val="24"/>
+        </w:rPr>
+      </w:pPr>
+    </w:p>
+    <w:p>
+      <w:pPr>
+        <w:pStyle w:val="ListParagraph"/>
+        <w:numPr>
+          <w:ilvl w:val="0"/>
+          <w:numId w:val="11"/>
+        </w:numPr>
+        <w:ind w:rightChars="440" w:right="968"/>
+        <w:rPr>
+          <w:rFonts w:ascii="Aptos" w:eastAsia="Microsoft JhengHei" w:hAnsi="Aptos"/>
+          <w:sz w:val="24"/>
+          <w:szCs w:val="24"/>
+        </w:rPr>
+      </w:pPr>
+      <w:r>
+        <w:rPr>
+          <w:rFonts w:ascii="Aptos" w:eastAsia="DengXian" w:hAnsi="Aptos" w:hint="eastAsia"/>
+          <w:sz w:val="24"/>
+          <w:szCs w:val="24"/>
+        </w:rPr>
+        <w:t>下方找到增加多媒體圖示，點選你想要新增的內容（推薦「連結」、「圖像」）</w:t>
+      </w:r>
+    </w:p>
+    <w:p>
+      <w:pPr>
+        <w:pStyle w:val="ListParagraph"/>
+        <w:numPr>
+          <w:ilvl w:val="0"/>
+          <w:numId w:val="11"/>
+        </w:numPr>
+        <w:ind w:rightChars="440" w:right="968"/>
+        <w:rPr>
+          <w:rFonts w:ascii="Aptos" w:eastAsia="Microsoft JhengHei" w:hAnsi="Aptos"/>
+          <w:sz w:val="24"/>
+          <w:szCs w:val="24"/>
+        </w:rPr>
+      </w:pPr>
+      <w:r>
+        <w:rPr>
+          <w:rFonts w:ascii="Aptos" w:eastAsia="DengXian" w:hAnsi="Aptos" w:hint="eastAsia"/>
+          <w:sz w:val="24"/>
+          <w:szCs w:val="24"/>
+        </w:rPr>
+        <w:t>完成後點擊「發佈」則可將推薦地點發佈到社區地圖上</w:t>
+      </w:r>
+    </w:p>
+    <w:p>
+      <w:pPr>
+        <w:rPr>
+          <w:rFonts w:ascii="Aptos" w:eastAsia="DengXian" w:hAnsi="Aptos"/>
+          <w:sz w:val="28"/>
+          <w:szCs w:val="28"/>
+        </w:rPr>
+      </w:pPr>
+      <w:r>
+        <w:rPr>
+          <w:noProof/>
+        </w:rPr>
+        <w:drawing>
+          <wp:anchor distT="0" distB="0" distL="114300" distR="114300" simplePos="0" relativeHeight="251701248" behindDoc="0" locked="0" layoutInCell="1" allowOverlap="1" wp14:anchorId="2C951424" wp14:editId="7424DEFF">
+            <wp:simplePos x="0" y="0"/>
+            <wp:positionH relativeFrom="column">
+              <wp:posOffset>218440</wp:posOffset>
+            </wp:positionH>
+            <wp:positionV relativeFrom="paragraph">
+              <wp:posOffset>386080</wp:posOffset>
+            </wp:positionV>
+            <wp:extent cx="4182110" cy="960755"/>
+            <wp:effectExtent l="0" t="0" r="8890" b="0"/>
+            <wp:wrapSquare wrapText="bothSides"/>
+            <wp:docPr id="765217500" name="Picture 1"/>
+            <wp:cNvGraphicFramePr>
+              <a:graphicFrameLocks xmlns:a="http://schemas.openxmlformats.org/drawingml/2006/main" noChangeAspect="1"/>
+            </wp:cNvGraphicFramePr>
+            <a:graphic xmlns:a="http://schemas.openxmlformats.org/drawingml/2006/main">
+              <a:graphicData uri="http://schemas.openxmlformats.org/drawingml/2006/picture">
+                <pic:pic xmlns:pic="http://schemas.openxmlformats.org/drawingml/2006/picture">
+                  <pic:nvPicPr>
+                    <pic:cNvPr id="765217500" name=""/>
+                    <pic:cNvPicPr/>
+                  </pic:nvPicPr>
+                  <pic:blipFill>
+                    <a:blip r:embed="rId17">
+                      <a:extLst>
+                        <a:ext uri="{28A0092B-C50C-407E-A947-70E740481C1C}">
+                          <a14:useLocalDpi xmlns:a14="http://schemas.microsoft.com/office/drawing/2010/main" val="0"/>
+                        </a:ext>
+                      </a:extLst>
+                    </a:blip>
+                    <a:stretch>
+                      <a:fillRect/>
+                    </a:stretch>
+                  </pic:blipFill>
+                  <pic:spPr>
+                    <a:xfrm>
+                      <a:off x="0" y="0"/>
+                      <a:ext cx="4182110" cy="960755"/>
+                    </a:xfrm>
+                    <a:prstGeom prst="rect">
+                      <a:avLst/>
+                    </a:prstGeom>
+                  </pic:spPr>
+                </pic:pic>
+              </a:graphicData>
+            </a:graphic>
+            <wp14:sizeRelH relativeFrom="page">
+              <wp14:pctWidth>0</wp14:pctWidth>
+            </wp14:sizeRelH>
+            <wp14:sizeRelV relativeFrom="page">
+              <wp14:pctHeight>0</wp14:pctHeight>
+            </wp14:sizeRelV>
+          </wp:anchor>
+        </w:drawing>
+      </w:r>
+      <w:r>
+        <w:rPr>
+          <w:rFonts w:ascii="Aptos" w:eastAsia="DengXian" w:hAnsi="Aptos"/>
+          <w:noProof/>
+          <w:sz w:val="28"/>
+          <w:szCs w:val="28"/>
+        </w:rPr>
+        <mc:AlternateContent>
+          <mc:Choice Requires="wps">
+            <w:drawing>
+              <wp:anchor distT="0" distB="0" distL="114300" distR="114300" simplePos="0" relativeHeight="251703296" behindDoc="0" locked="0" layoutInCell="1" allowOverlap="1" wp14:anchorId="72DCE572" wp14:editId="58BA0A2A">
+                <wp:simplePos x="0" y="0"/>
+                <wp:positionH relativeFrom="column">
+                  <wp:posOffset>1102360</wp:posOffset>
+                </wp:positionH>
+                <wp:positionV relativeFrom="paragraph">
+                  <wp:posOffset>422910</wp:posOffset>
+                </wp:positionV>
+                <wp:extent cx="431800" cy="431800"/>
+                <wp:effectExtent l="0" t="0" r="25400" b="25400"/>
+                <wp:wrapNone/>
+                <wp:docPr id="1167672874" name="Text Box 16"/>
+                <wp:cNvGraphicFramePr/>
+                <a:graphic xmlns:a="http://schemas.openxmlformats.org/drawingml/2006/main">
+                  <a:graphicData uri="http://schemas.microsoft.com/office/word/2010/wordprocessingShape">
+                    <wps:wsp>
+                      <wps:cNvSpPr txBox="1"/>
+                      <wps:spPr>
+                        <a:xfrm>
+                          <a:off x="0" y="0"/>
+                          <a:ext cx="431800" cy="431800"/>
+                        </a:xfrm>
+                        <a:prstGeom prst="ellipse">
+                          <a:avLst/>
+                        </a:prstGeom>
+                        <a:solidFill>
+                          <a:schemeClr val="bg1"/>
+                        </a:solidFill>
+                        <a:ln w="6350">
+                          <a:solidFill>
+                            <a:srgbClr val="EE0000"/>
+                          </a:solidFill>
+                        </a:ln>
+                      </wps:spPr>
+                      <wps:txbx>
+                        <w:txbxContent>
+                          <w:p>
+                            <w:pPr>
+                              <w:jc w:val="center"/>
+                              <w:rPr>
+                                <w:rFonts w:asciiTheme="majorHAnsi" w:hAnsiTheme="majorHAnsi"/>
+                                <w:color w:val="EE0000"/>
+                                <w:sz w:val="28"/>
+                                <w:szCs w:val="28"/>
+                              </w:rPr>
+                            </w:pPr>
+                            <w:r>
+                              <w:rPr>
+                                <w:rFonts w:asciiTheme="majorHAnsi" w:hAnsiTheme="majorHAnsi"/>
+                                <w:color w:val="EE0000"/>
+                                <w:sz w:val="28"/>
+                                <w:szCs w:val="28"/>
+                              </w:rPr>
+                              <w:t>4</w:t>
+                            </w:r>
+                          </w:p>
+                        </w:txbxContent>
+                      </wps:txbx>
+                      <wps:bodyPr rot="0" spcFirstLastPara="0" vertOverflow="overflow" horzOverflow="overflow" vert="horz" wrap="square" lIns="91440" tIns="45720" rIns="91440" bIns="45720" numCol="1" spcCol="0" rtlCol="0" fromWordArt="0" anchor="t" anchorCtr="0" forceAA="0" compatLnSpc="1">
+                        <a:prstTxWarp prst="textNoShape">
+                          <a:avLst/>
+                        </a:prstTxWarp>
+                        <a:noAutofit/>
+                      </wps:bodyPr>
+                    </wps:wsp>
+                  </a:graphicData>
+                </a:graphic>
+                <wp14:sizeRelH relativeFrom="margin">
+                  <wp14:pctWidth>0</wp14:pctWidth>
+                </wp14:sizeRelH>
+                <wp14:sizeRelV relativeFrom="margin">
+                  <wp14:pctHeight>0</wp14:pctHeight>
+                </wp14:sizeRelV>
+              </wp:anchor>
+            </w:drawing>
+          </mc:Choice>
+          <mc:Fallback>
+            <w:pict>
+              <v:oval w14:anchorId="72DCE572" id="_x0000_s1032" style="position:absolute;margin-left:86.8pt;margin-top:33.3pt;width:34pt;height:34pt;z-index:251703296;visibility:visible;mso-wrap-style:square;mso-width-percent:0;mso-height-percent:0;mso-wrap-distance-left:9pt;mso-wrap-distance-top:0;mso-wrap-distance-right:9pt;mso-wrap-distance-bottom:0;mso-position-horizontal:absolute;mso-position-horizontal-relative:text;mso-position-vertical:absolute;mso-position-vertical-relative:text;mso-width-percent:0;mso-height-percent:0;mso-width-relative:margin;mso-height-relative:margin;v-text-anchor:top" o:gfxdata="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" fillcolor="white [3212]" strokecolor="#e00" strokeweight=".5pt">
+                <v:textbox>
+                  <w:txbxContent>
+                    <w:p>
+                      <w:pPr>
+                        <w:jc w:val="center"/>
+                        <w:rPr>
+                          <w:rFonts w:asciiTheme="majorHAnsi" w:hAnsiTheme="majorHAnsi"/>
+                          <w:color w:val="EE0000"/>
+                          <w:sz w:val="28"/>
+                          <w:szCs w:val="28"/>
+                        </w:rPr>
+                      </w:pPr>
+                      <w:r>
+                        <w:rPr>
+                          <w:rFonts w:asciiTheme="majorHAnsi" w:hAnsiTheme="majorHAnsi"/>
+                          <w:color w:val="EE0000"/>
+                          <w:sz w:val="28"/>
+                          <w:szCs w:val="28"/>
+                        </w:rPr>
+                        <w:t>4</w:t>
+                      </w:r>
+                    </w:p>
+                  </w:txbxContent>
+                </v:textbox>
+              </v:oval>
+            </w:pict>
+          </mc:Fallback>
+        </mc:AlternateContent>
+      </w:r>
+      <w:r>
+        <w:rPr>
+          <w:rFonts w:ascii="Aptos" w:eastAsia="DengXian" w:hAnsi="Aptos"/>
+          <w:noProof/>
+          <w:sz w:val="28"/>
+          <w:szCs w:val="28"/>
+        </w:rPr>
+        <mc:AlternateContent>
+          <mc:Choice Requires="wps">
+            <w:drawing>
+              <wp:anchor distT="0" distB="0" distL="114300" distR="114300" simplePos="0" relativeHeight="251705344" behindDoc="0" locked="0" layoutInCell="1" allowOverlap="1" wp14:anchorId="4D491A85" wp14:editId="42BC3681">
+                <wp:simplePos x="0" y="0"/>
+                <wp:positionH relativeFrom="column">
+                  <wp:posOffset>2733675</wp:posOffset>
+                </wp:positionH>
+                <wp:positionV relativeFrom="paragraph">
+                  <wp:posOffset>440359</wp:posOffset>
+                </wp:positionV>
+                <wp:extent cx="432000" cy="432000"/>
+                <wp:effectExtent l="0" t="0" r="25400" b="25400"/>
+                <wp:wrapNone/>
+                <wp:docPr id="419570016" name="Text Box 16"/>
+                <wp:cNvGraphicFramePr/>
+                <a:graphic xmlns:a="http://schemas.openxmlformats.org/drawingml/2006/main">
+                  <a:graphicData uri="http://schemas.microsoft.com/office/word/2010/wordprocessingShape">
+                    <wps:wsp>
+                      <wps:cNvSpPr txBox="1"/>
+                      <wps:spPr>
+                        <a:xfrm>
+                          <a:off x="0" y="0"/>
+                          <a:ext cx="432000" cy="432000"/>
+                        </a:xfrm>
+                        <a:prstGeom prst="ellipse">
+                          <a:avLst/>
+                        </a:prstGeom>
+                        <a:solidFill>
+                          <a:schemeClr val="bg1"/>
+                        </a:solidFill>
+                        <a:ln w="6350">
+                          <a:solidFill>
+                            <a:srgbClr val="EE0000"/>
+                          </a:solidFill>
+                        </a:ln>
+                      </wps:spPr>
+                      <wps:txbx>
+                        <w:txbxContent>
+                          <w:p>
+                            <w:pPr>
+                              <w:jc w:val="center"/>
+                              <w:rPr>
+                                <w:rFonts w:asciiTheme="majorHAnsi" w:hAnsiTheme="majorHAnsi"/>
+                                <w:color w:val="EE0000"/>
+                                <w:sz w:val="28"/>
+                                <w:szCs w:val="28"/>
+                              </w:rPr>
+                            </w:pPr>
+                            <w:r>
+                              <w:rPr>
+                                <w:rFonts w:asciiTheme="majorHAnsi" w:hAnsiTheme="majorHAnsi"/>
+                                <w:color w:val="EE0000"/>
+                                <w:sz w:val="28"/>
+                                <w:szCs w:val="28"/>
+                              </w:rPr>
+                              <w:t>4</w:t>
+                            </w:r>
+                          </w:p>
+                        </w:txbxContent>
+                      </wps:txbx>
+                      <wps:bodyPr rot="0" spcFirstLastPara="0" vertOverflow="overflow" horzOverflow="overflow" vert="horz" wrap="square" lIns="91440" tIns="45720" rIns="91440" bIns="45720" numCol="1" spcCol="0" rtlCol="0" fromWordArt="0" anchor="t" anchorCtr="0" forceAA="0" compatLnSpc="1">
+                        <a:prstTxWarp prst="textNoShape">
+                          <a:avLst/>
+                        </a:prstTxWarp>
+                        <a:noAutofit/>
+                      </wps:bodyPr>
+                    </wps:wsp>
+                  </a:graphicData>
+                </a:graphic>
+                <wp14:sizeRelH relativeFrom="margin">
+                  <wp14:pctWidth>0</wp14:pctWidth>
+                </wp14:sizeRelH>
+                <wp14:sizeRelV relativeFrom="margin">
+                  <wp14:pctHeight>0</wp14:pctHeight>
+                </wp14:sizeRelV>
+              </wp:anchor>
+            </w:drawing>
+          </mc:Choice>
+          <mc:Fallback>
+            <w:pict>
+              <v:oval w14:anchorId="4D491A85" id="_x0000_s1033" style="position:absolute;margin-left:215.25pt;margin-top:34.65pt;width:34pt;height:34pt;z-index:251705344;visibility:visible;mso-wrap-style:square;mso-width-percent:0;mso-height-percent:0;mso-wrap-distance-left:9pt;mso-wrap-distance-top:0;mso-wrap-distance-right:9pt;mso-wrap-distance-bottom:0;mso-position-horizontal:absolute;mso-position-horizontal-relative:text;mso-position-vertical:absolute;mso-position-vertical-relative:text;mso-width-percent:0;mso-height-percent:0;mso-width-relative:margin;mso-height-relative:margin;v-text-anchor:top" o:gfxdata="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" fillcolor="white [3212]" strokecolor="#e00" strokeweight=".5pt">
+                <v:textbox>
+                  <w:txbxContent>
+                    <w:p>
+                      <w:pPr>
+                        <w:jc w:val="center"/>
+                        <w:rPr>
+                          <w:rFonts w:asciiTheme="majorHAnsi" w:hAnsiTheme="majorHAnsi"/>
+                          <w:color w:val="EE0000"/>
+                          <w:sz w:val="28"/>
+                          <w:szCs w:val="28"/>
+                        </w:rPr>
+                      </w:pPr>
+                      <w:r>
+                        <w:rPr>
+                          <w:rFonts w:asciiTheme="majorHAnsi" w:hAnsiTheme="majorHAnsi"/>
+                          <w:color w:val="EE0000"/>
+                          <w:sz w:val="28"/>
+                          <w:szCs w:val="28"/>
+                        </w:rPr>
+                        <w:t>4</w:t>
+                      </w:r>
+                    </w:p>
+                  </w:txbxContent>
+                </v:textbox>
+              </v:oval>
+            </w:pict>
+          </mc:Fallback>
+        </mc:AlternateContent>
+      </w:r>
+    </w:p>
+    <w:p>
+      <w:pPr>
+        <w:rPr>
+          <w:rFonts w:ascii="Aptos" w:eastAsia="DengXian" w:hAnsi="Aptos"/>
+          <w:sz w:val="28"/>
+          <w:szCs w:val="28"/>
+        </w:rPr>
+      </w:pPr>
+    </w:p>
+    <w:p>
+      <w:pPr>
+        <w:rPr>
+          <w:rFonts w:ascii="Aptos" w:eastAsia="DengXian" w:hAnsi="Aptos"/>
+          <w:sz w:val="28"/>
+          <w:szCs w:val="28"/>
+        </w:rPr>
+      </w:pPr>
+    </w:p>
+    <w:p>
+      <w:pPr>
+        <w:rPr>
+          <w:rFonts w:ascii="Aptos" w:eastAsia="DengXian" w:hAnsi="Aptos"/>
+          <w:sz w:val="28"/>
+          <w:szCs w:val="28"/>
+        </w:rPr>
+      </w:pPr>
+    </w:p>
+    <w:p>
+      <w:pPr>
+        <w:rPr>
+          <w:rFonts w:ascii="Aptos" w:eastAsia="DengXian" w:hAnsi="Aptos"/>
+          <w:sz w:val="28"/>
+          <w:szCs w:val="28"/>
+        </w:rPr>
+      </w:pPr>
+    </w:p>
+    <w:p>
+      <w:pPr>
+        <w:rPr>
+          <w:rFonts w:ascii="Aptos" w:eastAsia="Microsoft JhengHei" w:hAnsi="Aptos"/>
+          <w:sz w:val="24"/>
+          <w:szCs w:val="24"/>
+        </w:rPr>
+      </w:pPr>
+      <w:r>
+        <w:rPr>
+          <w:rFonts w:ascii="Aptos" w:eastAsia="Microsoft JhengHei" w:hAnsi="Aptos" w:hint="eastAsia"/>
+          <w:b/>
+          <w:bCs/>
+          <w:color w:val="2B3990"/>
+          <w:sz w:val="28"/>
+          <w:szCs w:val="28"/>
+        </w:rPr>
+        <w:t>示範</w:t>
       </w:r>
       <w:r>
         <w:rPr>
@@ -198,6 +2115,1523 @@
           <w:sz w:val="28"/>
           <w:szCs w:val="28"/>
         </w:rPr>
+        <w:t>地點一覽（社區資源示例）</w:t>
+      </w:r>
+    </w:p>
+    <w:tbl>
+      <w:tblPr>
+        <w:tblW w:w="5000" w:type="pct"/>
+        <w:tblBorders>
+          <w:top w:val="single" w:sz="4" w:space="0" w:color="auto"/>
+          <w:left w:val="single" w:sz="4" w:space="0" w:color="auto"/>
+          <w:bottom w:val="single" w:sz="4" w:space="0" w:color="auto"/>
+          <w:right w:val="single" w:sz="4" w:space="0" w:color="auto"/>
+          <w:insideH w:val="single" w:sz="4" w:space="0" w:color="auto"/>
+          <w:insideV w:val="single" w:sz="4" w:space="0" w:color="auto"/>
+        </w:tblBorders>
+        <w:tblCellMar>
+          <w:left w:w="10" w:type="dxa"/>
+          <w:right w:w="10" w:type="dxa"/>
+        </w:tblCellMar>
+        <w:tblLook w:val="04A0" w:firstRow="1" w:lastRow="0" w:firstColumn="1" w:lastColumn="0" w:noHBand="0" w:noVBand="1"/>
+      </w:tblPr>
+      <w:tblGrid>
+        <w:gridCol w:w="2676"/>
+        <w:gridCol w:w="1228"/>
+        <w:gridCol w:w="828"/>
+        <w:gridCol w:w="5724"/>
+      </w:tblGrid>
+      <w:tr>
+        <w:trPr>
+          <w:tblHeader/>
+        </w:trPr>
+        <w:tc>
+          <w:tcPr>
+            <w:tcW w:w="1280" w:type="pct"/>
+            <w:tcBorders>
+              <w:top w:val="single" w:sz="4" w:space="0" w:color="2B3990"/>
+              <w:left w:val="single" w:sz="4" w:space="0" w:color="2B3990"/>
+              <w:bottom w:val="single" w:sz="4" w:space="0" w:color="2B3990"/>
+              <w:right w:val="single" w:sz="4" w:space="0" w:color="2B3990"/>
+            </w:tcBorders>
+            <w:shd w:val="clear" w:color="auto" w:fill="2B3990"/>
+            <w:tcMar>
+              <w:top w:w="80" w:type="dxa"/>
+              <w:left w:w="120" w:type="dxa"/>
+              <w:bottom w:w="80" w:type="dxa"/>
+              <w:right w:w="120" w:type="dxa"/>
+            </w:tcMar>
+          </w:tcPr>
+          <w:p>
+            <w:pPr>
+              <w:rPr>
+                <w:rFonts w:ascii="Aptos" w:eastAsia="Microsoft JhengHei" w:hAnsi="Aptos"/>
+              </w:rPr>
+            </w:pPr>
+            <w:r>
+              <w:rPr>
+                <w:rFonts w:ascii="Aptos" w:eastAsia="Microsoft JhengHei" w:hAnsi="Aptos"/>
+                <w:b/>
+                <w:bCs/>
+                <w:color w:val="FFFFFF"/>
+                <w:sz w:val="18"/>
+                <w:szCs w:val="18"/>
+              </w:rPr>
+              <w:t>地點</w:t>
+            </w:r>
+          </w:p>
+        </w:tc>
+        <w:tc>
+          <w:tcPr>
+            <w:tcW w:w="587" w:type="pct"/>
+            <w:tcBorders>
+              <w:top w:val="single" w:sz="4" w:space="0" w:color="2B3990"/>
+              <w:left w:val="single" w:sz="4" w:space="0" w:color="2B3990"/>
+              <w:bottom w:val="single" w:sz="4" w:space="0" w:color="2B3990"/>
+              <w:right w:val="single" w:sz="4" w:space="0" w:color="2B3990"/>
+            </w:tcBorders>
+            <w:shd w:val="clear" w:color="auto" w:fill="2B3990"/>
+            <w:tcMar>
+              <w:top w:w="80" w:type="dxa"/>
+              <w:left w:w="120" w:type="dxa"/>
+              <w:bottom w:w="80" w:type="dxa"/>
+              <w:right w:w="120" w:type="dxa"/>
+            </w:tcMar>
+          </w:tcPr>
+          <w:p>
+            <w:pPr>
+              <w:rPr>
+                <w:rFonts w:ascii="Aptos" w:eastAsia="Microsoft JhengHei" w:hAnsi="Aptos"/>
+              </w:rPr>
+            </w:pPr>
+            <w:r>
+              <w:rPr>
+                <w:rFonts w:ascii="Aptos" w:eastAsia="Microsoft JhengHei" w:hAnsi="Aptos"/>
+                <w:b/>
+                <w:bCs/>
+                <w:color w:val="FFFFFF"/>
+                <w:sz w:val="18"/>
+                <w:szCs w:val="18"/>
+              </w:rPr>
+              <w:t>地區</w:t>
+            </w:r>
+          </w:p>
+        </w:tc>
+        <w:tc>
+          <w:tcPr>
+            <w:tcW w:w="396" w:type="pct"/>
+            <w:tcBorders>
+              <w:top w:val="single" w:sz="4" w:space="0" w:color="2B3990"/>
+              <w:left w:val="single" w:sz="4" w:space="0" w:color="2B3990"/>
+              <w:bottom w:val="single" w:sz="4" w:space="0" w:color="2B3990"/>
+              <w:right w:val="single" w:sz="4" w:space="0" w:color="2B3990"/>
+            </w:tcBorders>
+            <w:shd w:val="clear" w:color="auto" w:fill="2B3990"/>
+            <w:tcMar>
+              <w:top w:w="80" w:type="dxa"/>
+              <w:left w:w="120" w:type="dxa"/>
+              <w:bottom w:w="80" w:type="dxa"/>
+              <w:right w:w="120" w:type="dxa"/>
+            </w:tcMar>
+          </w:tcPr>
+          <w:p>
+            <w:pPr>
+              <w:rPr>
+                <w:rFonts w:ascii="Aptos" w:eastAsia="Microsoft JhengHei" w:hAnsi="Aptos"/>
+              </w:rPr>
+            </w:pPr>
+            <w:r>
+              <w:rPr>
+                <w:rFonts w:ascii="Aptos" w:eastAsia="Microsoft JhengHei" w:hAnsi="Aptos"/>
+                <w:b/>
+                <w:bCs/>
+                <w:color w:val="FFFFFF"/>
+                <w:sz w:val="18"/>
+                <w:szCs w:val="18"/>
+              </w:rPr>
+              <w:t>類別</w:t>
+            </w:r>
+          </w:p>
+        </w:tc>
+        <w:tc>
+          <w:tcPr>
+            <w:tcW w:w="2738" w:type="pct"/>
+            <w:tcBorders>
+              <w:top w:val="single" w:sz="4" w:space="0" w:color="2B3990"/>
+              <w:left w:val="single" w:sz="4" w:space="0" w:color="2B3990"/>
+              <w:bottom w:val="single" w:sz="4" w:space="0" w:color="2B3990"/>
+              <w:right w:val="single" w:sz="4" w:space="0" w:color="2B3990"/>
+            </w:tcBorders>
+            <w:shd w:val="clear" w:color="auto" w:fill="2B3990"/>
+            <w:tcMar>
+              <w:top w:w="80" w:type="dxa"/>
+              <w:left w:w="120" w:type="dxa"/>
+              <w:bottom w:w="80" w:type="dxa"/>
+              <w:right w:w="120" w:type="dxa"/>
+            </w:tcMar>
+          </w:tcPr>
+          <w:p>
+            <w:pPr>
+              <w:rPr>
+                <w:rFonts w:ascii="Aptos" w:eastAsia="Microsoft JhengHei" w:hAnsi="Aptos"/>
+              </w:rPr>
+            </w:pPr>
+            <w:r>
+              <w:rPr>
+                <w:rFonts w:ascii="Aptos" w:eastAsia="Microsoft JhengHei" w:hAnsi="Aptos"/>
+                <w:b/>
+                <w:bCs/>
+                <w:color w:val="FFFFFF"/>
+                <w:sz w:val="18"/>
+                <w:szCs w:val="18"/>
+              </w:rPr>
+              <w:t>推薦原因重點</w:t>
+            </w:r>
+          </w:p>
+        </w:tc>
+      </w:tr>
+      <w:tr>
+        <w:tc>
+          <w:tcPr>
+            <w:tcW w:w="1280" w:type="pct"/>
+            <w:tcBorders>
+              <w:top w:val="single" w:sz="4" w:space="0" w:color="CCCCCC"/>
+              <w:left w:val="single" w:sz="4" w:space="0" w:color="CCCCCC"/>
+              <w:bottom w:val="single" w:sz="4" w:space="0" w:color="CCCCCC"/>
+              <w:right w:val="single" w:sz="4" w:space="0" w:color="CCCCCC"/>
+            </w:tcBorders>
+            <w:tcMar>
+              <w:top w:w="60" w:type="dxa"/>
+              <w:left w:w="120" w:type="dxa"/>
+              <w:bottom w:w="60" w:type="dxa"/>
+              <w:right w:w="120" w:type="dxa"/>
+            </w:tcMar>
+          </w:tcPr>
+          <w:p>
+            <w:pPr>
+              <w:rPr>
+                <w:rFonts w:ascii="Aptos" w:eastAsia="Microsoft JhengHei" w:hAnsi="Aptos"/>
+              </w:rPr>
+            </w:pPr>
+            <w:r>
+              <w:rPr>
+                <w:rFonts w:ascii="Aptos" w:eastAsia="Microsoft JhengHei" w:hAnsi="Aptos"/>
+                <w:sz w:val="17"/>
+                <w:szCs w:val="17"/>
+              </w:rPr>
+              <w:t>元朗公園</w:t>
+            </w:r>
+            <w:r>
+              <w:rPr>
+                <w:rFonts w:ascii="Aptos" w:eastAsia="Microsoft JhengHei" w:hAnsi="Aptos"/>
+                <w:sz w:val="17"/>
+                <w:szCs w:val="17"/>
+              </w:rPr>
+              <w:t xml:space="preserve"> (</w:t>
+            </w:r>
+            <w:r>
+              <w:rPr>
+                <w:rFonts w:ascii="Aptos" w:eastAsia="Microsoft JhengHei" w:hAnsi="Aptos"/>
+                <w:sz w:val="17"/>
+                <w:szCs w:val="17"/>
+              </w:rPr>
+              <w:t>大橋路</w:t>
+            </w:r>
+            <w:r>
+              <w:rPr>
+                <w:rFonts w:ascii="Aptos" w:eastAsia="Microsoft JhengHei" w:hAnsi="Aptos"/>
+                <w:sz w:val="17"/>
+                <w:szCs w:val="17"/>
+              </w:rPr>
+              <w:t>)</w:t>
+            </w:r>
+          </w:p>
+        </w:tc>
+        <w:tc>
+          <w:tcPr>
+            <w:tcW w:w="587" w:type="pct"/>
+            <w:tcBorders>
+              <w:top w:val="single" w:sz="4" w:space="0" w:color="CCCCCC"/>
+              <w:left w:val="single" w:sz="4" w:space="0" w:color="CCCCCC"/>
+              <w:bottom w:val="single" w:sz="4" w:space="0" w:color="CCCCCC"/>
+              <w:right w:val="single" w:sz="4" w:space="0" w:color="CCCCCC"/>
+            </w:tcBorders>
+            <w:tcMar>
+              <w:top w:w="60" w:type="dxa"/>
+              <w:left w:w="120" w:type="dxa"/>
+              <w:bottom w:w="60" w:type="dxa"/>
+              <w:right w:w="120" w:type="dxa"/>
+            </w:tcMar>
+          </w:tcPr>
+          <w:p>
+            <w:pPr>
+              <w:rPr>
+                <w:rFonts w:ascii="Aptos" w:eastAsia="Microsoft JhengHei" w:hAnsi="Aptos"/>
+              </w:rPr>
+            </w:pPr>
+            <w:r>
+              <w:rPr>
+                <w:rFonts w:ascii="Aptos" w:eastAsia="Microsoft JhengHei" w:hAnsi="Aptos"/>
+                <w:sz w:val="17"/>
+                <w:szCs w:val="17"/>
+              </w:rPr>
+              <w:t>元朗</w:t>
+            </w:r>
+          </w:p>
+        </w:tc>
+        <w:tc>
+          <w:tcPr>
+            <w:tcW w:w="396" w:type="pct"/>
+            <w:tcBorders>
+              <w:top w:val="single" w:sz="4" w:space="0" w:color="CCCCCC"/>
+              <w:left w:val="single" w:sz="4" w:space="0" w:color="CCCCCC"/>
+              <w:bottom w:val="single" w:sz="4" w:space="0" w:color="CCCCCC"/>
+              <w:right w:val="single" w:sz="4" w:space="0" w:color="CCCCCC"/>
+            </w:tcBorders>
+            <w:tcMar>
+              <w:top w:w="60" w:type="dxa"/>
+              <w:left w:w="120" w:type="dxa"/>
+              <w:bottom w:w="60" w:type="dxa"/>
+              <w:right w:w="120" w:type="dxa"/>
+            </w:tcMar>
+          </w:tcPr>
+          <w:p>
+            <w:pPr>
+              <w:rPr>
+                <w:rFonts w:ascii="Aptos" w:eastAsia="Microsoft JhengHei" w:hAnsi="Aptos"/>
+              </w:rPr>
+            </w:pPr>
+            <w:r>
+              <w:rPr>
+                <w:rFonts w:ascii="Aptos" w:eastAsia="Microsoft JhengHei" w:hAnsi="Aptos"/>
+                <w:sz w:val="17"/>
+                <w:szCs w:val="17"/>
+              </w:rPr>
+              <w:t>戶外</w:t>
+            </w:r>
+          </w:p>
+        </w:tc>
+        <w:tc>
+          <w:tcPr>
+            <w:tcW w:w="2738" w:type="pct"/>
+            <w:tcBorders>
+              <w:top w:val="single" w:sz="4" w:space="0" w:color="CCCCCC"/>
+              <w:left w:val="single" w:sz="4" w:space="0" w:color="CCCCCC"/>
+              <w:bottom w:val="single" w:sz="4" w:space="0" w:color="CCCCCC"/>
+              <w:right w:val="single" w:sz="4" w:space="0" w:color="CCCCCC"/>
+            </w:tcBorders>
+            <w:tcMar>
+              <w:top w:w="60" w:type="dxa"/>
+              <w:left w:w="120" w:type="dxa"/>
+              <w:bottom w:w="60" w:type="dxa"/>
+              <w:right w:w="120" w:type="dxa"/>
+            </w:tcMar>
+          </w:tcPr>
+          <w:p>
+            <w:pPr>
+              <w:rPr>
+                <w:rFonts w:ascii="Aptos" w:eastAsia="Microsoft JhengHei" w:hAnsi="Aptos"/>
+              </w:rPr>
+            </w:pPr>
+            <w:r>
+              <w:rPr>
+                <w:rFonts w:ascii="Aptos" w:eastAsia="Microsoft JhengHei" w:hAnsi="Aptos"/>
+                <w:sz w:val="17"/>
+                <w:szCs w:val="17"/>
+              </w:rPr>
+              <w:t>廣闊無圍欄草坪讓孩子自訂規則，噴泉廣場引發自發性水玩</w:t>
+            </w:r>
+          </w:p>
+        </w:tc>
+      </w:tr>
+      <w:tr>
+        <w:tc>
+          <w:tcPr>
+            <w:tcW w:w="1280" w:type="pct"/>
+            <w:tcBorders>
+              <w:top w:val="single" w:sz="4" w:space="0" w:color="CCCCCC"/>
+              <w:left w:val="single" w:sz="4" w:space="0" w:color="CCCCCC"/>
+              <w:bottom w:val="single" w:sz="4" w:space="0" w:color="CCCCCC"/>
+              <w:right w:val="single" w:sz="4" w:space="0" w:color="CCCCCC"/>
+            </w:tcBorders>
+            <w:tcMar>
+              <w:top w:w="60" w:type="dxa"/>
+              <w:left w:w="120" w:type="dxa"/>
+              <w:bottom w:w="60" w:type="dxa"/>
+              <w:right w:w="120" w:type="dxa"/>
+            </w:tcMar>
+          </w:tcPr>
+          <w:p>
+            <w:pPr>
+              <w:rPr>
+                <w:rFonts w:ascii="Aptos" w:eastAsia="Microsoft JhengHei" w:hAnsi="Aptos"/>
+              </w:rPr>
+            </w:pPr>
+            <w:r>
+              <w:rPr>
+                <w:rFonts w:ascii="Aptos" w:eastAsia="Microsoft JhengHei" w:hAnsi="Aptos"/>
+                <w:sz w:val="17"/>
+                <w:szCs w:val="17"/>
+              </w:rPr>
+              <w:t>天水圍公園</w:t>
+            </w:r>
+            <w:r>
+              <w:rPr>
+                <w:rFonts w:ascii="Aptos" w:eastAsia="Microsoft JhengHei" w:hAnsi="Aptos"/>
+                <w:sz w:val="17"/>
+                <w:szCs w:val="17"/>
+              </w:rPr>
+              <w:t xml:space="preserve"> (</w:t>
+            </w:r>
+            <w:r>
+              <w:rPr>
+                <w:rFonts w:ascii="Aptos" w:eastAsia="Microsoft JhengHei" w:hAnsi="Aptos"/>
+                <w:sz w:val="17"/>
+                <w:szCs w:val="17"/>
+              </w:rPr>
+              <w:t>天瑞路</w:t>
+            </w:r>
+            <w:r>
+              <w:rPr>
+                <w:rFonts w:ascii="Aptos" w:eastAsia="Microsoft JhengHei" w:hAnsi="Aptos"/>
+                <w:sz w:val="17"/>
+                <w:szCs w:val="17"/>
+              </w:rPr>
+              <w:t>)</w:t>
+            </w:r>
+          </w:p>
+        </w:tc>
+        <w:tc>
+          <w:tcPr>
+            <w:tcW w:w="587" w:type="pct"/>
+            <w:tcBorders>
+              <w:top w:val="single" w:sz="4" w:space="0" w:color="CCCCCC"/>
+              <w:left w:val="single" w:sz="4" w:space="0" w:color="CCCCCC"/>
+              <w:bottom w:val="single" w:sz="4" w:space="0" w:color="CCCCCC"/>
+              <w:right w:val="single" w:sz="4" w:space="0" w:color="CCCCCC"/>
+            </w:tcBorders>
+            <w:tcMar>
+              <w:top w:w="60" w:type="dxa"/>
+              <w:left w:w="120" w:type="dxa"/>
+              <w:bottom w:w="60" w:type="dxa"/>
+              <w:right w:w="120" w:type="dxa"/>
+            </w:tcMar>
+          </w:tcPr>
+          <w:p>
+            <w:pPr>
+              <w:rPr>
+                <w:rFonts w:ascii="Aptos" w:eastAsia="Microsoft JhengHei" w:hAnsi="Aptos"/>
+              </w:rPr>
+            </w:pPr>
+            <w:r>
+              <w:rPr>
+                <w:rFonts w:ascii="Aptos" w:eastAsia="Microsoft JhengHei" w:hAnsi="Aptos"/>
+                <w:sz w:val="17"/>
+                <w:szCs w:val="17"/>
+              </w:rPr>
+              <w:t>元朗</w:t>
+            </w:r>
+          </w:p>
+        </w:tc>
+        <w:tc>
+          <w:tcPr>
+            <w:tcW w:w="396" w:type="pct"/>
+            <w:tcBorders>
+              <w:top w:val="single" w:sz="4" w:space="0" w:color="CCCCCC"/>
+              <w:left w:val="single" w:sz="4" w:space="0" w:color="CCCCCC"/>
+              <w:bottom w:val="single" w:sz="4" w:space="0" w:color="CCCCCC"/>
+              <w:right w:val="single" w:sz="4" w:space="0" w:color="CCCCCC"/>
+            </w:tcBorders>
+            <w:tcMar>
+              <w:top w:w="60" w:type="dxa"/>
+              <w:left w:w="120" w:type="dxa"/>
+              <w:bottom w:w="60" w:type="dxa"/>
+              <w:right w:w="120" w:type="dxa"/>
+            </w:tcMar>
+          </w:tcPr>
+          <w:p>
+            <w:pPr>
+              <w:rPr>
+                <w:rFonts w:ascii="Aptos" w:eastAsia="Microsoft JhengHei" w:hAnsi="Aptos"/>
+              </w:rPr>
+            </w:pPr>
+            <w:r>
+              <w:rPr>
+                <w:rFonts w:ascii="Aptos" w:eastAsia="Microsoft JhengHei" w:hAnsi="Aptos"/>
+                <w:sz w:val="17"/>
+                <w:szCs w:val="17"/>
+              </w:rPr>
+              <w:t>戶外</w:t>
+            </w:r>
+          </w:p>
+        </w:tc>
+        <w:tc>
+          <w:tcPr>
+            <w:tcW w:w="2738" w:type="pct"/>
+            <w:tcBorders>
+              <w:top w:val="single" w:sz="4" w:space="0" w:color="CCCCCC"/>
+              <w:left w:val="single" w:sz="4" w:space="0" w:color="CCCCCC"/>
+              <w:bottom w:val="single" w:sz="4" w:space="0" w:color="CCCCCC"/>
+              <w:right w:val="single" w:sz="4" w:space="0" w:color="CCCCCC"/>
+            </w:tcBorders>
+            <w:tcMar>
+              <w:top w:w="60" w:type="dxa"/>
+              <w:left w:w="120" w:type="dxa"/>
+              <w:bottom w:w="60" w:type="dxa"/>
+              <w:right w:w="120" w:type="dxa"/>
+            </w:tcMar>
+          </w:tcPr>
+          <w:p>
+            <w:pPr>
+              <w:rPr>
+                <w:rFonts w:ascii="Aptos" w:eastAsia="Microsoft JhengHei" w:hAnsi="Aptos"/>
+              </w:rPr>
+            </w:pPr>
+            <w:r>
+              <w:rPr>
+                <w:rFonts w:ascii="Aptos" w:eastAsia="Microsoft JhengHei" w:hAnsi="Aptos"/>
+                <w:sz w:val="17"/>
+                <w:szCs w:val="17"/>
+              </w:rPr>
+              <w:t>迷宮</w:t>
+            </w:r>
+            <w:r>
+              <w:rPr>
+                <w:rFonts w:ascii="Aptos" w:eastAsia="Microsoft JhengHei" w:hAnsi="Aptos"/>
+                <w:sz w:val="17"/>
+                <w:szCs w:val="17"/>
+              </w:rPr>
+              <w:t>/</w:t>
+            </w:r>
+            <w:r>
+              <w:rPr>
+                <w:rFonts w:ascii="Aptos" w:eastAsia="Microsoft JhengHei" w:hAnsi="Aptos"/>
+                <w:sz w:val="17"/>
+                <w:szCs w:val="17"/>
+              </w:rPr>
+              <w:t>洞穴引發探索欲，香味植物刺激感官好奇心</w:t>
+            </w:r>
+          </w:p>
+        </w:tc>
+      </w:tr>
+      <w:tr>
+        <w:tc>
+          <w:tcPr>
+            <w:tcW w:w="1280" w:type="pct"/>
+            <w:tcBorders>
+              <w:top w:val="single" w:sz="4" w:space="0" w:color="CCCCCC"/>
+              <w:left w:val="single" w:sz="4" w:space="0" w:color="CCCCCC"/>
+              <w:bottom w:val="single" w:sz="4" w:space="0" w:color="CCCCCC"/>
+              <w:right w:val="single" w:sz="4" w:space="0" w:color="CCCCCC"/>
+            </w:tcBorders>
+            <w:tcMar>
+              <w:top w:w="60" w:type="dxa"/>
+              <w:left w:w="120" w:type="dxa"/>
+              <w:bottom w:w="60" w:type="dxa"/>
+              <w:right w:w="120" w:type="dxa"/>
+            </w:tcMar>
+          </w:tcPr>
+          <w:p>
+            <w:pPr>
+              <w:rPr>
+                <w:rFonts w:ascii="Aptos" w:eastAsia="Microsoft JhengHei" w:hAnsi="Aptos"/>
+              </w:rPr>
+            </w:pPr>
+            <w:r>
+              <w:rPr>
+                <w:rFonts w:ascii="Aptos" w:eastAsia="Microsoft JhengHei" w:hAnsi="Aptos"/>
+                <w:sz w:val="17"/>
+                <w:szCs w:val="17"/>
+              </w:rPr>
+              <w:t>兆麟體育館兒童遊戲室</w:t>
+            </w:r>
+          </w:p>
+        </w:tc>
+        <w:tc>
+          <w:tcPr>
+            <w:tcW w:w="587" w:type="pct"/>
+            <w:tcBorders>
+              <w:top w:val="single" w:sz="4" w:space="0" w:color="CCCCCC"/>
+              <w:left w:val="single" w:sz="4" w:space="0" w:color="CCCCCC"/>
+              <w:bottom w:val="single" w:sz="4" w:space="0" w:color="CCCCCC"/>
+              <w:right w:val="single" w:sz="4" w:space="0" w:color="CCCCCC"/>
+            </w:tcBorders>
+            <w:tcMar>
+              <w:top w:w="60" w:type="dxa"/>
+              <w:left w:w="120" w:type="dxa"/>
+              <w:bottom w:w="60" w:type="dxa"/>
+              <w:right w:w="120" w:type="dxa"/>
+            </w:tcMar>
+          </w:tcPr>
+          <w:p>
+            <w:pPr>
+              <w:rPr>
+                <w:rFonts w:ascii="Aptos" w:eastAsia="Microsoft JhengHei" w:hAnsi="Aptos"/>
+              </w:rPr>
+            </w:pPr>
+            <w:r>
+              <w:rPr>
+                <w:rFonts w:ascii="Aptos" w:eastAsia="Microsoft JhengHei" w:hAnsi="Aptos"/>
+                <w:sz w:val="17"/>
+                <w:szCs w:val="17"/>
+              </w:rPr>
+              <w:t>屯門</w:t>
+            </w:r>
+          </w:p>
+        </w:tc>
+        <w:tc>
+          <w:tcPr>
+            <w:tcW w:w="396" w:type="pct"/>
+            <w:tcBorders>
+              <w:top w:val="single" w:sz="4" w:space="0" w:color="CCCCCC"/>
+              <w:left w:val="single" w:sz="4" w:space="0" w:color="CCCCCC"/>
+              <w:bottom w:val="single" w:sz="4" w:space="0" w:color="CCCCCC"/>
+              <w:right w:val="single" w:sz="4" w:space="0" w:color="CCCCCC"/>
+            </w:tcBorders>
+            <w:tcMar>
+              <w:top w:w="60" w:type="dxa"/>
+              <w:left w:w="120" w:type="dxa"/>
+              <w:bottom w:w="60" w:type="dxa"/>
+              <w:right w:w="120" w:type="dxa"/>
+            </w:tcMar>
+          </w:tcPr>
+          <w:p>
+            <w:pPr>
+              <w:rPr>
+                <w:rFonts w:ascii="Aptos" w:eastAsia="Microsoft JhengHei" w:hAnsi="Aptos"/>
+              </w:rPr>
+            </w:pPr>
+            <w:r>
+              <w:rPr>
+                <w:rFonts w:ascii="Aptos" w:eastAsia="Microsoft JhengHei" w:hAnsi="Aptos"/>
+                <w:sz w:val="17"/>
+                <w:szCs w:val="17"/>
+              </w:rPr>
+              <w:t>室內</w:t>
+            </w:r>
+          </w:p>
+        </w:tc>
+        <w:tc>
+          <w:tcPr>
+            <w:tcW w:w="2738" w:type="pct"/>
+            <w:tcBorders>
+              <w:top w:val="single" w:sz="4" w:space="0" w:color="CCCCCC"/>
+              <w:left w:val="single" w:sz="4" w:space="0" w:color="CCCCCC"/>
+              <w:bottom w:val="single" w:sz="4" w:space="0" w:color="CCCCCC"/>
+              <w:right w:val="single" w:sz="4" w:space="0" w:color="CCCCCC"/>
+            </w:tcBorders>
+            <w:tcMar>
+              <w:top w:w="60" w:type="dxa"/>
+              <w:left w:w="120" w:type="dxa"/>
+              <w:bottom w:w="60" w:type="dxa"/>
+              <w:right w:w="120" w:type="dxa"/>
+            </w:tcMar>
+          </w:tcPr>
+          <w:p>
+            <w:pPr>
+              <w:rPr>
+                <w:rFonts w:ascii="Aptos" w:eastAsia="Microsoft JhengHei" w:hAnsi="Aptos"/>
+              </w:rPr>
+            </w:pPr>
+            <w:r>
+              <w:rPr>
+                <w:rFonts w:ascii="Aptos" w:eastAsia="Microsoft JhengHei" w:hAnsi="Aptos"/>
+                <w:sz w:val="17"/>
+                <w:szCs w:val="17"/>
+              </w:rPr>
+              <w:t>攀石牆讓孩子自己決定爬多高，室內不受天氣干擾</w:t>
+            </w:r>
+          </w:p>
+        </w:tc>
+      </w:tr>
+      <w:tr>
+        <w:tc>
+          <w:tcPr>
+            <w:tcW w:w="1280" w:type="pct"/>
+            <w:tcBorders>
+              <w:top w:val="single" w:sz="4" w:space="0" w:color="CCCCCC"/>
+              <w:left w:val="single" w:sz="4" w:space="0" w:color="CCCCCC"/>
+              <w:bottom w:val="single" w:sz="4" w:space="0" w:color="CCCCCC"/>
+              <w:right w:val="single" w:sz="4" w:space="0" w:color="CCCCCC"/>
+            </w:tcBorders>
+            <w:tcMar>
+              <w:top w:w="60" w:type="dxa"/>
+              <w:left w:w="120" w:type="dxa"/>
+              <w:bottom w:w="60" w:type="dxa"/>
+              <w:right w:w="120" w:type="dxa"/>
+            </w:tcMar>
+          </w:tcPr>
+          <w:p>
+            <w:pPr>
+              <w:rPr>
+                <w:rFonts w:ascii="Aptos" w:eastAsia="Microsoft JhengHei" w:hAnsi="Aptos"/>
+              </w:rPr>
+            </w:pPr>
+            <w:r>
+              <w:rPr>
+                <w:rFonts w:ascii="Aptos" w:eastAsia="Microsoft JhengHei" w:hAnsi="Aptos"/>
+                <w:sz w:val="17"/>
+                <w:szCs w:val="17"/>
+              </w:rPr>
+              <w:t>屯門公園共融遊樂場</w:t>
+            </w:r>
+          </w:p>
+        </w:tc>
+        <w:tc>
+          <w:tcPr>
+            <w:tcW w:w="587" w:type="pct"/>
+            <w:tcBorders>
+              <w:top w:val="single" w:sz="4" w:space="0" w:color="CCCCCC"/>
+              <w:left w:val="single" w:sz="4" w:space="0" w:color="CCCCCC"/>
+              <w:bottom w:val="single" w:sz="4" w:space="0" w:color="CCCCCC"/>
+              <w:right w:val="single" w:sz="4" w:space="0" w:color="CCCCCC"/>
+            </w:tcBorders>
+            <w:tcMar>
+              <w:top w:w="60" w:type="dxa"/>
+              <w:left w:w="120" w:type="dxa"/>
+              <w:bottom w:w="60" w:type="dxa"/>
+              <w:right w:w="120" w:type="dxa"/>
+            </w:tcMar>
+          </w:tcPr>
+          <w:p>
+            <w:pPr>
+              <w:rPr>
+                <w:rFonts w:ascii="Aptos" w:eastAsia="Microsoft JhengHei" w:hAnsi="Aptos"/>
+              </w:rPr>
+            </w:pPr>
+            <w:r>
+              <w:rPr>
+                <w:rFonts w:ascii="Aptos" w:eastAsia="Microsoft JhengHei" w:hAnsi="Aptos"/>
+                <w:sz w:val="17"/>
+                <w:szCs w:val="17"/>
+              </w:rPr>
+              <w:t>屯門</w:t>
+            </w:r>
+          </w:p>
+        </w:tc>
+        <w:tc>
+          <w:tcPr>
+            <w:tcW w:w="396" w:type="pct"/>
+            <w:tcBorders>
+              <w:top w:val="single" w:sz="4" w:space="0" w:color="CCCCCC"/>
+              <w:left w:val="single" w:sz="4" w:space="0" w:color="CCCCCC"/>
+              <w:bottom w:val="single" w:sz="4" w:space="0" w:color="CCCCCC"/>
+              <w:right w:val="single" w:sz="4" w:space="0" w:color="CCCCCC"/>
+            </w:tcBorders>
+            <w:tcMar>
+              <w:top w:w="60" w:type="dxa"/>
+              <w:left w:w="120" w:type="dxa"/>
+              <w:bottom w:w="60" w:type="dxa"/>
+              <w:right w:w="120" w:type="dxa"/>
+            </w:tcMar>
+          </w:tcPr>
+          <w:p>
+            <w:pPr>
+              <w:rPr>
+                <w:rFonts w:ascii="Aptos" w:eastAsia="Microsoft JhengHei" w:hAnsi="Aptos"/>
+              </w:rPr>
+            </w:pPr>
+            <w:r>
+              <w:rPr>
+                <w:rFonts w:ascii="Aptos" w:eastAsia="Microsoft JhengHei" w:hAnsi="Aptos"/>
+                <w:sz w:val="17"/>
+                <w:szCs w:val="17"/>
+              </w:rPr>
+              <w:t>戶外</w:t>
+            </w:r>
+          </w:p>
+        </w:tc>
+        <w:tc>
+          <w:tcPr>
+            <w:tcW w:w="2738" w:type="pct"/>
+            <w:tcBorders>
+              <w:top w:val="single" w:sz="4" w:space="0" w:color="CCCCCC"/>
+              <w:left w:val="single" w:sz="4" w:space="0" w:color="CCCCCC"/>
+              <w:bottom w:val="single" w:sz="4" w:space="0" w:color="CCCCCC"/>
+              <w:right w:val="single" w:sz="4" w:space="0" w:color="CCCCCC"/>
+            </w:tcBorders>
+            <w:tcMar>
+              <w:top w:w="60" w:type="dxa"/>
+              <w:left w:w="120" w:type="dxa"/>
+              <w:bottom w:w="60" w:type="dxa"/>
+              <w:right w:w="120" w:type="dxa"/>
+            </w:tcMar>
+          </w:tcPr>
+          <w:p>
+            <w:pPr>
+              <w:rPr>
+                <w:rFonts w:ascii="Aptos" w:eastAsia="Microsoft JhengHei" w:hAnsi="Aptos"/>
+              </w:rPr>
+            </w:pPr>
+            <w:r>
+              <w:rPr>
+                <w:rFonts w:ascii="Aptos" w:eastAsia="Microsoft JhengHei" w:hAnsi="Aptos"/>
+                <w:sz w:val="17"/>
+                <w:szCs w:val="17"/>
+              </w:rPr>
+              <w:t>無固定玩法水沙設計；傷健兒童自然同場互動</w:t>
+            </w:r>
+          </w:p>
+        </w:tc>
+      </w:tr>
+      <w:tr>
+        <w:tc>
+          <w:tcPr>
+            <w:tcW w:w="1280" w:type="pct"/>
+            <w:tcBorders>
+              <w:top w:val="single" w:sz="4" w:space="0" w:color="CCCCCC"/>
+              <w:left w:val="single" w:sz="4" w:space="0" w:color="CCCCCC"/>
+              <w:bottom w:val="single" w:sz="4" w:space="0" w:color="CCCCCC"/>
+              <w:right w:val="single" w:sz="4" w:space="0" w:color="CCCCCC"/>
+            </w:tcBorders>
+            <w:tcMar>
+              <w:top w:w="60" w:type="dxa"/>
+              <w:left w:w="120" w:type="dxa"/>
+              <w:bottom w:w="60" w:type="dxa"/>
+              <w:right w:w="120" w:type="dxa"/>
+            </w:tcMar>
+          </w:tcPr>
+          <w:p>
+            <w:pPr>
+              <w:rPr>
+                <w:rFonts w:ascii="Aptos" w:eastAsia="Microsoft JhengHei" w:hAnsi="Aptos"/>
+              </w:rPr>
+            </w:pPr>
+            <w:r>
+              <w:rPr>
+                <w:rFonts w:ascii="Aptos" w:eastAsia="Microsoft JhengHei" w:hAnsi="Aptos"/>
+                <w:sz w:val="17"/>
+                <w:szCs w:val="17"/>
+              </w:rPr>
+              <w:t>深水埗公園兒童遊樂場</w:t>
+            </w:r>
+          </w:p>
+        </w:tc>
+        <w:tc>
+          <w:tcPr>
+            <w:tcW w:w="587" w:type="pct"/>
+            <w:tcBorders>
+              <w:top w:val="single" w:sz="4" w:space="0" w:color="CCCCCC"/>
+              <w:left w:val="single" w:sz="4" w:space="0" w:color="CCCCCC"/>
+              <w:bottom w:val="single" w:sz="4" w:space="0" w:color="CCCCCC"/>
+              <w:right w:val="single" w:sz="4" w:space="0" w:color="CCCCCC"/>
+            </w:tcBorders>
+            <w:tcMar>
+              <w:top w:w="60" w:type="dxa"/>
+              <w:left w:w="120" w:type="dxa"/>
+              <w:bottom w:w="60" w:type="dxa"/>
+              <w:right w:w="120" w:type="dxa"/>
+            </w:tcMar>
+          </w:tcPr>
+          <w:p>
+            <w:pPr>
+              <w:rPr>
+                <w:rFonts w:ascii="Aptos" w:eastAsia="Microsoft JhengHei" w:hAnsi="Aptos"/>
+              </w:rPr>
+            </w:pPr>
+            <w:r>
+              <w:rPr>
+                <w:rFonts w:ascii="Aptos" w:eastAsia="Microsoft JhengHei" w:hAnsi="Aptos"/>
+                <w:sz w:val="17"/>
+                <w:szCs w:val="17"/>
+              </w:rPr>
+              <w:t>深水埗</w:t>
+            </w:r>
+          </w:p>
+        </w:tc>
+        <w:tc>
+          <w:tcPr>
+            <w:tcW w:w="396" w:type="pct"/>
+            <w:tcBorders>
+              <w:top w:val="single" w:sz="4" w:space="0" w:color="CCCCCC"/>
+              <w:left w:val="single" w:sz="4" w:space="0" w:color="CCCCCC"/>
+              <w:bottom w:val="single" w:sz="4" w:space="0" w:color="CCCCCC"/>
+              <w:right w:val="single" w:sz="4" w:space="0" w:color="CCCCCC"/>
+            </w:tcBorders>
+            <w:tcMar>
+              <w:top w:w="60" w:type="dxa"/>
+              <w:left w:w="120" w:type="dxa"/>
+              <w:bottom w:w="60" w:type="dxa"/>
+              <w:right w:w="120" w:type="dxa"/>
+            </w:tcMar>
+          </w:tcPr>
+          <w:p>
+            <w:pPr>
+              <w:rPr>
+                <w:rFonts w:ascii="Aptos" w:eastAsia="Microsoft JhengHei" w:hAnsi="Aptos"/>
+              </w:rPr>
+            </w:pPr>
+            <w:r>
+              <w:rPr>
+                <w:rFonts w:ascii="Aptos" w:eastAsia="Microsoft JhengHei" w:hAnsi="Aptos"/>
+                <w:sz w:val="17"/>
+                <w:szCs w:val="17"/>
+              </w:rPr>
+              <w:t>戶外</w:t>
+            </w:r>
+          </w:p>
+        </w:tc>
+        <w:tc>
+          <w:tcPr>
+            <w:tcW w:w="2738" w:type="pct"/>
+            <w:tcBorders>
+              <w:top w:val="single" w:sz="4" w:space="0" w:color="CCCCCC"/>
+              <w:left w:val="single" w:sz="4" w:space="0" w:color="CCCCCC"/>
+              <w:bottom w:val="single" w:sz="4" w:space="0" w:color="CCCCCC"/>
+              <w:right w:val="single" w:sz="4" w:space="0" w:color="CCCCCC"/>
+            </w:tcBorders>
+            <w:tcMar>
+              <w:top w:w="60" w:type="dxa"/>
+              <w:left w:w="120" w:type="dxa"/>
+              <w:bottom w:w="60" w:type="dxa"/>
+              <w:right w:w="120" w:type="dxa"/>
+            </w:tcMar>
+          </w:tcPr>
+          <w:p>
+            <w:pPr>
+              <w:rPr>
+                <w:rFonts w:ascii="Aptos" w:eastAsia="Microsoft JhengHei" w:hAnsi="Aptos"/>
+              </w:rPr>
+            </w:pPr>
+            <w:r>
+              <w:rPr>
+                <w:rFonts w:ascii="Aptos" w:eastAsia="Microsoft JhengHei" w:hAnsi="Aptos"/>
+                <w:sz w:val="17"/>
+                <w:szCs w:val="17"/>
+              </w:rPr>
+              <w:t>高滑梯讓孩子自主評估風險、克服恐懼</w:t>
+            </w:r>
+          </w:p>
+        </w:tc>
+      </w:tr>
+      <w:tr>
+        <w:tc>
+          <w:tcPr>
+            <w:tcW w:w="1280" w:type="pct"/>
+            <w:tcBorders>
+              <w:top w:val="single" w:sz="4" w:space="0" w:color="CCCCCC"/>
+              <w:left w:val="single" w:sz="4" w:space="0" w:color="CCCCCC"/>
+              <w:bottom w:val="single" w:sz="4" w:space="0" w:color="CCCCCC"/>
+              <w:right w:val="single" w:sz="4" w:space="0" w:color="CCCCCC"/>
+            </w:tcBorders>
+            <w:tcMar>
+              <w:top w:w="60" w:type="dxa"/>
+              <w:left w:w="120" w:type="dxa"/>
+              <w:bottom w:w="60" w:type="dxa"/>
+              <w:right w:w="120" w:type="dxa"/>
+            </w:tcMar>
+          </w:tcPr>
+          <w:p>
+            <w:pPr>
+              <w:rPr>
+                <w:rFonts w:ascii="Aptos" w:eastAsia="Microsoft JhengHei" w:hAnsi="Aptos"/>
+              </w:rPr>
+            </w:pPr>
+            <w:r>
+              <w:rPr>
+                <w:rFonts w:ascii="Aptos" w:eastAsia="Microsoft JhengHei" w:hAnsi="Aptos"/>
+                <w:sz w:val="17"/>
+                <w:szCs w:val="17"/>
+              </w:rPr>
+              <w:t>北河街體育館兒童遊戲室</w:t>
+            </w:r>
+          </w:p>
+        </w:tc>
+        <w:tc>
+          <w:tcPr>
+            <w:tcW w:w="587" w:type="pct"/>
+            <w:tcBorders>
+              <w:top w:val="single" w:sz="4" w:space="0" w:color="CCCCCC"/>
+              <w:left w:val="single" w:sz="4" w:space="0" w:color="CCCCCC"/>
+              <w:bottom w:val="single" w:sz="4" w:space="0" w:color="CCCCCC"/>
+              <w:right w:val="single" w:sz="4" w:space="0" w:color="CCCCCC"/>
+            </w:tcBorders>
+            <w:tcMar>
+              <w:top w:w="60" w:type="dxa"/>
+              <w:left w:w="120" w:type="dxa"/>
+              <w:bottom w:w="60" w:type="dxa"/>
+              <w:right w:w="120" w:type="dxa"/>
+            </w:tcMar>
+          </w:tcPr>
+          <w:p>
+            <w:pPr>
+              <w:rPr>
+                <w:rFonts w:ascii="Aptos" w:eastAsia="Microsoft JhengHei" w:hAnsi="Aptos"/>
+              </w:rPr>
+            </w:pPr>
+            <w:r>
+              <w:rPr>
+                <w:rFonts w:ascii="Aptos" w:eastAsia="Microsoft JhengHei" w:hAnsi="Aptos"/>
+                <w:sz w:val="17"/>
+                <w:szCs w:val="17"/>
+              </w:rPr>
+              <w:t>深水埗</w:t>
+            </w:r>
+          </w:p>
+        </w:tc>
+        <w:tc>
+          <w:tcPr>
+            <w:tcW w:w="396" w:type="pct"/>
+            <w:tcBorders>
+              <w:top w:val="single" w:sz="4" w:space="0" w:color="CCCCCC"/>
+              <w:left w:val="single" w:sz="4" w:space="0" w:color="CCCCCC"/>
+              <w:bottom w:val="single" w:sz="4" w:space="0" w:color="CCCCCC"/>
+              <w:right w:val="single" w:sz="4" w:space="0" w:color="CCCCCC"/>
+            </w:tcBorders>
+            <w:tcMar>
+              <w:top w:w="60" w:type="dxa"/>
+              <w:left w:w="120" w:type="dxa"/>
+              <w:bottom w:w="60" w:type="dxa"/>
+              <w:right w:w="120" w:type="dxa"/>
+            </w:tcMar>
+          </w:tcPr>
+          <w:p>
+            <w:pPr>
+              <w:rPr>
+                <w:rFonts w:ascii="Aptos" w:eastAsia="Microsoft JhengHei" w:hAnsi="Aptos"/>
+              </w:rPr>
+            </w:pPr>
+            <w:r>
+              <w:rPr>
+                <w:rFonts w:ascii="Aptos" w:eastAsia="Microsoft JhengHei" w:hAnsi="Aptos"/>
+                <w:sz w:val="17"/>
+                <w:szCs w:val="17"/>
+              </w:rPr>
+              <w:t>室內</w:t>
+            </w:r>
+          </w:p>
+        </w:tc>
+        <w:tc>
+          <w:tcPr>
+            <w:tcW w:w="2738" w:type="pct"/>
+            <w:tcBorders>
+              <w:top w:val="single" w:sz="4" w:space="0" w:color="CCCCCC"/>
+              <w:left w:val="single" w:sz="4" w:space="0" w:color="CCCCCC"/>
+              <w:bottom w:val="single" w:sz="4" w:space="0" w:color="CCCCCC"/>
+              <w:right w:val="single" w:sz="4" w:space="0" w:color="CCCCCC"/>
+            </w:tcBorders>
+            <w:tcMar>
+              <w:top w:w="60" w:type="dxa"/>
+              <w:left w:w="120" w:type="dxa"/>
+              <w:bottom w:w="60" w:type="dxa"/>
+              <w:right w:w="120" w:type="dxa"/>
+            </w:tcMar>
+          </w:tcPr>
+          <w:p>
+            <w:pPr>
+              <w:rPr>
+                <w:rFonts w:ascii="Aptos" w:eastAsia="Microsoft JhengHei" w:hAnsi="Aptos"/>
+              </w:rPr>
+            </w:pPr>
+            <w:r>
+              <w:rPr>
+                <w:rFonts w:ascii="Aptos" w:eastAsia="Microsoft JhengHei" w:hAnsi="Aptos"/>
+                <w:sz w:val="17"/>
+                <w:szCs w:val="17"/>
+              </w:rPr>
+              <w:t>安靜環境讓孩子深度投入，適合需要低刺激環境的孩子</w:t>
+            </w:r>
+          </w:p>
+        </w:tc>
+      </w:tr>
+      <w:tr>
+        <w:tc>
+          <w:tcPr>
+            <w:tcW w:w="1280" w:type="pct"/>
+            <w:tcBorders>
+              <w:top w:val="single" w:sz="4" w:space="0" w:color="CCCCCC"/>
+              <w:left w:val="single" w:sz="4" w:space="0" w:color="CCCCCC"/>
+              <w:bottom w:val="single" w:sz="4" w:space="0" w:color="CCCCCC"/>
+              <w:right w:val="single" w:sz="4" w:space="0" w:color="CCCCCC"/>
+            </w:tcBorders>
+            <w:tcMar>
+              <w:top w:w="60" w:type="dxa"/>
+              <w:left w:w="120" w:type="dxa"/>
+              <w:bottom w:w="60" w:type="dxa"/>
+              <w:right w:w="120" w:type="dxa"/>
+            </w:tcMar>
+          </w:tcPr>
+          <w:p>
+            <w:pPr>
+              <w:rPr>
+                <w:rFonts w:ascii="Aptos" w:eastAsia="Microsoft JhengHei" w:hAnsi="Aptos"/>
+              </w:rPr>
+            </w:pPr>
+            <w:r>
+              <w:rPr>
+                <w:rFonts w:ascii="Aptos" w:eastAsia="Microsoft JhengHei" w:hAnsi="Aptos"/>
+                <w:sz w:val="17"/>
+                <w:szCs w:val="17"/>
+              </w:rPr>
+              <w:t>車公廟體育館兒童遊戲室</w:t>
+            </w:r>
+          </w:p>
+        </w:tc>
+        <w:tc>
+          <w:tcPr>
+            <w:tcW w:w="587" w:type="pct"/>
+            <w:tcBorders>
+              <w:top w:val="single" w:sz="4" w:space="0" w:color="CCCCCC"/>
+              <w:left w:val="single" w:sz="4" w:space="0" w:color="CCCCCC"/>
+              <w:bottom w:val="single" w:sz="4" w:space="0" w:color="CCCCCC"/>
+              <w:right w:val="single" w:sz="4" w:space="0" w:color="CCCCCC"/>
+            </w:tcBorders>
+            <w:tcMar>
+              <w:top w:w="60" w:type="dxa"/>
+              <w:left w:w="120" w:type="dxa"/>
+              <w:bottom w:w="60" w:type="dxa"/>
+              <w:right w:w="120" w:type="dxa"/>
+            </w:tcMar>
+          </w:tcPr>
+          <w:p>
+            <w:pPr>
+              <w:rPr>
+                <w:rFonts w:ascii="Aptos" w:eastAsia="Microsoft JhengHei" w:hAnsi="Aptos"/>
+              </w:rPr>
+            </w:pPr>
+            <w:r>
+              <w:rPr>
+                <w:rFonts w:ascii="Aptos" w:eastAsia="Microsoft JhengHei" w:hAnsi="Aptos"/>
+                <w:sz w:val="17"/>
+                <w:szCs w:val="17"/>
+              </w:rPr>
+              <w:t>沙田</w:t>
+            </w:r>
+          </w:p>
+        </w:tc>
+        <w:tc>
+          <w:tcPr>
+            <w:tcW w:w="396" w:type="pct"/>
+            <w:tcBorders>
+              <w:top w:val="single" w:sz="4" w:space="0" w:color="CCCCCC"/>
+              <w:left w:val="single" w:sz="4" w:space="0" w:color="CCCCCC"/>
+              <w:bottom w:val="single" w:sz="4" w:space="0" w:color="CCCCCC"/>
+              <w:right w:val="single" w:sz="4" w:space="0" w:color="CCCCCC"/>
+            </w:tcBorders>
+            <w:tcMar>
+              <w:top w:w="60" w:type="dxa"/>
+              <w:left w:w="120" w:type="dxa"/>
+              <w:bottom w:w="60" w:type="dxa"/>
+              <w:right w:w="120" w:type="dxa"/>
+            </w:tcMar>
+          </w:tcPr>
+          <w:p>
+            <w:pPr>
+              <w:rPr>
+                <w:rFonts w:ascii="Aptos" w:eastAsia="Microsoft JhengHei" w:hAnsi="Aptos"/>
+              </w:rPr>
+            </w:pPr>
+            <w:r>
+              <w:rPr>
+                <w:rFonts w:ascii="Aptos" w:eastAsia="Microsoft JhengHei" w:hAnsi="Aptos"/>
+                <w:sz w:val="17"/>
+                <w:szCs w:val="17"/>
+              </w:rPr>
+              <w:t>室內</w:t>
+            </w:r>
+          </w:p>
+        </w:tc>
+        <w:tc>
+          <w:tcPr>
+            <w:tcW w:w="2738" w:type="pct"/>
+            <w:tcBorders>
+              <w:top w:val="single" w:sz="4" w:space="0" w:color="CCCCCC"/>
+              <w:left w:val="single" w:sz="4" w:space="0" w:color="CCCCCC"/>
+              <w:bottom w:val="single" w:sz="4" w:space="0" w:color="CCCCCC"/>
+              <w:right w:val="single" w:sz="4" w:space="0" w:color="CCCCCC"/>
+            </w:tcBorders>
+            <w:tcMar>
+              <w:top w:w="60" w:type="dxa"/>
+              <w:left w:w="120" w:type="dxa"/>
+              <w:bottom w:w="60" w:type="dxa"/>
+              <w:right w:w="120" w:type="dxa"/>
+            </w:tcMar>
+          </w:tcPr>
+          <w:p>
+            <w:pPr>
+              <w:rPr>
+                <w:rFonts w:ascii="Aptos" w:eastAsia="Microsoft JhengHei" w:hAnsi="Aptos"/>
+              </w:rPr>
+            </w:pPr>
+            <w:r>
+              <w:rPr>
+                <w:rFonts w:ascii="Aptos" w:eastAsia="Microsoft JhengHei" w:hAnsi="Aptos"/>
+                <w:sz w:val="17"/>
+                <w:szCs w:val="17"/>
+              </w:rPr>
+              <w:t>孩子自主選擇活動；平台花園提供半戶外靜態遊玩空間</w:t>
+            </w:r>
+          </w:p>
+        </w:tc>
+      </w:tr>
+      <w:tr>
+        <w:tc>
+          <w:tcPr>
+            <w:tcW w:w="1280" w:type="pct"/>
+            <w:tcBorders>
+              <w:top w:val="single" w:sz="4" w:space="0" w:color="CCCCCC"/>
+              <w:left w:val="single" w:sz="4" w:space="0" w:color="CCCCCC"/>
+              <w:bottom w:val="single" w:sz="4" w:space="0" w:color="CCCCCC"/>
+              <w:right w:val="single" w:sz="4" w:space="0" w:color="CCCCCC"/>
+            </w:tcBorders>
+            <w:tcMar>
+              <w:top w:w="60" w:type="dxa"/>
+              <w:left w:w="120" w:type="dxa"/>
+              <w:bottom w:w="60" w:type="dxa"/>
+              <w:right w:w="120" w:type="dxa"/>
+            </w:tcMar>
+          </w:tcPr>
+          <w:p>
+            <w:pPr>
+              <w:rPr>
+                <w:rFonts w:ascii="Aptos" w:eastAsia="Microsoft JhengHei" w:hAnsi="Aptos"/>
+              </w:rPr>
+            </w:pPr>
+            <w:r>
+              <w:rPr>
+                <w:rFonts w:ascii="Aptos" w:eastAsia="Microsoft JhengHei" w:hAnsi="Aptos"/>
+                <w:sz w:val="17"/>
+                <w:szCs w:val="17"/>
+              </w:rPr>
+              <w:t>沙田公園</w:t>
+            </w:r>
+            <w:r>
+              <w:rPr>
+                <w:rFonts w:ascii="Aptos" w:eastAsia="Microsoft JhengHei" w:hAnsi="Aptos"/>
+                <w:sz w:val="17"/>
+                <w:szCs w:val="17"/>
+              </w:rPr>
+              <w:t xml:space="preserve"> (</w:t>
+            </w:r>
+            <w:r>
+              <w:rPr>
+                <w:rFonts w:ascii="Aptos" w:eastAsia="Microsoft JhengHei" w:hAnsi="Aptos"/>
+                <w:sz w:val="17"/>
+                <w:szCs w:val="17"/>
+              </w:rPr>
+              <w:t>源禾路</w:t>
+            </w:r>
+            <w:r>
+              <w:rPr>
+                <w:rFonts w:ascii="Aptos" w:eastAsia="Microsoft JhengHei" w:hAnsi="Aptos"/>
+                <w:sz w:val="17"/>
+                <w:szCs w:val="17"/>
+              </w:rPr>
+              <w:t>)</w:t>
+            </w:r>
+          </w:p>
+        </w:tc>
+        <w:tc>
+          <w:tcPr>
+            <w:tcW w:w="587" w:type="pct"/>
+            <w:tcBorders>
+              <w:top w:val="single" w:sz="4" w:space="0" w:color="CCCCCC"/>
+              <w:left w:val="single" w:sz="4" w:space="0" w:color="CCCCCC"/>
+              <w:bottom w:val="single" w:sz="4" w:space="0" w:color="CCCCCC"/>
+              <w:right w:val="single" w:sz="4" w:space="0" w:color="CCCCCC"/>
+            </w:tcBorders>
+            <w:tcMar>
+              <w:top w:w="60" w:type="dxa"/>
+              <w:left w:w="120" w:type="dxa"/>
+              <w:bottom w:w="60" w:type="dxa"/>
+              <w:right w:w="120" w:type="dxa"/>
+            </w:tcMar>
+          </w:tcPr>
+          <w:p>
+            <w:pPr>
+              <w:rPr>
+                <w:rFonts w:ascii="Aptos" w:eastAsia="Microsoft JhengHei" w:hAnsi="Aptos"/>
+              </w:rPr>
+            </w:pPr>
+            <w:r>
+              <w:rPr>
+                <w:rFonts w:ascii="Aptos" w:eastAsia="Microsoft JhengHei" w:hAnsi="Aptos"/>
+                <w:sz w:val="17"/>
+                <w:szCs w:val="17"/>
+              </w:rPr>
+              <w:t>沙田</w:t>
+            </w:r>
+          </w:p>
+        </w:tc>
+        <w:tc>
+          <w:tcPr>
+            <w:tcW w:w="396" w:type="pct"/>
+            <w:tcBorders>
+              <w:top w:val="single" w:sz="4" w:space="0" w:color="CCCCCC"/>
+              <w:left w:val="single" w:sz="4" w:space="0" w:color="CCCCCC"/>
+              <w:bottom w:val="single" w:sz="4" w:space="0" w:color="CCCCCC"/>
+              <w:right w:val="single" w:sz="4" w:space="0" w:color="CCCCCC"/>
+            </w:tcBorders>
+            <w:tcMar>
+              <w:top w:w="60" w:type="dxa"/>
+              <w:left w:w="120" w:type="dxa"/>
+              <w:bottom w:w="60" w:type="dxa"/>
+              <w:right w:w="120" w:type="dxa"/>
+            </w:tcMar>
+          </w:tcPr>
+          <w:p>
+            <w:pPr>
+              <w:rPr>
+                <w:rFonts w:ascii="Aptos" w:eastAsia="Microsoft JhengHei" w:hAnsi="Aptos"/>
+              </w:rPr>
+            </w:pPr>
+            <w:r>
+              <w:rPr>
+                <w:rFonts w:ascii="Aptos" w:eastAsia="Microsoft JhengHei" w:hAnsi="Aptos"/>
+                <w:sz w:val="17"/>
+                <w:szCs w:val="17"/>
+              </w:rPr>
+              <w:t>戶外</w:t>
+            </w:r>
+          </w:p>
+        </w:tc>
+        <w:tc>
+          <w:tcPr>
+            <w:tcW w:w="2738" w:type="pct"/>
+            <w:tcBorders>
+              <w:top w:val="single" w:sz="4" w:space="0" w:color="CCCCCC"/>
+              <w:left w:val="single" w:sz="4" w:space="0" w:color="CCCCCC"/>
+              <w:bottom w:val="single" w:sz="4" w:space="0" w:color="CCCCCC"/>
+              <w:right w:val="single" w:sz="4" w:space="0" w:color="CCCCCC"/>
+            </w:tcBorders>
+            <w:tcMar>
+              <w:top w:w="60" w:type="dxa"/>
+              <w:left w:w="120" w:type="dxa"/>
+              <w:bottom w:w="60" w:type="dxa"/>
+              <w:right w:w="120" w:type="dxa"/>
+            </w:tcMar>
+          </w:tcPr>
+          <w:p>
+            <w:pPr>
+              <w:rPr>
+                <w:rFonts w:ascii="Aptos" w:eastAsia="Microsoft JhengHei" w:hAnsi="Aptos"/>
+              </w:rPr>
+            </w:pPr>
+            <w:r>
+              <w:rPr>
+                <w:rFonts w:ascii="Aptos" w:eastAsia="Microsoft JhengHei" w:hAnsi="Aptos"/>
+                <w:sz w:val="17"/>
+                <w:szCs w:val="17"/>
+              </w:rPr>
+              <w:t>石山、城堡、迷宮是沒有劇本的空間，孩子自然發展角色扮演</w:t>
+            </w:r>
+          </w:p>
+        </w:tc>
+      </w:tr>
+      <w:tr>
+        <w:tc>
+          <w:tcPr>
+            <w:tcW w:w="1280" w:type="pct"/>
+            <w:tcBorders>
+              <w:top w:val="single" w:sz="4" w:space="0" w:color="CCCCCC"/>
+              <w:left w:val="single" w:sz="4" w:space="0" w:color="CCCCCC"/>
+              <w:bottom w:val="single" w:sz="4" w:space="0" w:color="CCCCCC"/>
+              <w:right w:val="single" w:sz="4" w:space="0" w:color="CCCCCC"/>
+            </w:tcBorders>
+            <w:tcMar>
+              <w:top w:w="60" w:type="dxa"/>
+              <w:left w:w="120" w:type="dxa"/>
+              <w:bottom w:w="60" w:type="dxa"/>
+              <w:right w:w="120" w:type="dxa"/>
+            </w:tcMar>
+          </w:tcPr>
+          <w:p>
+            <w:pPr>
+              <w:rPr>
+                <w:rFonts w:ascii="Aptos" w:eastAsia="Microsoft JhengHei" w:hAnsi="Aptos"/>
+              </w:rPr>
+            </w:pPr>
+            <w:r>
+              <w:rPr>
+                <w:rFonts w:ascii="Aptos" w:eastAsia="Microsoft JhengHei" w:hAnsi="Aptos"/>
+                <w:sz w:val="17"/>
+                <w:szCs w:val="17"/>
+              </w:rPr>
+              <w:t>茶果嶺海濱公園</w:t>
+            </w:r>
+            <w:r>
+              <w:rPr>
+                <w:rFonts w:ascii="Aptos" w:eastAsia="Microsoft JhengHei" w:hAnsi="Aptos"/>
+                <w:sz w:val="17"/>
+                <w:szCs w:val="17"/>
+              </w:rPr>
+              <w:t xml:space="preserve"> (</w:t>
+            </w:r>
+            <w:r>
+              <w:rPr>
+                <w:rFonts w:ascii="Aptos" w:eastAsia="Microsoft JhengHei" w:hAnsi="Aptos"/>
+                <w:sz w:val="17"/>
+                <w:szCs w:val="17"/>
+              </w:rPr>
+              <w:t>偉業街</w:t>
+            </w:r>
+            <w:r>
+              <w:rPr>
+                <w:rFonts w:ascii="Aptos" w:eastAsia="Microsoft JhengHei" w:hAnsi="Aptos"/>
+                <w:sz w:val="17"/>
+                <w:szCs w:val="17"/>
+              </w:rPr>
+              <w:t>)</w:t>
+            </w:r>
+          </w:p>
+        </w:tc>
+        <w:tc>
+          <w:tcPr>
+            <w:tcW w:w="587" w:type="pct"/>
+            <w:tcBorders>
+              <w:top w:val="single" w:sz="4" w:space="0" w:color="CCCCCC"/>
+              <w:left w:val="single" w:sz="4" w:space="0" w:color="CCCCCC"/>
+              <w:bottom w:val="single" w:sz="4" w:space="0" w:color="CCCCCC"/>
+              <w:right w:val="single" w:sz="4" w:space="0" w:color="CCCCCC"/>
+            </w:tcBorders>
+            <w:tcMar>
+              <w:top w:w="60" w:type="dxa"/>
+              <w:left w:w="120" w:type="dxa"/>
+              <w:bottom w:w="60" w:type="dxa"/>
+              <w:right w:w="120" w:type="dxa"/>
+            </w:tcMar>
+          </w:tcPr>
+          <w:p>
+            <w:pPr>
+              <w:rPr>
+                <w:rFonts w:ascii="Aptos" w:eastAsia="Microsoft JhengHei" w:hAnsi="Aptos"/>
+              </w:rPr>
+            </w:pPr>
+            <w:r>
+              <w:rPr>
+                <w:rFonts w:ascii="Aptos" w:eastAsia="Microsoft JhengHei" w:hAnsi="Aptos"/>
+                <w:sz w:val="17"/>
+                <w:szCs w:val="17"/>
+              </w:rPr>
+              <w:t>觀塘</w:t>
+            </w:r>
+          </w:p>
+        </w:tc>
+        <w:tc>
+          <w:tcPr>
+            <w:tcW w:w="396" w:type="pct"/>
+            <w:tcBorders>
+              <w:top w:val="single" w:sz="4" w:space="0" w:color="CCCCCC"/>
+              <w:left w:val="single" w:sz="4" w:space="0" w:color="CCCCCC"/>
+              <w:bottom w:val="single" w:sz="4" w:space="0" w:color="CCCCCC"/>
+              <w:right w:val="single" w:sz="4" w:space="0" w:color="CCCCCC"/>
+            </w:tcBorders>
+            <w:tcMar>
+              <w:top w:w="60" w:type="dxa"/>
+              <w:left w:w="120" w:type="dxa"/>
+              <w:bottom w:w="60" w:type="dxa"/>
+              <w:right w:w="120" w:type="dxa"/>
+            </w:tcMar>
+          </w:tcPr>
+          <w:p>
+            <w:pPr>
+              <w:rPr>
+                <w:rFonts w:ascii="Aptos" w:eastAsia="Microsoft JhengHei" w:hAnsi="Aptos"/>
+              </w:rPr>
+            </w:pPr>
+            <w:r>
+              <w:rPr>
+                <w:rFonts w:ascii="Aptos" w:eastAsia="Microsoft JhengHei" w:hAnsi="Aptos"/>
+                <w:sz w:val="17"/>
+                <w:szCs w:val="17"/>
+              </w:rPr>
+              <w:t>戶外</w:t>
+            </w:r>
+          </w:p>
+        </w:tc>
+        <w:tc>
+          <w:tcPr>
+            <w:tcW w:w="2738" w:type="pct"/>
+            <w:tcBorders>
+              <w:top w:val="single" w:sz="4" w:space="0" w:color="CCCCCC"/>
+              <w:left w:val="single" w:sz="4" w:space="0" w:color="CCCCCC"/>
+              <w:bottom w:val="single" w:sz="4" w:space="0" w:color="CCCCCC"/>
+              <w:right w:val="single" w:sz="4" w:space="0" w:color="CCCCCC"/>
+            </w:tcBorders>
+            <w:tcMar>
+              <w:top w:w="60" w:type="dxa"/>
+              <w:left w:w="120" w:type="dxa"/>
+              <w:bottom w:w="60" w:type="dxa"/>
+              <w:right w:w="120" w:type="dxa"/>
+            </w:tcMar>
+          </w:tcPr>
+          <w:p>
+            <w:pPr>
+              <w:rPr>
+                <w:rFonts w:ascii="Aptos" w:eastAsia="Microsoft JhengHei" w:hAnsi="Aptos"/>
+              </w:rPr>
+            </w:pPr>
+            <w:r>
+              <w:rPr>
+                <w:rFonts w:ascii="Aptos" w:eastAsia="Microsoft JhengHei" w:hAnsi="Aptos"/>
+                <w:sz w:val="17"/>
+                <w:szCs w:val="17"/>
+              </w:rPr>
+              <w:t>樹屋繩網讓孩子面對高度、測試膽量</w:t>
+            </w:r>
+          </w:p>
+        </w:tc>
+      </w:tr>
+    </w:tbl>
+    <w:p>
+      <w:pPr>
+        <w:widowControl/>
+      </w:pPr>
+      <w:r>
+        <w:br w:type="page"/>
+      </w:r>
+    </w:p>
+    <w:p/>
+    <w:p>
+      <w:pPr>
+        <w:rPr>
+          <w:rFonts w:ascii="Aptos" w:eastAsia="Microsoft JhengHei" w:hAnsi="Aptos"/>
+          <w:sz w:val="24"/>
+          <w:szCs w:val="24"/>
+        </w:rPr>
+      </w:pPr>
+      <w:r>
+        <w:rPr>
+          <w:rFonts w:ascii="Aptos" w:eastAsia="Microsoft JhengHei" w:hAnsi="Aptos"/>
+          <w:b/>
+          <w:bCs/>
+          <w:color w:val="2B3990"/>
+          <w:sz w:val="28"/>
+          <w:szCs w:val="28"/>
+        </w:rPr>
+        <w:t>步驟</w:t>
+      </w:r>
+      <w:r>
+        <w:rPr>
+          <w:rFonts w:ascii="Aptos" w:eastAsia="Microsoft JhengHei" w:hAnsi="Aptos"/>
+          <w:b/>
+          <w:bCs/>
+          <w:color w:val="2B3990"/>
+          <w:sz w:val="28"/>
+          <w:szCs w:val="28"/>
+        </w:rPr>
+        <w:t xml:space="preserve"> 1</w:t>
+      </w:r>
+      <w:r>
+        <w:rPr>
+          <w:rFonts w:ascii="Aptos" w:eastAsia="Microsoft JhengHei" w:hAnsi="Aptos"/>
+          <w:b/>
+          <w:bCs/>
+          <w:color w:val="2B3990"/>
+          <w:sz w:val="28"/>
+          <w:szCs w:val="28"/>
+        </w:rPr>
+        <w:t>：如何在</w:t>
+      </w:r>
+      <w:r>
+        <w:rPr>
+          <w:rFonts w:ascii="Aptos" w:eastAsia="Microsoft JhengHei" w:hAnsi="Aptos"/>
+          <w:b/>
+          <w:bCs/>
+          <w:color w:val="2B3990"/>
+          <w:sz w:val="28"/>
+          <w:szCs w:val="28"/>
+        </w:rPr>
         <w:t xml:space="preserve"> Padlet </w:t>
       </w:r>
       <w:r>
@@ -228,7 +3662,7 @@
         <w:pStyle w:val="ListParagraph"/>
         <w:numPr>
           <w:ilvl w:val="0"/>
-          <w:numId w:val="2"/>
+          <w:numId w:val="4"/>
         </w:numPr>
         <w:ind w:left="567" w:hanging="367"/>
         <w:rPr>
@@ -251,7 +3685,7 @@
         <w:pStyle w:val="ListParagraph"/>
         <w:numPr>
           <w:ilvl w:val="0"/>
-          <w:numId w:val="2"/>
+          <w:numId w:val="4"/>
         </w:numPr>
         <w:ind w:left="567" w:hanging="367"/>
         <w:rPr>
@@ -274,7 +3708,7 @@
         <w:pStyle w:val="ListParagraph"/>
         <w:numPr>
           <w:ilvl w:val="0"/>
-          <w:numId w:val="2"/>
+          <w:numId w:val="4"/>
         </w:numPr>
         <w:ind w:left="567" w:hanging="367"/>
         <w:rPr>
@@ -297,7 +3731,7 @@
         <w:pStyle w:val="ListParagraph"/>
         <w:numPr>
           <w:ilvl w:val="0"/>
-          <w:numId w:val="2"/>
+          <w:numId w:val="4"/>
         </w:numPr>
         <w:ind w:left="567" w:hanging="367"/>
         <w:rPr>
@@ -399,7 +3833,7 @@
           <w:noProof/>
         </w:rPr>
         <w:drawing>
-          <wp:anchor distT="0" distB="0" distL="114300" distR="114300" simplePos="0" relativeHeight="251658240" behindDoc="0" locked="0" layoutInCell="1" allowOverlap="1" wp14:anchorId="032D715C" wp14:editId="21D16E2C">
+          <wp:anchor distT="0" distB="0" distL="114300" distR="114300" simplePos="0" relativeHeight="251657216" behindDoc="0" locked="0" layoutInCell="1" allowOverlap="1" wp14:anchorId="032D715C" wp14:editId="6F20FDAF">
             <wp:simplePos x="0" y="0"/>
             <wp:positionH relativeFrom="margin">
               <wp:posOffset>-7316</wp:posOffset>
@@ -422,7 +3856,7 @@
                     <pic:cNvPicPr/>
                   </pic:nvPicPr>
                   <pic:blipFill rotWithShape="1">
-                    <a:blip r:embed="rId7">
+                    <a:blip r:embed="rId18">
                       <a:extLst>
                         <a:ext uri="{28A0092B-C50C-407E-A947-70E740481C1C}">
                           <a14:useLocalDpi xmlns:a14="http://schemas.microsoft.com/office/drawing/2010/main" val="0"/>
@@ -1121,12 +4555,6 @@
         <w:gridCol w:w="4840"/>
       </w:tblGrid>
       <w:tr>
-        <w:tblPrEx>
-          <w:tblCellMar>
-            <w:top w:w="0" w:type="dxa"/>
-            <w:bottom w:w="0" w:type="dxa"/>
-          </w:tblCellMar>
-        </w:tblPrEx>
         <w:trPr>
           <w:tblHeader/>
         </w:trPr>
@@ -1312,12 +4740,6 @@
         </w:tc>
       </w:tr>
       <w:tr>
-        <w:tblPrEx>
-          <w:tblCellMar>
-            <w:top w:w="0" w:type="dxa"/>
-            <w:bottom w:w="0" w:type="dxa"/>
-          </w:tblCellMar>
-        </w:tblPrEx>
         <w:tc>
           <w:tcPr>
             <w:tcW w:w="2263" w:type="dxa"/>
@@ -1497,12 +4919,6 @@
         </w:tc>
       </w:tr>
       <w:tr>
-        <w:tblPrEx>
-          <w:tblCellMar>
-            <w:top w:w="0" w:type="dxa"/>
-            <w:bottom w:w="0" w:type="dxa"/>
-          </w:tblCellMar>
-        </w:tblPrEx>
         <w:tc>
           <w:tcPr>
             <w:tcW w:w="2263" w:type="dxa"/>
@@ -1698,12 +5114,6 @@
         </w:tc>
       </w:tr>
       <w:tr>
-        <w:tblPrEx>
-          <w:tblCellMar>
-            <w:top w:w="0" w:type="dxa"/>
-            <w:bottom w:w="0" w:type="dxa"/>
-          </w:tblCellMar>
-        </w:tblPrEx>
         <w:tc>
           <w:tcPr>
             <w:tcW w:w="2263" w:type="dxa"/>
@@ -1859,12 +5269,6 @@
         </w:tc>
       </w:tr>
       <w:tr>
-        <w:tblPrEx>
-          <w:tblCellMar>
-            <w:top w:w="0" w:type="dxa"/>
-            <w:bottom w:w="0" w:type="dxa"/>
-          </w:tblCellMar>
-        </w:tblPrEx>
         <w:tc>
           <w:tcPr>
             <w:tcW w:w="2263" w:type="dxa"/>
@@ -2020,12 +5424,6 @@
         </w:tc>
       </w:tr>
       <w:tr>
-        <w:tblPrEx>
-          <w:tblCellMar>
-            <w:top w:w="0" w:type="dxa"/>
-            <w:bottom w:w="0" w:type="dxa"/>
-          </w:tblCellMar>
-        </w:tblPrEx>
         <w:tc>
           <w:tcPr>
             <w:tcW w:w="2263" w:type="dxa"/>
@@ -2181,12 +5579,6 @@
         </w:tc>
       </w:tr>
       <w:tr>
-        <w:tblPrEx>
-          <w:tblCellMar>
-            <w:top w:w="0" w:type="dxa"/>
-            <w:bottom w:w="0" w:type="dxa"/>
-          </w:tblCellMar>
-        </w:tblPrEx>
         <w:tc>
           <w:tcPr>
             <w:tcW w:w="2263" w:type="dxa"/>
@@ -2342,12 +5734,6 @@
         </w:tc>
       </w:tr>
       <w:tr>
-        <w:tblPrEx>
-          <w:tblCellMar>
-            <w:top w:w="0" w:type="dxa"/>
-            <w:bottom w:w="0" w:type="dxa"/>
-          </w:tblCellMar>
-        </w:tblPrEx>
         <w:tc>
           <w:tcPr>
             <w:tcW w:w="2263" w:type="dxa"/>
@@ -2503,12 +5889,6 @@
         </w:tc>
       </w:tr>
       <w:tr>
-        <w:tblPrEx>
-          <w:tblCellMar>
-            <w:top w:w="0" w:type="dxa"/>
-            <w:bottom w:w="0" w:type="dxa"/>
-          </w:tblCellMar>
-        </w:tblPrEx>
         <w:tc>
           <w:tcPr>
             <w:tcW w:w="2263" w:type="dxa"/>
@@ -2688,12 +6068,6 @@
         </w:tc>
       </w:tr>
       <w:tr>
-        <w:tblPrEx>
-          <w:tblCellMar>
-            <w:top w:w="0" w:type="dxa"/>
-            <w:bottom w:w="0" w:type="dxa"/>
-          </w:tblCellMar>
-        </w:tblPrEx>
         <w:tc>
           <w:tcPr>
             <w:tcW w:w="2263" w:type="dxa"/>
@@ -2931,6 +6305,64 @@
 <file path=word/numbering.xml><?xml version="1.0" encoding="utf-8"?>
 <w:numbering xmlns:wpc="http://schemas.microsoft.com/office/word/2010/wordprocessingCanvas" xmlns:cx="http://schemas.microsoft.com/office/drawing/2014/chartex" xmlns:cx1="http://schemas.microsoft.com/office/drawing/2015/9/8/chartex" xmlns:cx2="http://schemas.microsoft.com/office/drawing/2015/10/21/chartex" xmlns:cx3="http://schemas.microsoft.com/office/drawing/2016/5/9/chartex" xmlns:cx4="http://schemas.microsoft.com/office/drawing/2016/5/10/chartex" xmlns:cx5="http://schemas.microsoft.com/office/drawing/2016/5/11/chartex" xmlns:cx6="http://schemas.microsoft.com/office/drawing/2016/5/12/chartex" xmlns:cx7="http://schemas.microsoft.com/office/drawing/2016/5/13/chartex" xmlns:cx8="http://schemas.microsoft.com/office/drawing/2016/5/14/chartex" xmlns:mc="http://schemas.openxmlformats.org/markup-compatibility/2006" xmlns:aink="http://schemas.microsoft.com/office/drawing/2016/ink" xmlns:am3d="http://schemas.microsoft.com/office/drawing/2017/model3d" xmlns:o="urn:schemas-microsoft-com:office:office" xmlns:oel="http://schemas.microsoft.com/office/2019/extlst" xmlns:r="http://schemas.openxmlformats.org/officeDocument/2006/relationships" xmlns:m="http://schemas.openxmlformats.org/officeDocument/2006/math" xmlns:v="urn:schemas-microsoft-com:vml" xmlns:wp14="http://schemas.microsoft.com/office/word/2010/wordprocessingDrawing" xmlns:wp="http://schemas.openxmlformats.org/drawingml/2006/wordprocessingDrawing" xmlns:w10="urn:schemas-microsoft-com:office:word" xmlns:w="http://schemas.openxmlformats.org/wordprocessingml/2006/main" xmlns:w14="http://schemas.microsoft.com/office/word/2010/wordml" xmlns:w15="http://schemas.microsoft.com/office/word/2012/wordml" xmlns:w16cex="http://schemas.microsoft.com/office/word/2018/wordml/cex" xmlns:w16cid="http://schemas.microsoft.com/office/word/2016/wordml/cid" xmlns:w16="http://schemas.microsoft.com/office/word/2018/wordml" xmlns:w16du="http://schemas.microsoft.com/office/word/2023/wordml/word16du" xmlns:w16sdtdh="http://schemas.microsoft.com/office/word/2020/wordml/sdtdatahash" xmlns:w16sdtfl="http://schemas.microsoft.com/office/word/2024/wordml/sdtformatlock" xmlns:w16se="http://schemas.microsoft.com/office/word/2015/wordml/symex" xmlns:wpg="http://schemas.microsoft.com/office/word/2010/wordprocessingGroup" xmlns:wpi="http://schemas.microsoft.com/office/word/2010/wordprocessingInk" xmlns:wne="http://schemas.microsoft.com/office/word/2006/wordml" xmlns:wps="http://schemas.microsoft.com/office/word/2010/wordprocessingShape" mc:Ignorable="w14 w15 w16se w16cid w16 w16cex w16sdtdh w16sdtfl w16du wp14">
   <w:abstractNum w:abstractNumId="0" w15:restartNumberingAfterBreak="0">
+    <w:nsid w:val="070E5711"/>
+    <w:multiLevelType w:val="hybridMultilevel"/>
+    <w:tmpl w:val="3F121EE0"/>
+    <w:lvl w:ilvl="0" w:tplc="FFFFFFFF">
+      <w:start w:val="1"/>
+      <w:numFmt w:val="decimal"/>
+      <w:lvlText w:val="%1."/>
+      <w:lvlJc w:val="left"/>
+      <w:pPr>
+        <w:ind w:left="400" w:hanging="200"/>
+      </w:pPr>
+      <w:rPr>
+        <w:sz w:val="20"/>
+        <w:szCs w:val="20"/>
+      </w:rPr>
+    </w:lvl>
+    <w:lvl w:ilvl="1" w:tplc="FFFFFFFF">
+      <w:numFmt w:val="decimal"/>
+      <w:lvlText w:val=""/>
+      <w:lvlJc w:val="left"/>
+    </w:lvl>
+    <w:lvl w:ilvl="2" w:tplc="FFFFFFFF">
+      <w:numFmt w:val="decimal"/>
+      <w:lvlText w:val=""/>
+      <w:lvlJc w:val="left"/>
+    </w:lvl>
+    <w:lvl w:ilvl="3" w:tplc="FFFFFFFF">
+      <w:numFmt w:val="decimal"/>
+      <w:lvlText w:val=""/>
+      <w:lvlJc w:val="left"/>
+    </w:lvl>
+    <w:lvl w:ilvl="4" w:tplc="FFFFFFFF">
+      <w:numFmt w:val="decimal"/>
+      <w:lvlText w:val=""/>
+      <w:lvlJc w:val="left"/>
+    </w:lvl>
+    <w:lvl w:ilvl="5" w:tplc="FFFFFFFF">
+      <w:numFmt w:val="decimal"/>
+      <w:lvlText w:val=""/>
+      <w:lvlJc w:val="left"/>
+    </w:lvl>
+    <w:lvl w:ilvl="6" w:tplc="FFFFFFFF">
+      <w:numFmt w:val="decimal"/>
+      <w:lvlText w:val=""/>
+      <w:lvlJc w:val="left"/>
+    </w:lvl>
+    <w:lvl w:ilvl="7" w:tplc="FFFFFFFF">
+      <w:numFmt w:val="decimal"/>
+      <w:lvlText w:val=""/>
+      <w:lvlJc w:val="left"/>
+    </w:lvl>
+    <w:lvl w:ilvl="8" w:tplc="FFFFFFFF">
+      <w:numFmt w:val="decimal"/>
+      <w:lvlText w:val=""/>
+      <w:lvlJc w:val="left"/>
+    </w:lvl>
+  </w:abstractNum>
+  <w:abstractNum w:abstractNumId="1" w15:restartNumberingAfterBreak="0">
     <w:nsid w:val="3BE56EC7"/>
     <w:multiLevelType w:val="hybridMultilevel"/>
     <w:tmpl w:val="30882684"/>
@@ -3016,17 +6448,552 @@
       </w:pPr>
     </w:lvl>
   </w:abstractNum>
-  <w:abstractNum w:abstractNumId="1" w15:restartNumberingAfterBreak="0">
+  <w:abstractNum w:abstractNumId="2" w15:restartNumberingAfterBreak="0">
+    <w:nsid w:val="3F7C3489"/>
+    <w:multiLevelType w:val="hybridMultilevel"/>
+    <w:tmpl w:val="FD8ECB4A"/>
+    <w:lvl w:ilvl="0" w:tplc="525E401C">
+      <w:start w:val="1"/>
+      <w:numFmt w:val="decimal"/>
+      <w:lvlText w:val="%1."/>
+      <w:lvlJc w:val="left"/>
+      <w:pPr>
+        <w:ind w:left="360" w:hanging="360"/>
+      </w:pPr>
+      <w:rPr>
+        <w:rFonts w:hint="default"/>
+      </w:rPr>
+    </w:lvl>
+    <w:lvl w:ilvl="1" w:tplc="04090019" w:tentative="1">
+      <w:start w:val="1"/>
+      <w:numFmt w:val="ideographTraditional"/>
+      <w:lvlText w:val="%2、"/>
+      <w:lvlJc w:val="left"/>
+      <w:pPr>
+        <w:ind w:left="960" w:hanging="480"/>
+      </w:pPr>
+    </w:lvl>
+    <w:lvl w:ilvl="2" w:tplc="0409001B" w:tentative="1">
+      <w:start w:val="1"/>
+      <w:numFmt w:val="lowerRoman"/>
+      <w:lvlText w:val="%3."/>
+      <w:lvlJc w:val="right"/>
+      <w:pPr>
+        <w:ind w:left="1440" w:hanging="480"/>
+      </w:pPr>
+    </w:lvl>
+    <w:lvl w:ilvl="3" w:tplc="0409000F" w:tentative="1">
+      <w:start w:val="1"/>
+      <w:numFmt w:val="decimal"/>
+      <w:lvlText w:val="%4."/>
+      <w:lvlJc w:val="left"/>
+      <w:pPr>
+        <w:ind w:left="1920" w:hanging="480"/>
+      </w:pPr>
+    </w:lvl>
+    <w:lvl w:ilvl="4" w:tplc="04090019" w:tentative="1">
+      <w:start w:val="1"/>
+      <w:numFmt w:val="ideographTraditional"/>
+      <w:lvlText w:val="%5、"/>
+      <w:lvlJc w:val="left"/>
+      <w:pPr>
+        <w:ind w:left="2400" w:hanging="480"/>
+      </w:pPr>
+    </w:lvl>
+    <w:lvl w:ilvl="5" w:tplc="0409001B" w:tentative="1">
+      <w:start w:val="1"/>
+      <w:numFmt w:val="lowerRoman"/>
+      <w:lvlText w:val="%6."/>
+      <w:lvlJc w:val="right"/>
+      <w:pPr>
+        <w:ind w:left="2880" w:hanging="480"/>
+      </w:pPr>
+    </w:lvl>
+    <w:lvl w:ilvl="6" w:tplc="0409000F" w:tentative="1">
+      <w:start w:val="1"/>
+      <w:numFmt w:val="decimal"/>
+      <w:lvlText w:val="%7."/>
+      <w:lvlJc w:val="left"/>
+      <w:pPr>
+        <w:ind w:left="3360" w:hanging="480"/>
+      </w:pPr>
+    </w:lvl>
+    <w:lvl w:ilvl="7" w:tplc="04090019" w:tentative="1">
+      <w:start w:val="1"/>
+      <w:numFmt w:val="ideographTraditional"/>
+      <w:lvlText w:val="%8、"/>
+      <w:lvlJc w:val="left"/>
+      <w:pPr>
+        <w:ind w:left="3840" w:hanging="480"/>
+      </w:pPr>
+    </w:lvl>
+    <w:lvl w:ilvl="8" w:tplc="0409001B" w:tentative="1">
+      <w:start w:val="1"/>
+      <w:numFmt w:val="lowerRoman"/>
+      <w:lvlText w:val="%9."/>
+      <w:lvlJc w:val="right"/>
+      <w:pPr>
+        <w:ind w:left="4320" w:hanging="480"/>
+      </w:pPr>
+    </w:lvl>
+  </w:abstractNum>
+  <w:abstractNum w:abstractNumId="3" w15:restartNumberingAfterBreak="0">
+    <w:nsid w:val="4CB32DFA"/>
+    <w:multiLevelType w:val="hybridMultilevel"/>
+    <w:tmpl w:val="F12E18A6"/>
+    <w:lvl w:ilvl="0" w:tplc="FFFFFFFF">
+      <w:start w:val="1"/>
+      <w:numFmt w:val="decimal"/>
+      <w:lvlText w:val="%1."/>
+      <w:lvlJc w:val="left"/>
+      <w:pPr>
+        <w:ind w:left="360" w:hanging="360"/>
+      </w:pPr>
+      <w:rPr>
+        <w:rFonts w:hint="default"/>
+      </w:rPr>
+    </w:lvl>
+    <w:lvl w:ilvl="1" w:tplc="FFFFFFFF" w:tentative="1">
+      <w:start w:val="1"/>
+      <w:numFmt w:val="ideographTraditional"/>
+      <w:lvlText w:val="%2、"/>
+      <w:lvlJc w:val="left"/>
+      <w:pPr>
+        <w:ind w:left="960" w:hanging="480"/>
+      </w:pPr>
+    </w:lvl>
+    <w:lvl w:ilvl="2" w:tplc="FFFFFFFF" w:tentative="1">
+      <w:start w:val="1"/>
+      <w:numFmt w:val="lowerRoman"/>
+      <w:lvlText w:val="%3."/>
+      <w:lvlJc w:val="right"/>
+      <w:pPr>
+        <w:ind w:left="1440" w:hanging="480"/>
+      </w:pPr>
+    </w:lvl>
+    <w:lvl w:ilvl="3" w:tplc="FFFFFFFF" w:tentative="1">
+      <w:start w:val="1"/>
+      <w:numFmt w:val="decimal"/>
+      <w:lvlText w:val="%4."/>
+      <w:lvlJc w:val="left"/>
+      <w:pPr>
+        <w:ind w:left="1920" w:hanging="480"/>
+      </w:pPr>
+    </w:lvl>
+    <w:lvl w:ilvl="4" w:tplc="FFFFFFFF" w:tentative="1">
+      <w:start w:val="1"/>
+      <w:numFmt w:val="ideographTraditional"/>
+      <w:lvlText w:val="%5、"/>
+      <w:lvlJc w:val="left"/>
+      <w:pPr>
+        <w:ind w:left="2400" w:hanging="480"/>
+      </w:pPr>
+    </w:lvl>
+    <w:lvl w:ilvl="5" w:tplc="FFFFFFFF" w:tentative="1">
+      <w:start w:val="1"/>
+      <w:numFmt w:val="lowerRoman"/>
+      <w:lvlText w:val="%6."/>
+      <w:lvlJc w:val="right"/>
+      <w:pPr>
+        <w:ind w:left="2880" w:hanging="480"/>
+      </w:pPr>
+    </w:lvl>
+    <w:lvl w:ilvl="6" w:tplc="FFFFFFFF" w:tentative="1">
+      <w:start w:val="1"/>
+      <w:numFmt w:val="decimal"/>
+      <w:lvlText w:val="%7."/>
+      <w:lvlJc w:val="left"/>
+      <w:pPr>
+        <w:ind w:left="3360" w:hanging="480"/>
+      </w:pPr>
+    </w:lvl>
+    <w:lvl w:ilvl="7" w:tplc="FFFFFFFF" w:tentative="1">
+      <w:start w:val="1"/>
+      <w:numFmt w:val="ideographTraditional"/>
+      <w:lvlText w:val="%8、"/>
+      <w:lvlJc w:val="left"/>
+      <w:pPr>
+        <w:ind w:left="3840" w:hanging="480"/>
+      </w:pPr>
+    </w:lvl>
+    <w:lvl w:ilvl="8" w:tplc="FFFFFFFF" w:tentative="1">
+      <w:start w:val="1"/>
+      <w:numFmt w:val="lowerRoman"/>
+      <w:lvlText w:val="%9."/>
+      <w:lvlJc w:val="right"/>
+      <w:pPr>
+        <w:ind w:left="4320" w:hanging="480"/>
+      </w:pPr>
+    </w:lvl>
+  </w:abstractNum>
+  <w:abstractNum w:abstractNumId="4" w15:restartNumberingAfterBreak="0">
+    <w:nsid w:val="607362E0"/>
+    <w:multiLevelType w:val="hybridMultilevel"/>
+    <w:tmpl w:val="F12E18A6"/>
+    <w:lvl w:ilvl="0" w:tplc="7AB4AFEE">
+      <w:start w:val="1"/>
+      <w:numFmt w:val="decimal"/>
+      <w:lvlText w:val="%1."/>
+      <w:lvlJc w:val="left"/>
+      <w:pPr>
+        <w:ind w:left="360" w:hanging="360"/>
+      </w:pPr>
+      <w:rPr>
+        <w:rFonts w:hint="default"/>
+      </w:rPr>
+    </w:lvl>
+    <w:lvl w:ilvl="1" w:tplc="04090019" w:tentative="1">
+      <w:start w:val="1"/>
+      <w:numFmt w:val="ideographTraditional"/>
+      <w:lvlText w:val="%2、"/>
+      <w:lvlJc w:val="left"/>
+      <w:pPr>
+        <w:ind w:left="960" w:hanging="480"/>
+      </w:pPr>
+    </w:lvl>
+    <w:lvl w:ilvl="2" w:tplc="0409001B" w:tentative="1">
+      <w:start w:val="1"/>
+      <w:numFmt w:val="lowerRoman"/>
+      <w:lvlText w:val="%3."/>
+      <w:lvlJc w:val="right"/>
+      <w:pPr>
+        <w:ind w:left="1440" w:hanging="480"/>
+      </w:pPr>
+    </w:lvl>
+    <w:lvl w:ilvl="3" w:tplc="0409000F" w:tentative="1">
+      <w:start w:val="1"/>
+      <w:numFmt w:val="decimal"/>
+      <w:lvlText w:val="%4."/>
+      <w:lvlJc w:val="left"/>
+      <w:pPr>
+        <w:ind w:left="1920" w:hanging="480"/>
+      </w:pPr>
+    </w:lvl>
+    <w:lvl w:ilvl="4" w:tplc="04090019" w:tentative="1">
+      <w:start w:val="1"/>
+      <w:numFmt w:val="ideographTraditional"/>
+      <w:lvlText w:val="%5、"/>
+      <w:lvlJc w:val="left"/>
+      <w:pPr>
+        <w:ind w:left="2400" w:hanging="480"/>
+      </w:pPr>
+    </w:lvl>
+    <w:lvl w:ilvl="5" w:tplc="0409001B" w:tentative="1">
+      <w:start w:val="1"/>
+      <w:numFmt w:val="lowerRoman"/>
+      <w:lvlText w:val="%6."/>
+      <w:lvlJc w:val="right"/>
+      <w:pPr>
+        <w:ind w:left="2880" w:hanging="480"/>
+      </w:pPr>
+    </w:lvl>
+    <w:lvl w:ilvl="6" w:tplc="0409000F" w:tentative="1">
+      <w:start w:val="1"/>
+      <w:numFmt w:val="decimal"/>
+      <w:lvlText w:val="%7."/>
+      <w:lvlJc w:val="left"/>
+      <w:pPr>
+        <w:ind w:left="3360" w:hanging="480"/>
+      </w:pPr>
+    </w:lvl>
+    <w:lvl w:ilvl="7" w:tplc="04090019" w:tentative="1">
+      <w:start w:val="1"/>
+      <w:numFmt w:val="ideographTraditional"/>
+      <w:lvlText w:val="%8、"/>
+      <w:lvlJc w:val="left"/>
+      <w:pPr>
+        <w:ind w:left="3840" w:hanging="480"/>
+      </w:pPr>
+    </w:lvl>
+    <w:lvl w:ilvl="8" w:tplc="0409001B" w:tentative="1">
+      <w:start w:val="1"/>
+      <w:numFmt w:val="lowerRoman"/>
+      <w:lvlText w:val="%9."/>
+      <w:lvlJc w:val="right"/>
+      <w:pPr>
+        <w:ind w:left="4320" w:hanging="480"/>
+      </w:pPr>
+    </w:lvl>
+  </w:abstractNum>
+  <w:abstractNum w:abstractNumId="5" w15:restartNumberingAfterBreak="0">
+    <w:nsid w:val="60E16BA7"/>
+    <w:multiLevelType w:val="hybridMultilevel"/>
+    <w:tmpl w:val="79DED2A2"/>
+    <w:lvl w:ilvl="0" w:tplc="6FDA58FA">
+      <w:start w:val="1"/>
+      <w:numFmt w:val="decimal"/>
+      <w:lvlText w:val="%1."/>
+      <w:lvlJc w:val="left"/>
+      <w:pPr>
+        <w:ind w:left="360" w:hanging="360"/>
+      </w:pPr>
+      <w:rPr>
+        <w:rFonts w:hint="default"/>
+      </w:rPr>
+    </w:lvl>
+    <w:lvl w:ilvl="1" w:tplc="04090019" w:tentative="1">
+      <w:start w:val="1"/>
+      <w:numFmt w:val="ideographTraditional"/>
+      <w:lvlText w:val="%2、"/>
+      <w:lvlJc w:val="left"/>
+      <w:pPr>
+        <w:ind w:left="960" w:hanging="480"/>
+      </w:pPr>
+    </w:lvl>
+    <w:lvl w:ilvl="2" w:tplc="0409001B" w:tentative="1">
+      <w:start w:val="1"/>
+      <w:numFmt w:val="lowerRoman"/>
+      <w:lvlText w:val="%3."/>
+      <w:lvlJc w:val="right"/>
+      <w:pPr>
+        <w:ind w:left="1440" w:hanging="480"/>
+      </w:pPr>
+    </w:lvl>
+    <w:lvl w:ilvl="3" w:tplc="0409000F" w:tentative="1">
+      <w:start w:val="1"/>
+      <w:numFmt w:val="decimal"/>
+      <w:lvlText w:val="%4."/>
+      <w:lvlJc w:val="left"/>
+      <w:pPr>
+        <w:ind w:left="1920" w:hanging="480"/>
+      </w:pPr>
+    </w:lvl>
+    <w:lvl w:ilvl="4" w:tplc="04090019" w:tentative="1">
+      <w:start w:val="1"/>
+      <w:numFmt w:val="ideographTraditional"/>
+      <w:lvlText w:val="%5、"/>
+      <w:lvlJc w:val="left"/>
+      <w:pPr>
+        <w:ind w:left="2400" w:hanging="480"/>
+      </w:pPr>
+    </w:lvl>
+    <w:lvl w:ilvl="5" w:tplc="0409001B" w:tentative="1">
+      <w:start w:val="1"/>
+      <w:numFmt w:val="lowerRoman"/>
+      <w:lvlText w:val="%6."/>
+      <w:lvlJc w:val="right"/>
+      <w:pPr>
+        <w:ind w:left="2880" w:hanging="480"/>
+      </w:pPr>
+    </w:lvl>
+    <w:lvl w:ilvl="6" w:tplc="0409000F" w:tentative="1">
+      <w:start w:val="1"/>
+      <w:numFmt w:val="decimal"/>
+      <w:lvlText w:val="%7."/>
+      <w:lvlJc w:val="left"/>
+      <w:pPr>
+        <w:ind w:left="3360" w:hanging="480"/>
+      </w:pPr>
+    </w:lvl>
+    <w:lvl w:ilvl="7" w:tplc="04090019" w:tentative="1">
+      <w:start w:val="1"/>
+      <w:numFmt w:val="ideographTraditional"/>
+      <w:lvlText w:val="%8、"/>
+      <w:lvlJc w:val="left"/>
+      <w:pPr>
+        <w:ind w:left="3840" w:hanging="480"/>
+      </w:pPr>
+    </w:lvl>
+    <w:lvl w:ilvl="8" w:tplc="0409001B" w:tentative="1">
+      <w:start w:val="1"/>
+      <w:numFmt w:val="lowerRoman"/>
+      <w:lvlText w:val="%9."/>
+      <w:lvlJc w:val="right"/>
+      <w:pPr>
+        <w:ind w:left="4320" w:hanging="480"/>
+      </w:pPr>
+    </w:lvl>
+  </w:abstractNum>
+  <w:abstractNum w:abstractNumId="6" w15:restartNumberingAfterBreak="0">
+    <w:nsid w:val="673A6490"/>
+    <w:multiLevelType w:val="hybridMultilevel"/>
+    <w:tmpl w:val="79DED2A2"/>
+    <w:lvl w:ilvl="0" w:tplc="FFFFFFFF">
+      <w:start w:val="1"/>
+      <w:numFmt w:val="decimal"/>
+      <w:lvlText w:val="%1."/>
+      <w:lvlJc w:val="left"/>
+      <w:pPr>
+        <w:ind w:left="360" w:hanging="360"/>
+      </w:pPr>
+      <w:rPr>
+        <w:rFonts w:hint="default"/>
+      </w:rPr>
+    </w:lvl>
+    <w:lvl w:ilvl="1" w:tplc="FFFFFFFF" w:tentative="1">
+      <w:start w:val="1"/>
+      <w:numFmt w:val="ideographTraditional"/>
+      <w:lvlText w:val="%2、"/>
+      <w:lvlJc w:val="left"/>
+      <w:pPr>
+        <w:ind w:left="960" w:hanging="480"/>
+      </w:pPr>
+    </w:lvl>
+    <w:lvl w:ilvl="2" w:tplc="FFFFFFFF" w:tentative="1">
+      <w:start w:val="1"/>
+      <w:numFmt w:val="lowerRoman"/>
+      <w:lvlText w:val="%3."/>
+      <w:lvlJc w:val="right"/>
+      <w:pPr>
+        <w:ind w:left="1440" w:hanging="480"/>
+      </w:pPr>
+    </w:lvl>
+    <w:lvl w:ilvl="3" w:tplc="FFFFFFFF" w:tentative="1">
+      <w:start w:val="1"/>
+      <w:numFmt w:val="decimal"/>
+      <w:lvlText w:val="%4."/>
+      <w:lvlJc w:val="left"/>
+      <w:pPr>
+        <w:ind w:left="1920" w:hanging="480"/>
+      </w:pPr>
+    </w:lvl>
+    <w:lvl w:ilvl="4" w:tplc="FFFFFFFF" w:tentative="1">
+      <w:start w:val="1"/>
+      <w:numFmt w:val="ideographTraditional"/>
+      <w:lvlText w:val="%5、"/>
+      <w:lvlJc w:val="left"/>
+      <w:pPr>
+        <w:ind w:left="2400" w:hanging="480"/>
+      </w:pPr>
+    </w:lvl>
+    <w:lvl w:ilvl="5" w:tplc="FFFFFFFF" w:tentative="1">
+      <w:start w:val="1"/>
+      <w:numFmt w:val="lowerRoman"/>
+      <w:lvlText w:val="%6."/>
+      <w:lvlJc w:val="right"/>
+      <w:pPr>
+        <w:ind w:left="2880" w:hanging="480"/>
+      </w:pPr>
+    </w:lvl>
+    <w:lvl w:ilvl="6" w:tplc="FFFFFFFF" w:tentative="1">
+      <w:start w:val="1"/>
+      <w:numFmt w:val="decimal"/>
+      <w:lvlText w:val="%7."/>
+      <w:lvlJc w:val="left"/>
+      <w:pPr>
+        <w:ind w:left="3360" w:hanging="480"/>
+      </w:pPr>
+    </w:lvl>
+    <w:lvl w:ilvl="7" w:tplc="FFFFFFFF" w:tentative="1">
+      <w:start w:val="1"/>
+      <w:numFmt w:val="ideographTraditional"/>
+      <w:lvlText w:val="%8、"/>
+      <w:lvlJc w:val="left"/>
+      <w:pPr>
+        <w:ind w:left="3840" w:hanging="480"/>
+      </w:pPr>
+    </w:lvl>
+    <w:lvl w:ilvl="8" w:tplc="FFFFFFFF" w:tentative="1">
+      <w:start w:val="1"/>
+      <w:numFmt w:val="lowerRoman"/>
+      <w:lvlText w:val="%9."/>
+      <w:lvlJc w:val="right"/>
+      <w:pPr>
+        <w:ind w:left="4320" w:hanging="480"/>
+      </w:pPr>
+    </w:lvl>
+  </w:abstractNum>
+  <w:abstractNum w:abstractNumId="7" w15:restartNumberingAfterBreak="0">
+    <w:nsid w:val="6C6A6FD9"/>
+    <w:multiLevelType w:val="hybridMultilevel"/>
+    <w:tmpl w:val="2A0EB33E"/>
+    <w:lvl w:ilvl="0" w:tplc="FFFFFFFF">
+      <w:start w:val="1"/>
+      <w:numFmt w:val="decimal"/>
+      <w:lvlText w:val="%1."/>
+      <w:lvlJc w:val="left"/>
+      <w:pPr>
+        <w:ind w:left="400" w:hanging="200"/>
+      </w:pPr>
+      <w:rPr>
+        <w:sz w:val="20"/>
+        <w:szCs w:val="20"/>
+      </w:rPr>
+    </w:lvl>
+    <w:lvl w:ilvl="1" w:tplc="04090019" w:tentative="1">
+      <w:start w:val="1"/>
+      <w:numFmt w:val="ideographTraditional"/>
+      <w:lvlText w:val="%2、"/>
+      <w:lvlJc w:val="left"/>
+      <w:pPr>
+        <w:ind w:left="960" w:hanging="480"/>
+      </w:pPr>
+    </w:lvl>
+    <w:lvl w:ilvl="2" w:tplc="0409001B" w:tentative="1">
+      <w:start w:val="1"/>
+      <w:numFmt w:val="lowerRoman"/>
+      <w:lvlText w:val="%3."/>
+      <w:lvlJc w:val="right"/>
+      <w:pPr>
+        <w:ind w:left="1440" w:hanging="480"/>
+      </w:pPr>
+    </w:lvl>
+    <w:lvl w:ilvl="3" w:tplc="0409000F" w:tentative="1">
+      <w:start w:val="1"/>
+      <w:numFmt w:val="decimal"/>
+      <w:lvlText w:val="%4."/>
+      <w:lvlJc w:val="left"/>
+      <w:pPr>
+        <w:ind w:left="1920" w:hanging="480"/>
+      </w:pPr>
+    </w:lvl>
+    <w:lvl w:ilvl="4" w:tplc="04090019" w:tentative="1">
+      <w:start w:val="1"/>
+      <w:numFmt w:val="ideographTraditional"/>
+      <w:lvlText w:val="%5、"/>
+      <w:lvlJc w:val="left"/>
+      <w:pPr>
+        <w:ind w:left="2400" w:hanging="480"/>
+      </w:pPr>
+    </w:lvl>
+    <w:lvl w:ilvl="5" w:tplc="0409001B" w:tentative="1">
+      <w:start w:val="1"/>
+      <w:numFmt w:val="lowerRoman"/>
+      <w:lvlText w:val="%6."/>
+      <w:lvlJc w:val="right"/>
+      <w:pPr>
+        <w:ind w:left="2880" w:hanging="480"/>
+      </w:pPr>
+    </w:lvl>
+    <w:lvl w:ilvl="6" w:tplc="0409000F" w:tentative="1">
+      <w:start w:val="1"/>
+      <w:numFmt w:val="decimal"/>
+      <w:lvlText w:val="%7."/>
+      <w:lvlJc w:val="left"/>
+      <w:pPr>
+        <w:ind w:left="3360" w:hanging="480"/>
+      </w:pPr>
+    </w:lvl>
+    <w:lvl w:ilvl="7" w:tplc="04090019" w:tentative="1">
+      <w:start w:val="1"/>
+      <w:numFmt w:val="ideographTraditional"/>
+      <w:lvlText w:val="%8、"/>
+      <w:lvlJc w:val="left"/>
+      <w:pPr>
+        <w:ind w:left="3840" w:hanging="480"/>
+      </w:pPr>
+    </w:lvl>
+    <w:lvl w:ilvl="8" w:tplc="0409001B" w:tentative="1">
+      <w:start w:val="1"/>
+      <w:numFmt w:val="lowerRoman"/>
+      <w:lvlText w:val="%9."/>
+      <w:lvlJc w:val="right"/>
+      <w:pPr>
+        <w:ind w:left="4320" w:hanging="480"/>
+      </w:pPr>
+    </w:lvl>
+  </w:abstractNum>
+  <w:abstractNum w:abstractNumId="8" w15:restartNumberingAfterBreak="0">
     <w:nsid w:val="7E624AB2"/>
     <w:multiLevelType w:val="hybridMultilevel"/>
-    <w:tmpl w:val="3F121EE0"/>
+    <w:tmpl w:val="6D3C31D6"/>
     <w:lvl w:ilvl="0" w:tplc="0409000F">
       <w:start w:val="1"/>
       <w:numFmt w:val="decimal"/>
       <w:lvlText w:val="%1."/>
       <w:lvlJc w:val="left"/>
       <w:pPr>
-        <w:ind w:left="400" w:hanging="200"/>
+        <w:ind w:left="0" w:hanging="200"/>
       </w:pPr>
       <w:rPr>
         <w:sz w:val="20"/>
@@ -3074,17 +7041,130 @@
       <w:lvlJc w:val="left"/>
     </w:lvl>
   </w:abstractNum>
+  <w:abstractNum w:abstractNumId="9" w15:restartNumberingAfterBreak="0">
+    <w:nsid w:val="7FB227B5"/>
+    <w:multiLevelType w:val="hybridMultilevel"/>
+    <w:tmpl w:val="B2DA06FC"/>
+    <w:lvl w:ilvl="0" w:tplc="8E48E31E">
+      <w:start w:val="1"/>
+      <w:numFmt w:val="decimal"/>
+      <w:lvlText w:val="%1."/>
+      <w:lvlJc w:val="left"/>
+      <w:pPr>
+        <w:ind w:left="360" w:hanging="360"/>
+      </w:pPr>
+      <w:rPr>
+        <w:rFonts w:hint="default"/>
+      </w:rPr>
+    </w:lvl>
+    <w:lvl w:ilvl="1" w:tplc="04090019" w:tentative="1">
+      <w:start w:val="1"/>
+      <w:numFmt w:val="ideographTraditional"/>
+      <w:lvlText w:val="%2、"/>
+      <w:lvlJc w:val="left"/>
+      <w:pPr>
+        <w:ind w:left="960" w:hanging="480"/>
+      </w:pPr>
+    </w:lvl>
+    <w:lvl w:ilvl="2" w:tplc="0409001B" w:tentative="1">
+      <w:start w:val="1"/>
+      <w:numFmt w:val="lowerRoman"/>
+      <w:lvlText w:val="%3."/>
+      <w:lvlJc w:val="right"/>
+      <w:pPr>
+        <w:ind w:left="1440" w:hanging="480"/>
+      </w:pPr>
+    </w:lvl>
+    <w:lvl w:ilvl="3" w:tplc="0409000F" w:tentative="1">
+      <w:start w:val="1"/>
+      <w:numFmt w:val="decimal"/>
+      <w:lvlText w:val="%4."/>
+      <w:lvlJc w:val="left"/>
+      <w:pPr>
+        <w:ind w:left="1920" w:hanging="480"/>
+      </w:pPr>
+    </w:lvl>
+    <w:lvl w:ilvl="4" w:tplc="04090019" w:tentative="1">
+      <w:start w:val="1"/>
+      <w:numFmt w:val="ideographTraditional"/>
+      <w:lvlText w:val="%5、"/>
+      <w:lvlJc w:val="left"/>
+      <w:pPr>
+        <w:ind w:left="2400" w:hanging="480"/>
+      </w:pPr>
+    </w:lvl>
+    <w:lvl w:ilvl="5" w:tplc="0409001B" w:tentative="1">
+      <w:start w:val="1"/>
+      <w:numFmt w:val="lowerRoman"/>
+      <w:lvlText w:val="%6."/>
+      <w:lvlJc w:val="right"/>
+      <w:pPr>
+        <w:ind w:left="2880" w:hanging="480"/>
+      </w:pPr>
+    </w:lvl>
+    <w:lvl w:ilvl="6" w:tplc="0409000F" w:tentative="1">
+      <w:start w:val="1"/>
+      <w:numFmt w:val="decimal"/>
+      <w:lvlText w:val="%7."/>
+      <w:lvlJc w:val="left"/>
+      <w:pPr>
+        <w:ind w:left="3360" w:hanging="480"/>
+      </w:pPr>
+    </w:lvl>
+    <w:lvl w:ilvl="7" w:tplc="04090019" w:tentative="1">
+      <w:start w:val="1"/>
+      <w:numFmt w:val="ideographTraditional"/>
+      <w:lvlText w:val="%8、"/>
+      <w:lvlJc w:val="left"/>
+      <w:pPr>
+        <w:ind w:left="3840" w:hanging="480"/>
+      </w:pPr>
+    </w:lvl>
+    <w:lvl w:ilvl="8" w:tplc="0409001B" w:tentative="1">
+      <w:start w:val="1"/>
+      <w:numFmt w:val="lowerRoman"/>
+      <w:lvlText w:val="%9."/>
+      <w:lvlJc w:val="right"/>
+      <w:pPr>
+        <w:ind w:left="4320" w:hanging="480"/>
+      </w:pPr>
+    </w:lvl>
+  </w:abstractNum>
   <w:num w:numId="1" w16cid:durableId="1319572088">
-    <w:abstractNumId w:val="0"/>
+    <w:abstractNumId w:val="1"/>
     <w:lvlOverride w:ilvl="0">
       <w:startOverride w:val="1"/>
     </w:lvlOverride>
   </w:num>
   <w:num w:numId="2" w16cid:durableId="985013545">
-    <w:abstractNumId w:val="1"/>
+    <w:abstractNumId w:val="8"/>
   </w:num>
   <w:num w:numId="3" w16cid:durableId="478419860">
-    <w:abstractNumId w:val="1"/>
+    <w:abstractNumId w:val="8"/>
+  </w:num>
+  <w:num w:numId="4" w16cid:durableId="2112433221">
+    <w:abstractNumId w:val="0"/>
+  </w:num>
+  <w:num w:numId="5" w16cid:durableId="1135223428">
+    <w:abstractNumId w:val="7"/>
+  </w:num>
+  <w:num w:numId="6" w16cid:durableId="72094858">
+    <w:abstractNumId w:val="2"/>
+  </w:num>
+  <w:num w:numId="7" w16cid:durableId="595945423">
+    <w:abstractNumId w:val="5"/>
+  </w:num>
+  <w:num w:numId="8" w16cid:durableId="556167366">
+    <w:abstractNumId w:val="4"/>
+  </w:num>
+  <w:num w:numId="9" w16cid:durableId="654069770">
+    <w:abstractNumId w:val="9"/>
+  </w:num>
+  <w:num w:numId="10" w16cid:durableId="516817310">
+    <w:abstractNumId w:val="3"/>
+  </w:num>
+  <w:num w:numId="11" w16cid:durableId="615068125">
+    <w:abstractNumId w:val="6"/>
   </w:num>
 </w:numbering>
 </file>
@@ -3780,6 +7860,18 @@
       <w:szCs w:val="20"/>
     </w:rPr>
   </w:style>
+  <w:style w:type="character" w:styleId="UnresolvedMention">
+    <w:name w:val="Unresolved Mention"/>
+    <w:basedOn w:val="DefaultParagraphFont"/>
+    <w:uiPriority w:val="99"/>
+    <w:semiHidden/>
+    <w:unhideWhenUsed/>
+    <w:rsid w:val="00350C4A"/>
+    <w:rPr>
+      <w:color w:val="605E5C"/>
+      <w:shd w:val="clear" w:color="auto" w:fill="E1DFDD"/>
+    </w:rPr>
+  </w:style>
 </w:styles>
 </file>
 

--- a/downloads/legend_sheet.docx
+++ b/downloads/legend_sheet.docx
@@ -105,7 +105,31 @@
                 <w:sz w:val="28"/>
                 <w:szCs w:val="28"/>
               </w:rPr>
-              <w:t>指南與圖例卡</w:t>
+              <w:t>指南</w:t>
+            </w:r>
+            <w:proofErr w:type="gramStart"/>
+            <w:r>
+              <w:rPr>
+                <w:rFonts w:ascii="Microsoft JhengHei" w:eastAsia="Microsoft JhengHei" w:hAnsi="Microsoft JhengHei" w:cs="Microsoft JhengHei"/>
+                <w:b/>
+                <w:bCs/>
+                <w:color w:val="FFFFFF"/>
+                <w:sz w:val="28"/>
+                <w:szCs w:val="28"/>
+              </w:rPr>
+              <w:t>與</w:t>
+            </w:r>
+            <w:proofErr w:type="gramEnd"/>
+            <w:r>
+              <w:rPr>
+                <w:rFonts w:ascii="Microsoft JhengHei" w:eastAsia="Microsoft JhengHei" w:hAnsi="Microsoft JhengHei" w:cs="Microsoft JhengHei"/>
+                <w:b/>
+                <w:bCs/>
+                <w:color w:val="FFFFFF"/>
+                <w:sz w:val="28"/>
+                <w:szCs w:val="28"/>
+              </w:rPr>
+              <w:t>圖例卡</w:t>
             </w:r>
           </w:p>
         </w:tc>
@@ -393,6 +417,21 @@
           <w:szCs w:val="24"/>
         </w:rPr>
       </w:pPr>
+    </w:p>
+    <w:p>
+      <w:pPr>
+        <w:pStyle w:val="ListParagraph"/>
+        <w:numPr>
+          <w:ilvl w:val="0"/>
+          <w:numId w:val="7"/>
+        </w:numPr>
+        <w:ind w:rightChars="440" w:right="968"/>
+        <w:rPr>
+          <w:rFonts w:ascii="Aptos" w:eastAsia="Microsoft JhengHei" w:hAnsi="Aptos"/>
+          <w:sz w:val="24"/>
+          <w:szCs w:val="24"/>
+        </w:rPr>
+      </w:pPr>
       <w:r>
         <w:rPr>
           <w:rFonts w:ascii="Aptos" w:eastAsia="Microsoft JhengHei" w:hAnsi="Aptos" w:hint="eastAsia"/>
@@ -403,15 +442,15 @@
         <mc:AlternateContent>
           <mc:Choice Requires="wpg">
             <w:drawing>
-              <wp:anchor distT="0" distB="0" distL="114300" distR="114300" simplePos="0" relativeHeight="251675648" behindDoc="0" locked="0" layoutInCell="1" allowOverlap="1" wp14:anchorId="586256ED" wp14:editId="588D4F82">
+              <wp:anchor distT="0" distB="0" distL="114300" distR="114300" simplePos="0" relativeHeight="251675648" behindDoc="0" locked="0" layoutInCell="1" allowOverlap="1" wp14:anchorId="586256ED" wp14:editId="5890BED4">
                 <wp:simplePos x="0" y="0"/>
                 <wp:positionH relativeFrom="column">
-                  <wp:posOffset>4083050</wp:posOffset>
+                  <wp:posOffset>4187190</wp:posOffset>
                 </wp:positionH>
                 <wp:positionV relativeFrom="paragraph">
-                  <wp:posOffset>57785</wp:posOffset>
+                  <wp:posOffset>26553</wp:posOffset>
                 </wp:positionV>
-                <wp:extent cx="2496185" cy="2440940"/>
+                <wp:extent cx="2291080" cy="2275840"/>
                 <wp:effectExtent l="0" t="0" r="0" b="0"/>
                 <wp:wrapSquare wrapText="bothSides"/>
                 <wp:docPr id="1507067665" name="Group 13"/>
@@ -423,9 +462,9 @@
                       <wpg:grpSpPr>
                         <a:xfrm>
                           <a:off x="0" y="0"/>
-                          <a:ext cx="2496185" cy="2440940"/>
-                          <a:chOff x="0" y="0"/>
-                          <a:chExt cx="2496185" cy="2441050"/>
+                          <a:ext cx="2291080" cy="2275840"/>
+                          <a:chOff x="108578" y="252511"/>
+                          <a:chExt cx="2291470" cy="2276707"/>
                         </a:xfrm>
                       </wpg:grpSpPr>
                       <pic:pic xmlns:pic="http://schemas.openxmlformats.org/drawingml/2006/picture">
@@ -435,23 +474,21 @@
                             <a:picLocks noChangeAspect="1"/>
                           </pic:cNvPicPr>
                         </pic:nvPicPr>
-                        <pic:blipFill rotWithShape="1">
-                          <a:blip r:embed="rId8" cstate="print">
+                        <pic:blipFill>
+                          <a:blip r:embed="rId8">
                             <a:extLst>
                               <a:ext uri="{28A0092B-C50C-407E-A947-70E740481C1C}">
                                 <a14:useLocalDpi xmlns:a14="http://schemas.microsoft.com/office/drawing/2010/main" val="0"/>
                               </a:ext>
                             </a:extLst>
                           </a:blip>
-                          <a:srcRect b="4757"/>
-                          <a:stretch>
-                            <a:fillRect/>
-                          </a:stretch>
+                          <a:srcRect t="2389" b="2389"/>
+                          <a:stretch/>
                         </pic:blipFill>
                         <pic:spPr bwMode="auto">
                           <a:xfrm>
-                            <a:off x="0" y="63610"/>
-                            <a:ext cx="2496185" cy="2377440"/>
+                            <a:off x="198335" y="252511"/>
+                            <a:ext cx="2099516" cy="1999639"/>
                           </a:xfrm>
                           <a:prstGeom prst="rect">
                             <a:avLst/>
@@ -472,8 +509,8 @@
                         <wps:cNvSpPr txBox="1"/>
                         <wps:spPr>
                           <a:xfrm>
-                            <a:off x="441435" y="0"/>
-                            <a:ext cx="1446450" cy="301625"/>
+                            <a:off x="108578" y="2227593"/>
+                            <a:ext cx="2291470" cy="301625"/>
                           </a:xfrm>
                           <a:prstGeom prst="rect">
                             <a:avLst/>
@@ -488,11 +525,25 @@
                             <w:p>
                               <w:pPr>
                                 <w:ind w:left="200"/>
+                                <w:jc w:val="center"/>
                                 <w:rPr>
-                                  <w:rFonts w:ascii="Aptos" w:eastAsia="Microsoft JhengHei" w:hAnsi="Aptos"/>
                                   <w:color w:val="F04E69"/>
                                 </w:rPr>
                               </w:pPr>
+                              <w:r>
+                                <w:rPr>
+                                  <w:rFonts w:eastAsia="DengXian"/>
+                                  <w:lang w:eastAsia="zh-CN"/>
+                                </w:rPr>
+                                <w:t>或</w:t>
+                              </w:r>
+                              <w:r>
+                                <w:rPr>
+                                  <w:rFonts w:eastAsia="DengXian" w:hint="eastAsia"/>
+                                  <w:lang w:eastAsia="zh-CN"/>
+                                </w:rPr>
+                                <w:t>使用：</w:t>
+                              </w:r>
                               <w:hyperlink r:id="rId9" w:tgtFrame="_blank" w:history="1">
                                 <w:r>
                                   <w:rPr>
@@ -500,7 +551,7 @@
                                     <w:rFonts w:ascii="Aptos" w:eastAsia="Microsoft JhengHei" w:hAnsi="Aptos"/>
                                     <w:color w:val="F04E69"/>
                                   </w:rPr>
-                                  <w:t>qr.link/fwkPK</w:t>
+                                  <w:t>qr.link/</w:t>
                                 </w:r>
                                 <w:r>
                                   <w:rPr>
@@ -508,7 +559,7 @@
                                     <w:rFonts w:ascii="Aptos" w:eastAsia="Microsoft JhengHei" w:hAnsi="Aptos"/>
                                     <w:color w:val="F04E69"/>
                                   </w:rPr>
-                                  <w:t>4</w:t>
+                                  <w:t>KCA</w:t>
                                 </w:r>
                                 <w:r>
                                   <w:rPr>
@@ -516,16 +567,9 @@
                                     <w:rFonts w:ascii="Aptos" w:eastAsia="Microsoft JhengHei" w:hAnsi="Aptos"/>
                                     <w:color w:val="F04E69"/>
                                   </w:rPr>
-                                  <w:t>4</w:t>
+                                  <w:t>6OT</w:t>
                                 </w:r>
                               </w:hyperlink>
-                            </w:p>
-                            <w:p>
-                              <w:pPr>
-                                <w:rPr>
-                                  <w:color w:val="F04E69"/>
-                                </w:rPr>
-                              </w:pPr>
                             </w:p>
                           </w:txbxContent>
                         </wps:txbx>
@@ -550,7 +594,7 @@
           </mc:Choice>
           <mc:Fallback>
             <w:pict>
-              <v:group w14:anchorId="586256ED" id="Group 13" o:spid="_x0000_s1026" style="position:absolute;margin-left:321.5pt;margin-top:4.55pt;width:196.55pt;height:192.2pt;z-index:251675648;mso-width-relative:margin;mso-height-relative:margin" coordsize="24961,24410" o:gfxdata="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">
+              <v:group w14:anchorId="586256ED" id="Group 13" o:spid="_x0000_s1026" style="position:absolute;left:0;text-align:left;margin-left:329.7pt;margin-top:2.1pt;width:180.4pt;height:179.2pt;z-index:251675648;mso-width-relative:margin;mso-height-relative:margin" coordorigin="1085,2525" coordsize="22914,22767" o:gfxdata="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">
                 <v:shapetype id="_x0000_t75" coordsize="21600,21600" o:spt="75" o:preferrelative="t" path="m@4@5l@4@11@9@11@9@5xe" filled="f" stroked="f">
                   <v:stroke joinstyle="miter"/>
                   <v:formulas>
@@ -570,24 +614,38 @@
                   <v:path o:extrusionok="f" gradientshapeok="t" o:connecttype="rect"/>
                   <o:lock v:ext="edit" aspectratio="t"/>
                 </v:shapetype>
-                <v:shape id="Picture 3" o:spid="_x0000_s1027" type="#_x0000_t75" style="position:absolute;top:636;width:24961;height:23774;visibility:visible;mso-wrap-style:square" o:gfxdata="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">
-                  <v:imagedata r:id="rId10" o:title="" cropbottom="3118f"/>
+                <v:shape id="Picture 3" o:spid="_x0000_s1027" type="#_x0000_t75" style="position:absolute;left:1983;top:2525;width:20995;height:19996;visibility:visible;mso-wrap-style:square" o:gfxdata="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">
+                  <v:imagedata r:id="rId10" o:title="" croptop="1566f" cropbottom="1566f"/>
                 </v:shape>
                 <v:shapetype id="_x0000_t202" coordsize="21600,21600" o:spt="202" path="m,l,21600r21600,l21600,xe">
                   <v:stroke joinstyle="miter"/>
                   <v:path gradientshapeok="t" o:connecttype="rect"/>
                 </v:shapetype>
-                <v:shape id="Text Box 7" o:spid="_x0000_s1028" type="#_x0000_t202" style="position:absolute;left:4414;width:14464;height:3016;visibility:visible;mso-wrap-style:square;v-text-anchor:top" o:gfxdata="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" filled="f" stroked="f" strokeweight=".5pt">
+                <v:shape id="Text Box 7" o:spid="_x0000_s1028" type="#_x0000_t202" style="position:absolute;left:1085;top:22275;width:22915;height:3017;visibility:visible;mso-wrap-style:square;v-text-anchor:top" o:gfxdata="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" filled="f" stroked="f" strokeweight=".5pt">
                   <v:textbox>
                     <w:txbxContent>
                       <w:p>
                         <w:pPr>
                           <w:ind w:left="200"/>
+                          <w:jc w:val="center"/>
                           <w:rPr>
-                            <w:rFonts w:ascii="Aptos" w:eastAsia="Microsoft JhengHei" w:hAnsi="Aptos"/>
                             <w:color w:val="F04E69"/>
                           </w:rPr>
                         </w:pPr>
+                        <w:r>
+                          <w:rPr>
+                            <w:rFonts w:eastAsia="DengXian"/>
+                            <w:lang w:eastAsia="zh-CN"/>
+                          </w:rPr>
+                          <w:t>或</w:t>
+                        </w:r>
+                        <w:r>
+                          <w:rPr>
+                            <w:rFonts w:eastAsia="DengXian" w:hint="eastAsia"/>
+                            <w:lang w:eastAsia="zh-CN"/>
+                          </w:rPr>
+                          <w:t>使用：</w:t>
+                        </w:r>
                         <w:hyperlink r:id="rId11" w:tgtFrame="_blank" w:history="1">
                           <w:r>
                             <w:rPr>
@@ -595,7 +653,7 @@
                               <w:rFonts w:ascii="Aptos" w:eastAsia="Microsoft JhengHei" w:hAnsi="Aptos"/>
                               <w:color w:val="F04E69"/>
                             </w:rPr>
-                            <w:t>qr.link/fwkPK</w:t>
+                            <w:t>qr.link/</w:t>
                           </w:r>
                           <w:r>
                             <w:rPr>
@@ -603,7 +661,7 @@
                               <w:rFonts w:ascii="Aptos" w:eastAsia="Microsoft JhengHei" w:hAnsi="Aptos"/>
                               <w:color w:val="F04E69"/>
                             </w:rPr>
-                            <w:t>4</w:t>
+                            <w:t>KCA</w:t>
                           </w:r>
                           <w:r>
                             <w:rPr>
@@ -611,16 +669,9 @@
                               <w:rFonts w:ascii="Aptos" w:eastAsia="Microsoft JhengHei" w:hAnsi="Aptos"/>
                               <w:color w:val="F04E69"/>
                             </w:rPr>
-                            <w:t>4</w:t>
+                            <w:t>6OT</w:t>
                           </w:r>
                         </w:hyperlink>
-                      </w:p>
-                      <w:p>
-                        <w:pPr>
-                          <w:rPr>
-                            <w:color w:val="F04E69"/>
-                          </w:rPr>
-                        </w:pPr>
                       </w:p>
                     </w:txbxContent>
                   </v:textbox>
@@ -631,21 +682,6 @@
           </mc:Fallback>
         </mc:AlternateContent>
       </w:r>
-    </w:p>
-    <w:p>
-      <w:pPr>
-        <w:pStyle w:val="ListParagraph"/>
-        <w:numPr>
-          <w:ilvl w:val="0"/>
-          <w:numId w:val="7"/>
-        </w:numPr>
-        <w:ind w:rightChars="440" w:right="968"/>
-        <w:rPr>
-          <w:rFonts w:ascii="Aptos" w:eastAsia="Microsoft JhengHei" w:hAnsi="Aptos"/>
-          <w:sz w:val="24"/>
-          <w:szCs w:val="24"/>
-        </w:rPr>
-      </w:pPr>
       <w:r>
         <w:rPr>
           <w:rFonts w:ascii="Aptos" w:eastAsia="Microsoft JhengHei" w:hAnsi="Aptos" w:hint="eastAsia"/>
@@ -679,7 +715,39 @@
           <w:sz w:val="24"/>
           <w:szCs w:val="24"/>
         </w:rPr>
-        <w:t>（或使用網址進入）</w:t>
+        <w:t>（或使用</w:t>
+      </w:r>
+      <w:r>
+        <w:rPr>
+          <w:rFonts w:ascii="DengXian" w:eastAsia="DengXian" w:hAnsi="DengXian" w:hint="eastAsia"/>
+          <w:sz w:val="24"/>
+          <w:szCs w:val="24"/>
+        </w:rPr>
+        <w:t>二維碼</w:t>
+      </w:r>
+      <w:r>
+        <w:rPr>
+          <w:rFonts w:ascii="DengXian" w:eastAsia="DengXian" w:hAnsi="DengXian" w:hint="eastAsia"/>
+          <w:sz w:val="24"/>
+          <w:szCs w:val="24"/>
+        </w:rPr>
+        <w:t>下</w:t>
+      </w:r>
+      <w:r>
+        <w:rPr>
+          <w:rFonts w:ascii="DengXian" w:eastAsia="DengXian" w:hAnsi="DengXian" w:hint="eastAsia"/>
+          <w:sz w:val="24"/>
+          <w:szCs w:val="24"/>
+        </w:rPr>
+        <w:t>的</w:t>
+      </w:r>
+      <w:r>
+        <w:rPr>
+          <w:rFonts w:ascii="DengXian" w:eastAsia="DengXian" w:hAnsi="DengXian" w:hint="eastAsia"/>
+          <w:sz w:val="24"/>
+          <w:szCs w:val="24"/>
+        </w:rPr>
+        <w:t>網址進入）</w:t>
       </w:r>
     </w:p>
     <w:p>
@@ -7655,7 +7723,6 @@
   <w:style w:type="character" w:default="1" w:styleId="DefaultParagraphFont">
     <w:name w:val="Default Paragraph Font"/>
     <w:uiPriority w:val="1"/>
-    <w:semiHidden/>
     <w:unhideWhenUsed/>
   </w:style>
   <w:style w:type="table" w:default="1" w:styleId="TableNormal">
